--- a/Informe Final PEF.docx
+++ b/Informe Final PEF.docx
@@ -652,37 +652,14 @@
           <w:bCs/>
           <w:color w:val="000000"/>
         </w:rPr>
-        <w:t>app.ml (Inteligencia Artificial y Análisis de Datos):</w:t>
-      </w:r>
-      <w:r>
-        <w:rPr>
-          <w:rFonts w:ascii="Arial" w:eastAsia="Arial" w:hAnsi="Arial" w:cs="Arial"/>
-          <w:color w:val="000000"/>
-        </w:rPr>
-        <w:t xml:space="preserve"> Contiene el motor de recomendaciones inteligente (TravelRecommender), los mecanismos de ingestión y preprocesamiento de datos (DataLoader) y la lóg</w:t>
-      </w:r>
-      <w:r>
-        <w:rPr>
-          <w:rFonts w:ascii="Arial" w:eastAsia="Arial" w:hAnsi="Arial" w:cs="Arial"/>
-          <w:color w:val="000000"/>
-        </w:rPr>
-        <w:t>ica asociada al aprendizaje en línea (</w:t>
-      </w:r>
-      <w:r>
-        <w:rPr>
-          <w:rFonts w:ascii="Arial" w:eastAsia="Arial" w:hAnsi="Arial" w:cs="Arial"/>
-          <w:i/>
-          <w:iCs/>
-          <w:color w:val="000000"/>
-        </w:rPr>
-        <w:t>Online Learning</w:t>
-      </w:r>
-      <w:r>
-        <w:rPr>
-          <w:rFonts w:ascii="Arial" w:eastAsia="Arial" w:hAnsi="Arial" w:cs="Arial"/>
-          <w:color w:val="000000"/>
-        </w:rPr>
-        <w:t>), permitiendo al sistema adaptarse dinámicamente a las preferencias del usuario.</w:t>
+        <w:t xml:space="preserve">app.ai (Inteligencia Artificial):</w:t>
+      </w:r>
+      <w:r>
+        <w:rPr>
+          <w:rFonts w:ascii="Arial" w:eastAsia="Arial" w:hAnsi="Arial" w:cs="Arial"/>
+          <w:color w:val="000000"/>
+        </w:rPr>
+        <w:t xml:space="preserve"> Integra el modelo de lenguaje Google Gemini para generar recomendaciones de lugares a visitar en cada ciudad del itinerario. Mantiene un cliente único, reutiliza respuestas ya obtenidas y degrada de forma controlada ante fallos, de modo que la ausencia de la IA no afecta al resto del sistema.</w:t>
       </w:r>
     </w:p>
     <w:p>
@@ -973,21 +950,14 @@
           <w:bCs/>
           <w:color w:val="000000"/>
         </w:rPr>
-        <w:t>Ciencia de Datos:</w:t>
-      </w:r>
-      <w:r>
-        <w:rPr>
-          <w:rFonts w:ascii="Arial" w:eastAsia="Arial" w:hAnsi="Arial" w:cs="Arial"/>
-          <w:color w:val="000000"/>
-        </w:rPr>
-        <w:t xml:space="preserve"> Scikit-learn (Algoritmos KNN y TF-IDF para el motor de recomendaciones), Pandas (Manipulación eficiente de es</w:t>
-      </w:r>
-      <w:r>
-        <w:rPr>
-          <w:rFonts w:ascii="Arial" w:eastAsia="Arial" w:hAnsi="Arial" w:cs="Arial"/>
-          <w:color w:val="000000"/>
-        </w:rPr>
-        <w:t>tructuras de datos), NumPy (Cálculo numérico optimizado).</w:t>
+        <w:t xml:space="preserve">Inteligencia Artificial y Visualización:</w:t>
+      </w:r>
+      <w:r>
+        <w:rPr>
+          <w:rFonts w:ascii="Arial" w:eastAsia="Arial" w:hAnsi="Arial" w:cs="Arial"/>
+          <w:color w:val="000000"/>
+        </w:rPr>
+        <w:t xml:space="preserve"> Google Gemini mediante el SDK oficial google-genai (modelo gemini-2.5-flash-lite) para las recomendaciones; Pandas y Altair para las tablas y gráficos de resultados en la interfaz.</w:t>
       </w:r>
     </w:p>
     <w:p>
@@ -1108,6 +1078,654 @@
           <w:szCs w:val="26"/>
         </w:rPr>
       </w:pPr>
+      <w:r>
+        <w:rPr>
+          <w:rFonts w:ascii="Arial" w:eastAsia="Arial" w:hAnsi="Arial" w:cs="Arial"/>
+          <w:color w:val="000000"/>
+          <w:sz w:val="26"/>
+          <w:szCs w:val="26"/>
+        </w:rPr>
+        <w:t xml:space="preserve">4.1. Planteo del Problema: Camino Mínimo frente a Orden de Visita</w:t>
+      </w:r>
+    </w:p>
+    <w:p>
+      <w:pPr>
+        <w:spacing w:before="240" w:after="240" w:line="240" w:lineRule="auto"/>
+        <w:rPr>
+          <w:rFonts w:ascii="Arial" w:eastAsia="Arial" w:hAnsi="Arial" w:cs="Arial"/>
+          <w:color w:val="000000"/>
+        </w:rPr>
+      </w:pPr>
+      <w:r>
+        <w:rPr>
+          <w:rFonts w:ascii="Arial" w:eastAsia="Arial" w:hAnsi="Arial" w:cs="Arial"/>
+          <w:color w:val="000000"/>
+        </w:rPr>
+        <w:t xml:space="preserve">Antes de describir cada algoritmo conviene distinguir las dos preguntas que el planificador debe responder, ya que, aunque en apariencia similares, constituyen problemas computacionales de naturaleza muy distinta:</w:t>
+      </w:r>
+    </w:p>
+    <w:p>
+      <w:pPr>
+        <w:numPr>
+          <w:ilvl w:val="0"/>
+          <w:numId w:val="2"/>
+        </w:numPr>
+        <w:spacing w:before="240" w:line="240" w:lineRule="auto"/>
+        <w:rPr>
+          <w:color w:val="000000"/>
+        </w:rPr>
+      </w:pPr>
+      <w:r>
+        <w:rPr>
+          <w:rFonts w:ascii="Arial" w:eastAsia="Arial" w:hAnsi="Arial" w:cs="Arial"/>
+          <w:b/>
+          <w:bCs/>
+          <w:color w:val="000000"/>
+        </w:rPr>
+        <w:t xml:space="preserve">Camino mínimo entre dos ciudades:</w:t>
+      </w:r>
+      <w:r>
+        <w:rPr>
+          <w:rFonts w:ascii="Arial" w:eastAsia="Arial" w:hAnsi="Arial" w:cs="Arial"/>
+          <w:color w:val="000000"/>
+        </w:rPr>
+        <w:t xml:space="preserve"> dado un origen y un destino (por ejemplo, Madrid → Roma), determinar la ruta de menor costo o tiempo. Se resuelve de forma exacta y eficiente mediante el algoritmo de Dijkstra, con complejidad O((V + E) log V).</w:t>
+      </w:r>
+    </w:p>
+    <w:p>
+      <w:pPr>
+        <w:numPr>
+          <w:ilvl w:val="0"/>
+          <w:numId w:val="2"/>
+        </w:numPr>
+        <w:spacing w:before="0" w:after="240" w:line="240" w:lineRule="auto"/>
+        <w:rPr>
+          <w:color w:val="000000"/>
+        </w:rPr>
+      </w:pPr>
+      <w:r>
+        <w:rPr>
+          <w:rFonts w:ascii="Arial" w:eastAsia="Arial" w:hAnsi="Arial" w:cs="Arial"/>
+          <w:b/>
+          <w:bCs/>
+          <w:color w:val="000000"/>
+        </w:rPr>
+        <w:t xml:space="preserve">Orden de visita de un itinerario multidestino:</w:t>
+      </w:r>
+      <w:r>
+        <w:rPr>
+          <w:rFonts w:ascii="Arial" w:eastAsia="Arial" w:hAnsi="Arial" w:cs="Arial"/>
+          <w:color w:val="000000"/>
+        </w:rPr>
+        <w:t xml:space="preserve"> dado un conjunto de ciudades que el usuario desea recorrer (por ejemplo, Madrid, París, Roma y Berlín), determinar en qué orden visitarlas para minimizar el costo total. Corresponde al Problema del Viajante (TSP), solicitado explícitamente por el enunciado como «programación dinámica estilo viajante».</w:t>
+      </w:r>
+    </w:p>
+    <w:p>
+      <w:pPr>
+        <w:spacing w:before="240" w:after="240" w:line="240" w:lineRule="auto"/>
+        <w:rPr>
+          <w:rFonts w:ascii="Arial" w:eastAsia="Arial" w:hAnsi="Arial" w:cs="Arial"/>
+          <w:color w:val="000000"/>
+        </w:rPr>
+      </w:pPr>
+      <w:r>
+        <w:rPr>
+          <w:rFonts w:ascii="Arial" w:eastAsia="Arial" w:hAnsi="Arial" w:cs="Arial"/>
+          <w:color w:val="000000"/>
+        </w:rPr>
+        <w:t xml:space="preserve">La diferencia resulta determinante porque la cantidad de órdenes posibles crece de forma factorial: fijada la ciudad de partida, un itinerario de n ciudades admite (n − 1)! recorridos distintos.</w:t>
+      </w:r>
+    </w:p>
+    <w:tbl>
+      <w:tblPr>
+        <w:tblW w:w="6000" w:type="dxa"/>
+        <w:jc w:val="center"/>
+        <w:tblBorders>
+          <w:top w:val="single" w:sz="4" w:space="0" w:color="808080"/>
+          <w:left w:val="single" w:sz="4" w:space="0" w:color="808080"/>
+          <w:bottom w:val="single" w:sz="4" w:space="0" w:color="808080"/>
+          <w:right w:val="single" w:sz="4" w:space="0" w:color="808080"/>
+          <w:insideH w:val="single" w:sz="4" w:space="0" w:color="808080"/>
+          <w:insideV w:val="single" w:sz="4" w:space="0" w:color="808080"/>
+        </w:tblBorders>
+        <w:tblCellMar>
+          <w:top w:w="60" w:type="dxa"/>
+          <w:left w:w="100" w:type="dxa"/>
+          <w:bottom w:w="60" w:type="dxa"/>
+          <w:right w:w="100" w:type="dxa"/>
+        </w:tblCellMar>
+      </w:tblPr>
+      <w:tblGrid>
+        <w:gridCol w:w="3000"/>
+        <w:gridCol w:w="3000"/>
+      </w:tblGrid>
+      <w:tr>
+        <w:trPr>
+          <w:tblHeader/>
+        </w:trPr>
+        <w:tc>
+          <w:tcPr>
+            <w:tcW w:w="3000" w:type="dxa"/>
+            <w:shd w:val="clear" w:color="auto" w:fill="D9D9D9"/>
+          </w:tcPr>
+          <w:p>
+            <w:pPr>
+              <w:spacing w:before="0" w:after="0" w:line="240" w:lineRule="auto"/>
+            </w:pPr>
+            <w:r>
+              <w:rPr>
+                <w:rFonts w:ascii="Arial" w:eastAsia="Arial" w:hAnsi="Arial" w:cs="Arial"/>
+                <w:b/>
+                <w:bCs/>
+                <w:color w:val="000000"/>
+                <w:sz w:val="20"/>
+                <w:szCs w:val="20"/>
+              </w:rPr>
+              <w:t xml:space="preserve">Cantidad de ciudades</w:t>
+            </w:r>
+          </w:p>
+        </w:tc>
+        <w:tc>
+          <w:tcPr>
+            <w:tcW w:w="3000" w:type="dxa"/>
+            <w:shd w:val="clear" w:color="auto" w:fill="D9D9D9"/>
+          </w:tcPr>
+          <w:p>
+            <w:pPr>
+              <w:spacing w:before="0" w:after="0" w:line="240" w:lineRule="auto"/>
+            </w:pPr>
+            <w:r>
+              <w:rPr>
+                <w:rFonts w:ascii="Arial" w:eastAsia="Arial" w:hAnsi="Arial" w:cs="Arial"/>
+                <w:b/>
+                <w:bCs/>
+                <w:color w:val="000000"/>
+                <w:sz w:val="20"/>
+                <w:szCs w:val="20"/>
+              </w:rPr>
+              <w:t xml:space="preserve">Órdenes posibles</w:t>
+            </w:r>
+          </w:p>
+        </w:tc>
+      </w:tr>
+      <w:tr>
+        <w:tc>
+          <w:tcPr>
+            <w:tcW w:w="3000" w:type="dxa"/>
+          </w:tcPr>
+          <w:p>
+            <w:pPr>
+              <w:spacing w:before="0" w:after="0" w:line="240" w:lineRule="auto"/>
+            </w:pPr>
+            <w:r>
+              <w:rPr>
+                <w:rFonts w:ascii="Arial" w:eastAsia="Arial" w:hAnsi="Arial" w:cs="Arial"/>
+                <w:color w:val="000000"/>
+                <w:sz w:val="20"/>
+                <w:szCs w:val="20"/>
+              </w:rPr>
+              <w:t xml:space="preserve">4</w:t>
+            </w:r>
+          </w:p>
+        </w:tc>
+        <w:tc>
+          <w:tcPr>
+            <w:tcW w:w="3000" w:type="dxa"/>
+          </w:tcPr>
+          <w:p>
+            <w:pPr>
+              <w:spacing w:before="0" w:after="0" w:line="240" w:lineRule="auto"/>
+            </w:pPr>
+            <w:r>
+              <w:rPr>
+                <w:rFonts w:ascii="Arial" w:eastAsia="Arial" w:hAnsi="Arial" w:cs="Arial"/>
+                <w:color w:val="000000"/>
+                <w:sz w:val="20"/>
+                <w:szCs w:val="20"/>
+              </w:rPr>
+              <w:t xml:space="preserve">6</w:t>
+            </w:r>
+          </w:p>
+        </w:tc>
+      </w:tr>
+      <w:tr>
+        <w:tc>
+          <w:tcPr>
+            <w:tcW w:w="3000" w:type="dxa"/>
+          </w:tcPr>
+          <w:p>
+            <w:pPr>
+              <w:spacing w:before="0" w:after="0" w:line="240" w:lineRule="auto"/>
+            </w:pPr>
+            <w:r>
+              <w:rPr>
+                <w:rFonts w:ascii="Arial" w:eastAsia="Arial" w:hAnsi="Arial" w:cs="Arial"/>
+                <w:color w:val="000000"/>
+                <w:sz w:val="20"/>
+                <w:szCs w:val="20"/>
+              </w:rPr>
+              <w:t xml:space="preserve">8</w:t>
+            </w:r>
+          </w:p>
+        </w:tc>
+        <w:tc>
+          <w:tcPr>
+            <w:tcW w:w="3000" w:type="dxa"/>
+          </w:tcPr>
+          <w:p>
+            <w:pPr>
+              <w:spacing w:before="0" w:after="0" w:line="240" w:lineRule="auto"/>
+            </w:pPr>
+            <w:r>
+              <w:rPr>
+                <w:rFonts w:ascii="Arial" w:eastAsia="Arial" w:hAnsi="Arial" w:cs="Arial"/>
+                <w:color w:val="000000"/>
+                <w:sz w:val="20"/>
+                <w:szCs w:val="20"/>
+              </w:rPr>
+              <w:t xml:space="preserve">5.040</w:t>
+            </w:r>
+          </w:p>
+        </w:tc>
+      </w:tr>
+      <w:tr>
+        <w:tc>
+          <w:tcPr>
+            <w:tcW w:w="3000" w:type="dxa"/>
+          </w:tcPr>
+          <w:p>
+            <w:pPr>
+              <w:spacing w:before="0" w:after="0" w:line="240" w:lineRule="auto"/>
+            </w:pPr>
+            <w:r>
+              <w:rPr>
+                <w:rFonts w:ascii="Arial" w:eastAsia="Arial" w:hAnsi="Arial" w:cs="Arial"/>
+                <w:color w:val="000000"/>
+                <w:sz w:val="20"/>
+                <w:szCs w:val="20"/>
+              </w:rPr>
+              <w:t xml:space="preserve">12</w:t>
+            </w:r>
+          </w:p>
+        </w:tc>
+        <w:tc>
+          <w:tcPr>
+            <w:tcW w:w="3000" w:type="dxa"/>
+          </w:tcPr>
+          <w:p>
+            <w:pPr>
+              <w:spacing w:before="0" w:after="0" w:line="240" w:lineRule="auto"/>
+            </w:pPr>
+            <w:r>
+              <w:rPr>
+                <w:rFonts w:ascii="Arial" w:eastAsia="Arial" w:hAnsi="Arial" w:cs="Arial"/>
+                <w:color w:val="000000"/>
+                <w:sz w:val="20"/>
+                <w:szCs w:val="20"/>
+              </w:rPr>
+              <w:t xml:space="preserve">≈ 40 millones</w:t>
+            </w:r>
+          </w:p>
+        </w:tc>
+      </w:tr>
+      <w:tr>
+        <w:tc>
+          <w:tcPr>
+            <w:tcW w:w="3000" w:type="dxa"/>
+          </w:tcPr>
+          <w:p>
+            <w:pPr>
+              <w:spacing w:before="0" w:after="0" w:line="240" w:lineRule="auto"/>
+            </w:pPr>
+            <w:r>
+              <w:rPr>
+                <w:rFonts w:ascii="Arial" w:eastAsia="Arial" w:hAnsi="Arial" w:cs="Arial"/>
+                <w:color w:val="000000"/>
+                <w:sz w:val="20"/>
+                <w:szCs w:val="20"/>
+              </w:rPr>
+              <w:t xml:space="preserve">20</w:t>
+            </w:r>
+          </w:p>
+        </w:tc>
+        <w:tc>
+          <w:tcPr>
+            <w:tcW w:w="3000" w:type="dxa"/>
+          </w:tcPr>
+          <w:p>
+            <w:pPr>
+              <w:spacing w:before="0" w:after="0" w:line="240" w:lineRule="auto"/>
+            </w:pPr>
+            <w:r>
+              <w:rPr>
+                <w:rFonts w:ascii="Arial" w:eastAsia="Arial" w:hAnsi="Arial" w:cs="Arial"/>
+                <w:color w:val="000000"/>
+                <w:sz w:val="20"/>
+                <w:szCs w:val="20"/>
+              </w:rPr>
+              <w:t xml:space="preserve">≈ 1,2 × 10¹⁷</w:t>
+            </w:r>
+          </w:p>
+        </w:tc>
+      </w:tr>
+    </w:tbl>
+    <w:p>
+      <w:pPr>
+        <w:spacing w:before="240" w:after="240" w:line="240" w:lineRule="auto"/>
+        <w:rPr>
+          <w:rFonts w:ascii="Arial" w:eastAsia="Arial" w:hAnsi="Arial" w:cs="Arial"/>
+          <w:color w:val="000000"/>
+        </w:rPr>
+      </w:pPr>
+      <w:r>
+        <w:rPr>
+          <w:rFonts w:ascii="Arial" w:eastAsia="Arial" w:hAnsi="Arial" w:cs="Arial"/>
+          <w:color w:val="000000"/>
+        </w:rPr>
+        <w:t xml:space="preserve">En consecuencia, el sistema emplea tres algoritmos, seleccionados según la cantidad de ciudades del itinerario:</w:t>
+      </w:r>
+    </w:p>
+    <w:tbl>
+      <w:tblPr>
+        <w:tblW w:w="9360" w:type="dxa"/>
+        <w:jc w:val="center"/>
+        <w:tblBorders>
+          <w:top w:val="single" w:sz="4" w:space="0" w:color="808080"/>
+          <w:left w:val="single" w:sz="4" w:space="0" w:color="808080"/>
+          <w:bottom w:val="single" w:sz="4" w:space="0" w:color="808080"/>
+          <w:right w:val="single" w:sz="4" w:space="0" w:color="808080"/>
+          <w:insideH w:val="single" w:sz="4" w:space="0" w:color="808080"/>
+          <w:insideV w:val="single" w:sz="4" w:space="0" w:color="808080"/>
+        </w:tblBorders>
+        <w:tblCellMar>
+          <w:top w:w="60" w:type="dxa"/>
+          <w:left w:w="100" w:type="dxa"/>
+          <w:bottom w:w="60" w:type="dxa"/>
+          <w:right w:w="100" w:type="dxa"/>
+        </w:tblCellMar>
+      </w:tblPr>
+      <w:tblGrid>
+        <w:gridCol w:w="1900"/>
+        <w:gridCol w:w="2400"/>
+        <w:gridCol w:w="5060"/>
+      </w:tblGrid>
+      <w:tr>
+        <w:trPr>
+          <w:tblHeader/>
+        </w:trPr>
+        <w:tc>
+          <w:tcPr>
+            <w:tcW w:w="1900" w:type="dxa"/>
+            <w:shd w:val="clear" w:color="auto" w:fill="D9D9D9"/>
+          </w:tcPr>
+          <w:p>
+            <w:pPr>
+              <w:spacing w:before="0" w:after="0" w:line="240" w:lineRule="auto"/>
+            </w:pPr>
+            <w:r>
+              <w:rPr>
+                <w:rFonts w:ascii="Arial" w:eastAsia="Arial" w:hAnsi="Arial" w:cs="Arial"/>
+                <w:b/>
+                <w:bCs/>
+                <w:color w:val="000000"/>
+                <w:sz w:val="20"/>
+                <w:szCs w:val="20"/>
+              </w:rPr>
+              <w:t xml:space="preserve">Cantidad de ciudades</w:t>
+            </w:r>
+          </w:p>
+        </w:tc>
+        <w:tc>
+          <w:tcPr>
+            <w:tcW w:w="2400" w:type="dxa"/>
+            <w:shd w:val="clear" w:color="auto" w:fill="D9D9D9"/>
+          </w:tcPr>
+          <w:p>
+            <w:pPr>
+              <w:spacing w:before="0" w:after="0" w:line="240" w:lineRule="auto"/>
+            </w:pPr>
+            <w:r>
+              <w:rPr>
+                <w:rFonts w:ascii="Arial" w:eastAsia="Arial" w:hAnsi="Arial" w:cs="Arial"/>
+                <w:b/>
+                <w:bCs/>
+                <w:color w:val="000000"/>
+                <w:sz w:val="20"/>
+                <w:szCs w:val="20"/>
+              </w:rPr>
+              <w:t xml:space="preserve">Algoritmo</w:t>
+            </w:r>
+          </w:p>
+        </w:tc>
+        <w:tc>
+          <w:tcPr>
+            <w:tcW w:w="5060" w:type="dxa"/>
+            <w:shd w:val="clear" w:color="auto" w:fill="D9D9D9"/>
+          </w:tcPr>
+          <w:p>
+            <w:pPr>
+              <w:spacing w:before="0" w:after="0" w:line="240" w:lineRule="auto"/>
+            </w:pPr>
+            <w:r>
+              <w:rPr>
+                <w:rFonts w:ascii="Arial" w:eastAsia="Arial" w:hAnsi="Arial" w:cs="Arial"/>
+                <w:b/>
+                <w:bCs/>
+                <w:color w:val="000000"/>
+                <w:sz w:val="20"/>
+                <w:szCs w:val="20"/>
+              </w:rPr>
+              <w:t xml:space="preserve">Justificación</w:t>
+            </w:r>
+          </w:p>
+        </w:tc>
+      </w:tr>
+      <w:tr>
+        <w:tc>
+          <w:tcPr>
+            <w:tcW w:w="1900" w:type="dxa"/>
+          </w:tcPr>
+          <w:p>
+            <w:pPr>
+              <w:spacing w:before="0" w:after="0" w:line="240" w:lineRule="auto"/>
+            </w:pPr>
+            <w:r>
+              <w:rPr>
+                <w:rFonts w:ascii="Arial" w:eastAsia="Arial" w:hAnsi="Arial" w:cs="Arial"/>
+                <w:color w:val="000000"/>
+                <w:sz w:val="20"/>
+                <w:szCs w:val="20"/>
+              </w:rPr>
+              <w:t xml:space="preserve">2</w:t>
+            </w:r>
+          </w:p>
+        </w:tc>
+        <w:tc>
+          <w:tcPr>
+            <w:tcW w:w="2400" w:type="dxa"/>
+          </w:tcPr>
+          <w:p>
+            <w:pPr>
+              <w:spacing w:before="0" w:after="0" w:line="240" w:lineRule="auto"/>
+            </w:pPr>
+            <w:r>
+              <w:rPr>
+                <w:rFonts w:ascii="Arial" w:eastAsia="Arial" w:hAnsi="Arial" w:cs="Arial"/>
+                <w:color w:val="000000"/>
+                <w:sz w:val="20"/>
+                <w:szCs w:val="20"/>
+              </w:rPr>
+              <w:t xml:space="preserve">Dijkstra (sección 4.2)</w:t>
+            </w:r>
+          </w:p>
+        </w:tc>
+        <w:tc>
+          <w:tcPr>
+            <w:tcW w:w="5060" w:type="dxa"/>
+          </w:tcPr>
+          <w:p>
+            <w:pPr>
+              <w:spacing w:before="0" w:after="0" w:line="240" w:lineRule="auto"/>
+            </w:pPr>
+            <w:r>
+              <w:rPr>
+                <w:rFonts w:ascii="Arial" w:eastAsia="Arial" w:hAnsi="Arial" w:cs="Arial"/>
+                <w:color w:val="000000"/>
+                <w:sz w:val="20"/>
+                <w:szCs w:val="20"/>
+              </w:rPr>
+              <w:t xml:space="preserve">Se trata de un camino mínimo; no existe un orden que optimizar.</w:t>
+            </w:r>
+          </w:p>
+        </w:tc>
+      </w:tr>
+      <w:tr>
+        <w:tc>
+          <w:tcPr>
+            <w:tcW w:w="1900" w:type="dxa"/>
+          </w:tcPr>
+          <w:p>
+            <w:pPr>
+              <w:spacing w:before="0" w:after="0" w:line="240" w:lineRule="auto"/>
+            </w:pPr>
+            <w:r>
+              <w:rPr>
+                <w:rFonts w:ascii="Arial" w:eastAsia="Arial" w:hAnsi="Arial" w:cs="Arial"/>
+                <w:color w:val="000000"/>
+                <w:sz w:val="20"/>
+                <w:szCs w:val="20"/>
+              </w:rPr>
+              <w:t xml:space="preserve">3 a 12</w:t>
+            </w:r>
+          </w:p>
+        </w:tc>
+        <w:tc>
+          <w:tcPr>
+            <w:tcW w:w="2400" w:type="dxa"/>
+          </w:tcPr>
+          <w:p>
+            <w:pPr>
+              <w:spacing w:before="0" w:after="0" w:line="240" w:lineRule="auto"/>
+            </w:pPr>
+            <w:r>
+              <w:rPr>
+                <w:rFonts w:ascii="Arial" w:eastAsia="Arial" w:hAnsi="Arial" w:cs="Arial"/>
+                <w:color w:val="000000"/>
+                <w:sz w:val="20"/>
+                <w:szCs w:val="20"/>
+              </w:rPr>
+              <w:t xml:space="preserve">Held-Karp (sección 4.3)</w:t>
+            </w:r>
+          </w:p>
+        </w:tc>
+        <w:tc>
+          <w:tcPr>
+            <w:tcW w:w="5060" w:type="dxa"/>
+          </w:tcPr>
+          <w:p>
+            <w:pPr>
+              <w:spacing w:before="0" w:after="0" w:line="240" w:lineRule="auto"/>
+            </w:pPr>
+            <w:r>
+              <w:rPr>
+                <w:rFonts w:ascii="Arial" w:eastAsia="Arial" w:hAnsi="Arial" w:cs="Arial"/>
+                <w:color w:val="000000"/>
+                <w:sz w:val="20"/>
+                <w:szCs w:val="20"/>
+              </w:rPr>
+              <w:t xml:space="preserve">Solución exacta. La programación dinámica evita enumerar todos los órdenes, aunque su costo crece como O(n² · 2ⁿ).</w:t>
+            </w:r>
+          </w:p>
+        </w:tc>
+      </w:tr>
+      <w:tr>
+        <w:tc>
+          <w:tcPr>
+            <w:tcW w:w="1900" w:type="dxa"/>
+          </w:tcPr>
+          <w:p>
+            <w:pPr>
+              <w:spacing w:before="0" w:after="0" w:line="240" w:lineRule="auto"/>
+            </w:pPr>
+            <w:r>
+              <w:rPr>
+                <w:rFonts w:ascii="Arial" w:eastAsia="Arial" w:hAnsi="Arial" w:cs="Arial"/>
+                <w:color w:val="000000"/>
+                <w:sz w:val="20"/>
+                <w:szCs w:val="20"/>
+              </w:rPr>
+              <w:t xml:space="preserve">13 o más</w:t>
+            </w:r>
+          </w:p>
+        </w:tc>
+        <w:tc>
+          <w:tcPr>
+            <w:tcW w:w="2400" w:type="dxa"/>
+          </w:tcPr>
+          <w:p>
+            <w:pPr>
+              <w:spacing w:before="0" w:after="0" w:line="240" w:lineRule="auto"/>
+            </w:pPr>
+            <w:r>
+              <w:rPr>
+                <w:rFonts w:ascii="Arial" w:eastAsia="Arial" w:hAnsi="Arial" w:cs="Arial"/>
+                <w:color w:val="000000"/>
+                <w:sz w:val="20"/>
+                <w:szCs w:val="20"/>
+              </w:rPr>
+              <w:t xml:space="preserve">Algoritmo genético (sección 4.4)</w:t>
+            </w:r>
+          </w:p>
+        </w:tc>
+        <w:tc>
+          <w:tcPr>
+            <w:tcW w:w="5060" w:type="dxa"/>
+          </w:tcPr>
+          <w:p>
+            <w:pPr>
+              <w:spacing w:before="0" w:after="0" w:line="240" w:lineRule="auto"/>
+            </w:pPr>
+            <w:r>
+              <w:rPr>
+                <w:rFonts w:ascii="Arial" w:eastAsia="Arial" w:hAnsi="Arial" w:cs="Arial"/>
+                <w:color w:val="000000"/>
+                <w:sz w:val="20"/>
+                <w:szCs w:val="20"/>
+              </w:rPr>
+              <w:t xml:space="preserve">Held-Karp deja de ser viable en tiempo interactivo. El genético obtiene una solución de alta calidad, sin garantía de optimalidad, en un tiempo acotado.</w:t>
+            </w:r>
+          </w:p>
+        </w:tc>
+      </w:tr>
+    </w:tbl>
+    <w:p>
+      <w:pPr>
+        <w:spacing w:before="240" w:after="240" w:line="240" w:lineRule="auto"/>
+        <w:rPr>
+          <w:rFonts w:ascii="Arial" w:eastAsia="Arial" w:hAnsi="Arial" w:cs="Arial"/>
+          <w:color w:val="000000"/>
+        </w:rPr>
+      </w:pPr>
+      <w:r>
+        <w:rPr>
+          <w:rFonts w:ascii="Arial" w:eastAsia="Arial" w:hAnsi="Arial" w:cs="Arial"/>
+          <w:color w:val="000000"/>
+        </w:rPr>
+        <w:t xml:space="preserve">En síntesis: Dijkstra determina cómo desplazarse de una ciudad a otra, mientras que el TSP determina en qué orden recorrer todas. El algoritmo genético se incorpora porque, a partir de cierto tamaño, calcular el orden exacto deja de ser factible en un tiempo razonable.</w:t>
+      </w:r>
+    </w:p>
+    <w:p>
+      <w:pPr>
+        <w:pStyle w:val="Ttulo3"/>
+        <w:spacing w:before="280" w:after="80"/>
+        <w:jc w:val="left"/>
+        <w:rPr>
+          <w:rFonts w:ascii="Arial" w:eastAsia="Arial" w:hAnsi="Arial" w:cs="Arial"/>
+          <w:color w:val="000000"/>
+          <w:sz w:val="26"/>
+          <w:szCs w:val="26"/>
+        </w:rPr>
+      </w:pPr>
       <w:bookmarkStart w:id="7" w:name="_by9sfe5s3rng" w:colFirst="0" w:colLast="0"/>
       <w:bookmarkEnd w:id="7"/>
       <w:r>
@@ -1117,7 +1735,7 @@
           <w:sz w:val="26"/>
           <w:szCs w:val="26"/>
         </w:rPr>
-        <w:t>4.1. Optimización de Rutas (Dijkstra)</w:t>
+        <w:t>4.2. Optimización de Rutas (Dijkstra)</w:t>
       </w:r>
     </w:p>
     <w:p>
@@ -1286,7 +1904,7 @@
           <w:sz w:val="26"/>
           <w:szCs w:val="26"/>
         </w:rPr>
-        <w:t>4.2. Optimización Multidestino (</w:t>
+        <w:t>4.3. Optimización Multidestino (</w:t>
       </w:r>
       <w:r>
         <w:rPr>
@@ -1472,85 +2090,14 @@
           <w:bCs/>
           <w:color w:val="000000"/>
         </w:rPr>
-        <w:t>Complejidad Computacional:</w:t>
-      </w:r>
-      <w:r>
-        <w:rPr>
-          <w:rFonts w:ascii="Arial" w:eastAsia="Arial" w:hAnsi="Arial" w:cs="Arial"/>
-          <w:color w:val="000000"/>
-        </w:rPr>
-        <w:t xml:space="preserve"> Se logró </w:t>
-      </w:r>
-      <w:r>
-        <w:rPr>
-          <w:rFonts w:ascii="Arial" w:eastAsia="Arial" w:hAnsi="Arial" w:cs="Arial"/>
-          <w:color w:val="000000"/>
-        </w:rPr>
-        <w:t>reducir la complejidad factorial $O(n!)$, propia de la fuerza bruta, a una complejidad exponencial de $O(n^2 \cdot 2^n)$, haciendo</w:t>
-      </w:r>
-      <w:r>
-        <w:rPr>
-          <w:rFonts w:ascii="Arial" w:eastAsia="Arial" w:hAnsi="Arial" w:cs="Arial"/>
-          <w:color w:val="000000"/>
-        </w:rPr>
-        <w:t xml:space="preserve"> </w:t>
-      </w:r>
-      <w:r>
-        <w:rPr>
-          <w:rFonts w:ascii="Arial" w:eastAsia="Arial" w:hAnsi="Arial" w:cs="Arial"/>
-          <w:color w:val="000000"/>
-        </w:rPr>
-        <w:t>viable la resolución exacta para instancias de hasta 20 ciudades.</w:t>
-      </w:r>
-    </w:p>
-    <w:p>
-      <w:pPr>
-        <w:pStyle w:val="Ttulo2"/>
-        <w:spacing w:before="360" w:after="80"/>
-        <w:rPr>
-          <w:rFonts w:ascii="Arial" w:eastAsia="Arial" w:hAnsi="Arial" w:cs="Arial"/>
-          <w:b/>
-          <w:bCs/>
-          <w:color w:val="000000"/>
-          <w:sz w:val="34"/>
-          <w:szCs w:val="34"/>
-        </w:rPr>
-      </w:pPr>
-      <w:bookmarkStart w:id="9" w:name="_johtedk29wvf" w:colFirst="0" w:colLast="0"/>
-      <w:bookmarkEnd w:id="9"/>
-      <w:r>
-        <w:rPr>
-          <w:rFonts w:ascii="Arial" w:eastAsia="Arial" w:hAnsi="Arial" w:cs="Arial"/>
-          <w:b/>
-          <w:bCs/>
-          <w:color w:val="000000"/>
-          <w:sz w:val="34"/>
-          <w:szCs w:val="34"/>
-        </w:rPr>
-        <w:t>5. Inteligencia Artificial y Aprendizaje Continuo</w:t>
-      </w:r>
-    </w:p>
-    <w:p>
-      <w:pPr>
-        <w:spacing w:before="240" w:after="240" w:line="240" w:lineRule="auto"/>
-        <w:rPr>
-          <w:rFonts w:ascii="Arial" w:eastAsia="Arial" w:hAnsi="Arial" w:cs="Arial"/>
-          <w:color w:val="000000"/>
-        </w:rPr>
-      </w:pPr>
-      <w:r>
-        <w:rPr>
-          <w:rFonts w:ascii="Arial" w:eastAsia="Arial" w:hAnsi="Arial" w:cs="Arial"/>
-          <w:color w:val="000000"/>
-        </w:rPr>
-        <w:t>El sistem</w:t>
-      </w:r>
-      <w:r>
-        <w:rPr>
-          <w:rFonts w:ascii="Arial" w:eastAsia="Arial" w:hAnsi="Arial" w:cs="Arial"/>
-          <w:color w:val="000000"/>
-        </w:rPr>
-        <w:t>a incorpora un motor de recomendaciones dinámico y adaptativo que evoluciona con el uso continuado por parte del usuario.</w:t>
+        <w:t xml:space="preserve">Complejidad Computacional:</w:t>
+      </w:r>
+      <w:r>
+        <w:rPr>
+          <w:rFonts w:ascii="Arial" w:eastAsia="Arial" w:hAnsi="Arial" w:cs="Arial"/>
+          <w:color w:val="000000"/>
+        </w:rPr>
+        <w:t xml:space="preserve"> Se logró reducir la complejidad factorial O(n!), propia de la fuerza bruta, a una complejidad exponencial de O(n² · 2ⁿ). En la práctica, esto permite resolver de forma exacta y en tiempo interactivo itinerarios de hasta 12 ciudades (aproximadamente 590.000 operaciones); por encima de ese umbral el sistema recurre al algoritmo genético descrito en la sección 4.4.</w:t>
       </w:r>
     </w:p>
     <w:p>
@@ -1565,8 +2112,6 @@
           <w:szCs w:val="26"/>
         </w:rPr>
       </w:pPr>
-      <w:bookmarkStart w:id="10" w:name="_vnrnerrri20o" w:colFirst="0" w:colLast="0"/>
-      <w:bookmarkEnd w:id="10"/>
       <w:r>
         <w:rPr>
           <w:rFonts w:ascii="Arial" w:eastAsia="Arial" w:hAnsi="Arial" w:cs="Arial"/>
@@ -1574,7 +2119,7 @@
           <w:sz w:val="26"/>
           <w:szCs w:val="26"/>
         </w:rPr>
-        <w:t>5.1. Sistema Híbrido de Recomendación</w:t>
+        <w:t xml:space="preserve">4.4. Optimización Multidestino a Gran Escala (Algoritmo Genético)</w:t>
       </w:r>
     </w:p>
     <w:p>
@@ -1590,21 +2135,14 @@
           <w:rFonts w:ascii="Arial" w:eastAsia="Arial" w:hAnsi="Arial" w:cs="Arial"/>
           <w:color w:val="000000"/>
         </w:rPr>
-        <w:t>Con el fin de maximizar la precisión de las sugerencias y mitigar el problema del "arranque en f</w:t>
-      </w:r>
-      <w:r>
-        <w:rPr>
-          <w:rFonts w:ascii="Arial" w:eastAsia="Arial" w:hAnsi="Arial" w:cs="Arial"/>
-          <w:color w:val="000000"/>
-        </w:rPr>
-        <w:t>río" (cold start) para usuarios nuevos, se combinaron tres estrategias complementarias:</w:t>
+        <w:t xml:space="preserve">Para itinerarios de más de 12 ciudades se implementó un algoritmo genético (clase GeneticTSP, módulo tsp_genetic.py), una metaheurística poblacional que resuelve el mismo problema del viajante sin la explosión exponencial de Held-Karp.</w:t>
       </w:r>
     </w:p>
     <w:p>
       <w:pPr>
         <w:numPr>
           <w:ilvl w:val="0"/>
-          <w:numId w:val="12"/>
+          <w:numId w:val="2"/>
         </w:numPr>
         <w:spacing w:before="240" w:line="240" w:lineRule="auto"/>
         <w:rPr>
@@ -1618,44 +2156,21 @@
           <w:bCs/>
           <w:color w:val="000000"/>
         </w:rPr>
-        <w:t>Filtro</w:t>
-      </w:r>
-      <w:r>
-        <w:rPr>
-          <w:rFonts w:ascii="Arial" w:eastAsia="Arial" w:hAnsi="Arial" w:cs="Arial"/>
-          <w:color w:val="000000"/>
-        </w:rPr>
-        <w:t xml:space="preserve"> Colaborativo (Basado</w:t>
-      </w:r>
-      <w:r>
-        <w:rPr>
-          <w:rFonts w:ascii="Arial" w:eastAsia="Arial" w:hAnsi="Arial" w:cs="Arial"/>
-          <w:b/>
-          <w:bCs/>
-          <w:color w:val="000000"/>
-        </w:rPr>
-        <w:t xml:space="preserve"> en el Usuario):</w:t>
-      </w:r>
-      <w:r>
-        <w:rPr>
-          <w:rFonts w:ascii="Arial" w:eastAsia="Arial" w:hAnsi="Arial" w:cs="Arial"/>
-          <w:color w:val="000000"/>
-        </w:rPr>
-        <w:t xml:space="preserve"> Emplea similitud de coseno sobre la matriz dispersa de calificaciones usuario-destino para identificar usuarios con patrones</w:t>
-      </w:r>
-      <w:r>
-        <w:rPr>
-          <w:rFonts w:ascii="Arial" w:eastAsia="Arial" w:hAnsi="Arial" w:cs="Arial"/>
-          <w:color w:val="000000"/>
-        </w:rPr>
-        <w:t xml:space="preserve"> de preferencias similares y recomendar ítems exitosos en vecindarios afines.</w:t>
+        <w:t xml:space="preserve">Codificación:</w:t>
+      </w:r>
+      <w:r>
+        <w:rPr>
+          <w:rFonts w:ascii="Arial" w:eastAsia="Arial" w:hAnsi="Arial" w:cs="Arial"/>
+          <w:color w:val="000000"/>
+        </w:rPr>
+        <w:t xml:space="preserve"> cada individuo (cromosoma) es una permutación de los índices de las ciudades; por ejemplo, [0, 3, 1, 2] representa el recorrido Madrid → Viena → Barcelona → Roma → Madrid. La aptitud (fitness) de un individuo es inversamente proporcional al costo total del recorrido.</w:t>
       </w:r>
     </w:p>
     <w:p>
       <w:pPr>
         <w:numPr>
           <w:ilvl w:val="0"/>
-          <w:numId w:val="12"/>
+          <w:numId w:val="2"/>
         </w:numPr>
         <w:spacing w:before="0" w:line="240" w:lineRule="auto"/>
         <w:rPr>
@@ -1669,37 +2184,105 @@
           <w:bCs/>
           <w:color w:val="000000"/>
         </w:rPr>
-        <w:t>Filtro</w:t>
-      </w:r>
-      <w:r>
-        <w:rPr>
-          <w:rFonts w:ascii="Arial" w:eastAsia="Arial" w:hAnsi="Arial" w:cs="Arial"/>
-          <w:color w:val="000000"/>
-        </w:rPr>
-        <w:t xml:space="preserve"> Basado en</w:t>
-      </w:r>
-      <w:r>
-        <w:rPr>
-          <w:rFonts w:ascii="Arial" w:eastAsia="Arial" w:hAnsi="Arial" w:cs="Arial"/>
-          <w:b/>
-          <w:bCs/>
-          <w:color w:val="000000"/>
-        </w:rPr>
-        <w:t xml:space="preserve"> Contenido (Content-Based):</w:t>
-      </w:r>
-      <w:r>
-        <w:rPr>
-          <w:rFonts w:ascii="Arial" w:eastAsia="Arial" w:hAnsi="Arial" w:cs="Arial"/>
-          <w:color w:val="000000"/>
-        </w:rPr>
-        <w:t xml:space="preserve"> Construye perfiles vectoriales de los ítems y de los usuarios, comparando el vector de preferencias explícitas del usuario con el vector de características latentes de los destinos.</w:t>
+        <w:t xml:space="preserve">Selección por torneo:</w:t>
+      </w:r>
+      <w:r>
+        <w:rPr>
+          <w:rFonts w:ascii="Arial" w:eastAsia="Arial" w:hAnsi="Arial" w:cs="Arial"/>
+          <w:color w:val="000000"/>
+        </w:rPr>
+        <w:t xml:space="preserve"> se eligen cinco individuos al azar y se conserva el de menor costo como progenitor, favoreciendo las buenas soluciones sin eliminar por completo la diversidad de la población.</w:t>
       </w:r>
     </w:p>
     <w:p>
       <w:pPr>
         <w:numPr>
           <w:ilvl w:val="0"/>
-          <w:numId w:val="12"/>
+          <w:numId w:val="2"/>
+        </w:numPr>
+        <w:spacing w:before="0" w:line="240" w:lineRule="auto"/>
+        <w:rPr>
+          <w:color w:val="000000"/>
+        </w:rPr>
+      </w:pPr>
+      <w:r>
+        <w:rPr>
+          <w:rFonts w:ascii="Arial" w:eastAsia="Arial" w:hAnsi="Arial" w:cs="Arial"/>
+          <w:b/>
+          <w:bCs/>
+          <w:color w:val="000000"/>
+        </w:rPr>
+        <w:t xml:space="preserve">Cruce por orden (Order Crossover, OX):</w:t>
+      </w:r>
+      <w:r>
+        <w:rPr>
+          <w:rFonts w:ascii="Arial" w:eastAsia="Arial" w:hAnsi="Arial" w:cs="Arial"/>
+          <w:color w:val="000000"/>
+        </w:rPr>
+        <w:t xml:space="preserve"> el descendiente hereda un segmento de un progenitor y completa el resto respetando el orden relativo del otro. A diferencia de un cruce convencional, este operador garantiza que el resultado siga siendo una permutación válida, sin ciudades repetidas ni omitidas.</w:t>
+      </w:r>
+    </w:p>
+    <w:p>
+      <w:pPr>
+        <w:numPr>
+          <w:ilvl w:val="0"/>
+          <w:numId w:val="2"/>
+        </w:numPr>
+        <w:spacing w:before="0" w:line="240" w:lineRule="auto"/>
+        <w:rPr>
+          <w:color w:val="000000"/>
+        </w:rPr>
+      </w:pPr>
+      <w:r>
+        <w:rPr>
+          <w:rFonts w:ascii="Arial" w:eastAsia="Arial" w:hAnsi="Arial" w:cs="Arial"/>
+          <w:b/>
+          <w:bCs/>
+          <w:color w:val="000000"/>
+        </w:rPr>
+        <w:t xml:space="preserve">Mutación por intercambio:</w:t>
+      </w:r>
+      <w:r>
+        <w:rPr>
+          <w:rFonts w:ascii="Arial" w:eastAsia="Arial" w:hAnsi="Arial" w:cs="Arial"/>
+          <w:color w:val="000000"/>
+        </w:rPr>
+        <w:t xml:space="preserve"> con una probabilidad del 2 % se intercambian dos ciudades del recorrido, lo que introduce variación y permite escapar de óptimos locales.</w:t>
+      </w:r>
+    </w:p>
+    <w:p>
+      <w:pPr>
+        <w:numPr>
+          <w:ilvl w:val="0"/>
+          <w:numId w:val="2"/>
+        </w:numPr>
+        <w:spacing w:before="0" w:line="240" w:lineRule="auto"/>
+        <w:rPr>
+          <w:color w:val="000000"/>
+        </w:rPr>
+      </w:pPr>
+      <w:r>
+        <w:rPr>
+          <w:rFonts w:ascii="Arial" w:eastAsia="Arial" w:hAnsi="Arial" w:cs="Arial"/>
+          <w:b/>
+          <w:bCs/>
+          <w:color w:val="000000"/>
+        </w:rPr>
+        <w:t xml:space="preserve">Elitismo:</w:t>
+      </w:r>
+      <w:r>
+        <w:rPr>
+          <w:rFonts w:ascii="Arial" w:eastAsia="Arial" w:hAnsi="Arial" w:cs="Arial"/>
+          <w:color w:val="000000"/>
+        </w:rPr>
+        <w:t xml:space="preserve"> los dos mejores individuos de cada generación pasan intactos a la siguiente, de modo que la mejor solución encontrada nunca se pierde.</w:t>
+      </w:r>
+    </w:p>
+    <w:p>
+      <w:pPr>
+        <w:numPr>
+          <w:ilvl w:val="0"/>
+          <w:numId w:val="2"/>
         </w:numPr>
         <w:spacing w:before="0" w:after="240" w:line="240" w:lineRule="auto"/>
         <w:rPr>
@@ -1713,45 +2296,73 @@
           <w:bCs/>
           <w:color w:val="000000"/>
         </w:rPr>
-        <w:t>Filtro Basado en Texto (NLP):</w:t>
-      </w:r>
-      <w:r>
-        <w:rPr>
-          <w:rFonts w:ascii="Arial" w:eastAsia="Arial" w:hAnsi="Arial" w:cs="Arial"/>
-          <w:color w:val="000000"/>
-        </w:rPr>
-        <w:t xml:space="preserve"> Aplica técnicas de Procesamiento de Lenguaje Natural, </w:t>
-      </w:r>
-      <w:r>
-        <w:rPr>
-          <w:rFonts w:ascii="Arial" w:eastAsia="Arial" w:hAnsi="Arial" w:cs="Arial"/>
-          <w:color w:val="000000"/>
-        </w:rPr>
-        <w:lastRenderedPageBreak/>
-        <w:t xml:space="preserve">específicamente </w:t>
-      </w:r>
-      <w:r>
-        <w:rPr>
-          <w:rFonts w:ascii="Arial" w:eastAsia="Arial" w:hAnsi="Arial" w:cs="Arial"/>
-          <w:b/>
-          <w:bCs/>
-          <w:color w:val="000000"/>
-        </w:rPr>
-        <w:t>TF-IDF</w:t>
-      </w:r>
-      <w:r>
-        <w:rPr>
-          <w:rFonts w:ascii="Arial" w:eastAsia="Arial" w:hAnsi="Arial" w:cs="Arial"/>
-          <w:color w:val="000000"/>
-        </w:rPr>
-        <w:t xml:space="preserve"> (Term Frequency-Inverse Document Frequency), sobre las descripciones textuales de los destinos para habilitar búsquedas semánticas y recomendaciones basadas en la relevancia de p</w:t>
-      </w:r>
-      <w:r>
-        <w:rPr>
-          <w:rFonts w:ascii="Arial" w:eastAsia="Arial" w:hAnsi="Arial" w:cs="Arial"/>
-          <w:color w:val="000000"/>
-        </w:rPr>
-        <w:t>alabras clave.</w:t>
+        <w:t xml:space="preserve">Complejidad Computacional:</w:t>
+      </w:r>
+      <w:r>
+        <w:rPr>
+          <w:rFonts w:ascii="Arial" w:eastAsia="Arial" w:hAnsi="Arial" w:cs="Arial"/>
+          <w:color w:val="000000"/>
+        </w:rPr>
+        <w:t xml:space="preserve"> O(g · p · n), donde g es la cantidad de generaciones, p el tamaño de la población y n la cantidad de ciudades. El costo crece de forma lineal con n, en lugar de exponencial.</w:t>
+      </w:r>
+    </w:p>
+    <w:p>
+      <w:pPr>
+        <w:spacing w:before="240" w:after="240" w:line="240" w:lineRule="auto"/>
+        <w:rPr>
+          <w:rFonts w:ascii="Arial" w:eastAsia="Arial" w:hAnsi="Arial" w:cs="Arial"/>
+          <w:color w:val="000000"/>
+        </w:rPr>
+      </w:pPr>
+      <w:r>
+        <w:rPr>
+          <w:rFonts w:ascii="Arial" w:eastAsia="Arial" w:hAnsi="Arial" w:cs="Arial"/>
+          <w:color w:val="000000"/>
+        </w:rPr>
+        <w:t xml:space="preserve">Como contrapartida, el algoritmo genético no garantiza la solución óptima. Para acotar ese riesgo se desarrollaron pruebas automatizadas (test_tsp_genetic.py) que verifican que el resultado sea siempre una permutación válida, que la ejecución sea reproducible con una semilla fija, que la mejor solución no empeore entre generaciones y que, en instancias pequeñas, alcance el mismo óptimo que calcula Held-Karp.</w:t>
+      </w:r>
+    </w:p>
+    <w:p>
+      <w:pPr>
+        <w:pStyle w:val="Ttulo2"/>
+        <w:spacing w:before="360" w:after="80"/>
+        <w:rPr>
+          <w:rFonts w:ascii="Arial" w:eastAsia="Arial" w:hAnsi="Arial" w:cs="Arial"/>
+          <w:b/>
+          <w:bCs/>
+          <w:color w:val="000000"/>
+          <w:sz w:val="34"/>
+          <w:szCs w:val="34"/>
+        </w:rPr>
+      </w:pPr>
+      <w:bookmarkStart w:id="9" w:name="_johtedk29wvf" w:colFirst="0" w:colLast="0"/>
+      <w:bookmarkEnd w:id="9"/>
+      <w:r>
+        <w:rPr>
+          <w:rFonts w:ascii="Arial" w:eastAsia="Arial" w:hAnsi="Arial" w:cs="Arial"/>
+          <w:b/>
+          <w:bCs/>
+          <w:color w:val="000000"/>
+          <w:sz w:val="34"/>
+          <w:szCs w:val="34"/>
+        </w:rPr>
+        <w:t xml:space="preserve">5. Inteligencia Artificial: Recomendaciones con Google Gemini</w:t>
+      </w:r>
+    </w:p>
+    <w:p>
+      <w:pPr>
+        <w:spacing w:before="240" w:after="240" w:line="240" w:lineRule="auto"/>
+        <w:rPr>
+          <w:rFonts w:ascii="Arial" w:eastAsia="Arial" w:hAnsi="Arial" w:cs="Arial"/>
+          <w:color w:val="000000"/>
+        </w:rPr>
+      </w:pPr>
+      <w:r>
+        <w:rPr>
+          <w:rFonts w:ascii="Arial" w:eastAsia="Arial" w:hAnsi="Arial" w:cs="Arial"/>
+          <w:color w:val="000000"/>
+        </w:rPr>
+        <w:t xml:space="preserve">El sistema incorpora un modelo de lenguaje de gran escala (LLM), Google Gemini, para enriquecer el itinerario con información que los algoritmos de optimización no pueden producir: qué conviene visitar en cada ciudad del recorrido. La optimización decide en qué orden viajar; la IA aporta el contenido turístico de cada destino.</w:t>
       </w:r>
     </w:p>
     <w:p>
@@ -1766,8 +2377,6 @@
           <w:szCs w:val="26"/>
         </w:rPr>
       </w:pPr>
-      <w:bookmarkStart w:id="11" w:name="_mqghstkd2kah" w:colFirst="0" w:colLast="0"/>
-      <w:bookmarkEnd w:id="11"/>
       <w:r>
         <w:rPr>
           <w:rFonts w:ascii="Arial" w:eastAsia="Arial" w:hAnsi="Arial" w:cs="Arial"/>
@@ -1775,46 +2384,14 @@
           <w:sz w:val="26"/>
           <w:szCs w:val="26"/>
         </w:rPr>
-        <w:t>5.2. Algoritmo de Aprendizaje (Aprendizaje en Línea)</w:t>
-      </w:r>
-    </w:p>
-    <w:p>
-      <w:pPr>
-        <w:spacing w:before="240" w:after="240" w:line="240" w:lineRule="auto"/>
-        <w:rPr>
-          <w:rFonts w:ascii="Arial" w:eastAsia="Arial" w:hAnsi="Arial" w:cs="Arial"/>
-          <w:color w:val="000000"/>
-        </w:rPr>
-      </w:pPr>
-      <w:r>
-        <w:rPr>
-          <w:rFonts w:ascii="Arial" w:eastAsia="Arial" w:hAnsi="Arial" w:cs="Arial"/>
-          <w:color w:val="000000"/>
-        </w:rPr>
-        <w:t>Se implementó un mecanismo sofisticado para la actualización del perfil de usuario en tiempo real, basado en el concepto de aprendizaje en línea (</w:t>
-      </w:r>
-      <w:r>
-        <w:rPr>
-          <w:rFonts w:ascii="Arial" w:eastAsia="Arial" w:hAnsi="Arial" w:cs="Arial"/>
-          <w:i/>
-          <w:iCs/>
-          <w:color w:val="000000"/>
-        </w:rPr>
-        <w:t>Online Learning</w:t>
-      </w:r>
-      <w:r>
-        <w:rPr>
-          <w:rFonts w:ascii="Arial" w:eastAsia="Arial" w:hAnsi="Arial" w:cs="Arial"/>
-          <w:color w:val="000000"/>
-        </w:rPr>
-        <w:t>).</w:t>
+        <w:t xml:space="preserve">5.1. Funcionamiento</w:t>
       </w:r>
     </w:p>
     <w:p>
       <w:pPr>
         <w:numPr>
           <w:ilvl w:val="0"/>
-          <w:numId w:val="10"/>
+          <w:numId w:val="2"/>
         </w:numPr>
         <w:spacing w:before="240" w:line="240" w:lineRule="auto"/>
         <w:rPr>
@@ -1828,28 +2405,21 @@
           <w:bCs/>
           <w:color w:val="000000"/>
         </w:rPr>
-        <w:t>Detonante:</w:t>
-      </w:r>
-      <w:r>
-        <w:rPr>
-          <w:rFonts w:ascii="Arial" w:eastAsia="Arial" w:hAnsi="Arial" w:cs="Arial"/>
-          <w:color w:val="000000"/>
-        </w:rPr>
-        <w:t xml:space="preserve"> La confirmaci</w:t>
-      </w:r>
-      <w:r>
-        <w:rPr>
-          <w:rFonts w:ascii="Arial" w:eastAsia="Arial" w:hAnsi="Arial" w:cs="Arial"/>
-          <w:color w:val="000000"/>
-        </w:rPr>
-        <w:t>ón exitosa de una reserva actúa como una señal implícita de preferencia positiva fuerte.</w:t>
+        <w:t xml:space="preserve">Integración:</w:t>
+      </w:r>
+      <w:r>
+        <w:rPr>
+          <w:rFonts w:ascii="Arial" w:eastAsia="Arial" w:hAnsi="Arial" w:cs="Arial"/>
+          <w:color w:val="000000"/>
+        </w:rPr>
+        <w:t xml:space="preserve"> el módulo app/ai/gemini_recommendations.py utiliza el SDK oficial google-genai con el modelo gemini-2.5-flash-lite, elegido por su baja latencia y su disponibilidad en el nivel gratuito del servicio.</w:t>
       </w:r>
     </w:p>
     <w:p>
       <w:pPr>
         <w:numPr>
           <w:ilvl w:val="0"/>
-          <w:numId w:val="10"/>
+          <w:numId w:val="2"/>
         </w:numPr>
         <w:spacing w:before="0" w:line="240" w:lineRule="auto"/>
         <w:rPr>
@@ -1863,28 +2433,99 @@
           <w:bCs/>
           <w:color w:val="000000"/>
         </w:rPr>
-        <w:t>Lógica de Actualización:</w:t>
-      </w:r>
-      <w:r>
-        <w:rPr>
-          <w:rFonts w:ascii="Arial" w:eastAsia="Arial" w:hAnsi="Arial" w:cs="Arial"/>
-          <w:color w:val="000000"/>
-        </w:rPr>
-        <w:t xml:space="preserve"> Al momento en que un usuario reserva un destino, sus preferencias internas (vector de características) se ajustan matemáticamente hacia las ca</w:t>
-      </w:r>
-      <w:r>
-        <w:rPr>
-          <w:rFonts w:ascii="Arial" w:eastAsia="Arial" w:hAnsi="Arial" w:cs="Arial"/>
-          <w:color w:val="000000"/>
-        </w:rPr>
-        <w:t>racterísticas de dicho destino, "aprendiendo" de la elección realizada.</w:t>
+        <w:t xml:space="preserve">Flujo de uso:</w:t>
+      </w:r>
+      <w:r>
+        <w:rPr>
+          <w:rFonts w:ascii="Arial" w:eastAsia="Arial" w:hAnsi="Arial" w:cs="Arial"/>
+          <w:color w:val="000000"/>
+        </w:rPr>
+        <w:t xml:space="preserve"> una vez calculada la ruta óptima y seleccionada por el usuario, la interfaz solicita para cada ciudad del recorrido entre tres y cuatro lugares imprescindibles, que se presentan en columnas junto al itinerario.</w:t>
       </w:r>
     </w:p>
     <w:p>
       <w:pPr>
         <w:numPr>
           <w:ilvl w:val="0"/>
-          <w:numId w:val="10"/>
+          <w:numId w:val="2"/>
+        </w:numPr>
+        <w:spacing w:before="0" w:after="240" w:line="240" w:lineRule="auto"/>
+        <w:rPr>
+          <w:color w:val="000000"/>
+        </w:rPr>
+      </w:pPr>
+      <w:r>
+        <w:rPr>
+          <w:rFonts w:ascii="Arial" w:eastAsia="Arial" w:hAnsi="Arial" w:cs="Arial"/>
+          <w:b/>
+          <w:bCs/>
+          <w:color w:val="000000"/>
+        </w:rPr>
+        <w:t xml:space="preserve">Diseño del prompt:</w:t>
+      </w:r>
+      <w:r>
+        <w:rPr>
+          <w:rFonts w:ascii="Arial" w:eastAsia="Arial" w:hAnsi="Arial" w:cs="Arial"/>
+          <w:color w:val="000000"/>
+        </w:rPr>
+        <w:t xml:space="preserve"> la instrucción enviada al modelo fija un rol (asistente de viajes experto), la cantidad de resultados, el formato de salida (lista con viñetas de una o dos líneas) e incluye un ejemplo de respuesta esperada. Además exige responder sin introducción ni cierre, de modo que el texto se inserta directamente en la interfaz sin procesamiento adicional.</w:t>
+      </w:r>
+    </w:p>
+    <w:p>
+      <w:pPr>
+        <w:pStyle w:val="Ttulo3"/>
+        <w:spacing w:before="280" w:after="80"/>
+        <w:jc w:val="left"/>
+        <w:rPr>
+          <w:rFonts w:ascii="Arial" w:eastAsia="Arial" w:hAnsi="Arial" w:cs="Arial"/>
+          <w:color w:val="000000"/>
+          <w:sz w:val="26"/>
+          <w:szCs w:val="26"/>
+        </w:rPr>
+      </w:pPr>
+      <w:r>
+        <w:rPr>
+          <w:rFonts w:ascii="Arial" w:eastAsia="Arial" w:hAnsi="Arial" w:cs="Arial"/>
+          <w:color w:val="000000"/>
+          <w:sz w:val="26"/>
+          <w:szCs w:val="26"/>
+        </w:rPr>
+        <w:t xml:space="preserve">5.2. Decisiones de Eficiencia y Robustez</w:t>
+      </w:r>
+    </w:p>
+    <w:p>
+      <w:pPr>
+        <w:numPr>
+          <w:ilvl w:val="0"/>
+          <w:numId w:val="2"/>
+        </w:numPr>
+        <w:spacing w:before="240" w:line="240" w:lineRule="auto"/>
+        <w:rPr>
+          <w:color w:val="000000"/>
+        </w:rPr>
+      </w:pPr>
+      <w:r>
+        <w:rPr>
+          <w:rFonts w:ascii="Arial" w:eastAsia="Arial" w:hAnsi="Arial" w:cs="Arial"/>
+          <w:b/>
+          <w:bCs/>
+          <w:color w:val="000000"/>
+        </w:rPr>
+        <w:t xml:space="preserve">Memoización de respuestas:</w:t>
+      </w:r>
+      <w:r>
+        <w:rPr>
+          <w:rFonts w:ascii="Arial" w:eastAsia="Arial" w:hAnsi="Arial" w:cs="Arial"/>
+          <w:color w:val="000000"/>
+        </w:rPr>
+        <w:t xml:space="preserve"> Streamlit vuelve a ejecutar el script completo ante cada interacción del usuario. Sin control, cada clic dispararía nuevas llamadas a la API, con su latencia de red y su consumo de cuota. Por eso las recomendaciones se almacenan por ciudad en st.session_state y cada ciudad se consulta una única vez por sesión. Es la misma técnica de memoización aplicada en Held-Karp, trasladada a una operación de red costosa.</w:t>
+      </w:r>
+    </w:p>
+    <w:p>
+      <w:pPr>
+        <w:numPr>
+          <w:ilvl w:val="0"/>
+          <w:numId w:val="2"/>
         </w:numPr>
         <w:spacing w:before="0" w:line="240" w:lineRule="auto"/>
         <w:rPr>
@@ -1898,511 +2539,148 @@
           <w:bCs/>
           <w:color w:val="000000"/>
         </w:rPr>
-        <w:t>Fórmula de Actualización (Promedio Ponderado Exponencial):</w:t>
-      </w:r>
-    </w:p>
-    <w:p>
-      <w:pPr>
-        <w:spacing w:before="0" w:line="240" w:lineRule="auto"/>
-        <w:ind w:left="720"/>
-        <w:jc w:val="center"/>
-        <w:rPr>
-          <w:rFonts w:ascii="Arial" w:eastAsia="Arial" w:hAnsi="Arial" w:cs="Arial"/>
-          <w:color w:val="000000"/>
-        </w:rPr>
-      </w:pPr>
-      <w:r>
-        <w:rPr>
-          <w:rFonts w:ascii="Arial" w:eastAsia="Arial" w:hAnsi="Arial" w:cs="Arial"/>
-          <w:b/>
-          <w:bCs/>
-          <w:color w:val="000000"/>
-        </w:rPr>
-        <w:br/>
-      </w:r>
-      <w:r>
-        <w:rPr>
-          <w:rFonts w:ascii="Arial" w:eastAsia="Arial" w:hAnsi="Arial" w:cs="Arial"/>
-          <w:color w:val="000000"/>
-        </w:rPr>
-        <w:t xml:space="preserve"> </w:t>
-      </w:r>
-      <m:oMath>
-        <m:sSub>
-          <m:sSubPr>
-            <m:ctrlPr>
-              <w:rPr>
-                <w:rFonts w:ascii="Cambria Math" w:eastAsia="Arial" w:hAnsi="Cambria Math" w:cs="Arial"/>
-                <w:b/>
-                <w:i/>
-                <w:color w:val="000000"/>
-                <w:sz w:val="24"/>
-                <w:szCs w:val="24"/>
-                <w:highlight w:val="yellow"/>
-              </w:rPr>
-            </m:ctrlPr>
-          </m:sSubPr>
-          <m:e>
-            <m:r>
-              <w:rPr>
-                <w:rFonts w:ascii="Cambria Math" w:eastAsia="Arial" w:hAnsi="Cambria Math" w:cs="Arial"/>
-                <w:color w:val="000000"/>
-                <w:sz w:val="24"/>
-                <w:szCs w:val="24"/>
-                <w:highlight w:val="yellow"/>
-              </w:rPr>
-              <m:t>P</m:t>
-            </m:r>
-          </m:e>
-          <m:sub>
-            <m:r>
-              <m:rPr>
-                <m:sty m:val="bi"/>
-              </m:rPr>
-              <w:rPr>
-                <w:rFonts w:ascii="Cambria Math" w:eastAsia="Arial" w:hAnsi="Cambria Math" w:cs="Arial"/>
-                <w:color w:val="000000"/>
-                <w:sz w:val="24"/>
-                <w:szCs w:val="24"/>
-                <w:highlight w:val="yellow"/>
-              </w:rPr>
-              <m:t>nueva</m:t>
-            </m:r>
-          </m:sub>
-        </m:sSub>
-        <m:r>
-          <w:rPr>
-            <w:rFonts w:ascii="Cambria Math" w:eastAsia="Arial" w:hAnsi="Cambria Math" w:cs="Arial"/>
-            <w:color w:val="000000"/>
-            <w:sz w:val="24"/>
-            <w:szCs w:val="24"/>
-            <w:highlight w:val="yellow"/>
-          </w:rPr>
-          <m:t xml:space="preserve"> = (</m:t>
-        </m:r>
-        <m:sSub>
-          <m:sSubPr>
-            <m:ctrlPr>
-              <w:rPr>
-                <w:rFonts w:ascii="Cambria Math" w:eastAsia="Arial" w:hAnsi="Cambria Math" w:cs="Arial"/>
-                <w:i/>
-                <w:color w:val="000000"/>
-                <w:sz w:val="24"/>
-                <w:szCs w:val="24"/>
-                <w:highlight w:val="yellow"/>
-              </w:rPr>
-            </m:ctrlPr>
-          </m:sSubPr>
-          <m:e>
-            <m:r>
-              <w:rPr>
-                <w:rFonts w:ascii="Cambria Math" w:eastAsia="Arial" w:hAnsi="Cambria Math" w:cs="Arial"/>
-                <w:color w:val="000000"/>
-                <w:sz w:val="24"/>
-                <w:szCs w:val="24"/>
-                <w:highlight w:val="yellow"/>
-              </w:rPr>
-              <m:t>P</m:t>
-            </m:r>
-          </m:e>
-          <m:sub>
-            <m:r>
-              <w:rPr>
-                <w:rFonts w:ascii="Cambria Math" w:eastAsia="Arial" w:hAnsi="Cambria Math" w:cs="Arial"/>
-                <w:color w:val="000000"/>
-                <w:sz w:val="24"/>
-                <w:szCs w:val="24"/>
-                <w:highlight w:val="yellow"/>
-              </w:rPr>
-              <m:t>actual</m:t>
-            </m:r>
-          </m:sub>
-        </m:sSub>
-        <m:r>
-          <w:rPr>
-            <w:rFonts w:ascii="Cambria Math" w:eastAsia="Arial" w:hAnsi="Cambria Math" w:cs="Arial"/>
-            <w:color w:val="000000"/>
-            <w:sz w:val="24"/>
-            <w:szCs w:val="24"/>
-            <w:highlight w:val="yellow"/>
-          </w:rPr>
-          <m:t xml:space="preserve"> × (1 - α)) + (</m:t>
-        </m:r>
-        <m:sSub>
-          <m:sSubPr>
-            <m:ctrlPr>
-              <w:rPr>
-                <w:rFonts w:ascii="Cambria Math" w:eastAsia="Arial" w:hAnsi="Cambria Math" w:cs="Arial"/>
-                <w:i/>
-                <w:color w:val="000000"/>
-                <w:sz w:val="24"/>
-                <w:szCs w:val="24"/>
-                <w:highlight w:val="yellow"/>
-              </w:rPr>
-            </m:ctrlPr>
-          </m:sSubPr>
-          <m:e>
-            <m:r>
-              <w:rPr>
-                <w:rFonts w:ascii="Cambria Math" w:eastAsia="Arial" w:hAnsi="Cambria Math" w:cs="Arial"/>
-                <w:color w:val="000000"/>
-                <w:sz w:val="24"/>
-                <w:szCs w:val="24"/>
-                <w:highlight w:val="yellow"/>
-              </w:rPr>
-              <m:t>C</m:t>
-            </m:r>
-          </m:e>
-          <m:sub>
-            <m:r>
-              <w:rPr>
-                <w:rFonts w:ascii="Cambria Math" w:eastAsia="Arial" w:hAnsi="Cambria Math" w:cs="Arial"/>
-                <w:color w:val="000000"/>
-                <w:sz w:val="24"/>
-                <w:szCs w:val="24"/>
-                <w:highlight w:val="yellow"/>
-              </w:rPr>
-              <m:t>destino</m:t>
-            </m:r>
-          </m:sub>
-        </m:sSub>
-        <m:r>
-          <w:rPr>
-            <w:rFonts w:ascii="Cambria Math" w:eastAsia="Arial" w:hAnsi="Cambria Math" w:cs="Arial"/>
-            <w:color w:val="000000"/>
-            <w:sz w:val="24"/>
-            <w:szCs w:val="24"/>
-            <w:highlight w:val="yellow"/>
-          </w:rPr>
-          <m:t xml:space="preserve"> ×α)</m:t>
-        </m:r>
-        <m:r>
-          <w:rPr>
-            <w:rFonts w:ascii="Cambria Math" w:eastAsia="Arial" w:hAnsi="Cambria Math" w:cs="Arial"/>
-            <w:color w:val="000000"/>
-            <w:sz w:val="24"/>
-            <w:szCs w:val="24"/>
-          </w:rPr>
-          <w:br/>
-        </m:r>
-      </m:oMath>
-    </w:p>
-    <w:p>
-      <w:pPr>
-        <w:spacing w:before="0" w:line="240" w:lineRule="auto"/>
-        <w:ind w:left="720"/>
-        <w:rPr>
-          <w:color w:val="000000"/>
-        </w:rPr>
-      </w:pPr>
-      <w:r>
-        <w:rPr>
-          <w:rFonts w:ascii="Arial" w:eastAsia="Arial" w:hAnsi="Arial" w:cs="Arial"/>
-          <w:color w:val="000000"/>
-        </w:rPr>
-        <w:t xml:space="preserve"> Donde:</w:t>
+        <w:t xml:space="preserve">Cliente único con inicialización diferida:</w:t>
+      </w:r>
+      <w:r>
+        <w:rPr>
+          <w:rFonts w:ascii="Arial" w:eastAsia="Arial" w:hAnsi="Arial" w:cs="Arial"/>
+          <w:color w:val="000000"/>
+        </w:rPr>
+        <w:t xml:space="preserve"> el cliente de Gemini se crea en la primera solicitud y se reutiliza en las siguientes, evitando repetir la inicialización y la autenticación.</w:t>
       </w:r>
     </w:p>
     <w:p>
       <w:pPr>
         <w:numPr>
-          <w:ilvl w:val="1"/>
-          <w:numId w:val="10"/>
+          <w:ilvl w:val="0"/>
+          <w:numId w:val="2"/>
         </w:numPr>
         <w:spacing w:before="0" w:line="240" w:lineRule="auto"/>
         <w:rPr>
-          <w:rFonts w:ascii="Arial" w:eastAsia="Arial" w:hAnsi="Arial" w:cs="Arial"/>
-          <w:color w:val="000000"/>
-        </w:rPr>
-      </w:pPr>
-      <m:oMath>
-        <m:sSub>
-          <m:sSubPr>
-            <m:ctrlPr>
-              <w:rPr>
-                <w:rFonts w:ascii="Cambria Math" w:eastAsia="Arial" w:hAnsi="Cambria Math" w:cs="Arial"/>
-                <w:b/>
-                <w:i/>
-                <w:color w:val="000000"/>
-                <w:sz w:val="24"/>
-                <w:szCs w:val="24"/>
-                <w:highlight w:val="yellow"/>
-              </w:rPr>
-            </m:ctrlPr>
-          </m:sSubPr>
-          <m:e>
-            <m:r>
-              <w:rPr>
-                <w:rFonts w:ascii="Cambria Math" w:eastAsia="Arial" w:hAnsi="Cambria Math" w:cs="Arial"/>
-                <w:color w:val="000000"/>
-                <w:sz w:val="24"/>
-                <w:szCs w:val="24"/>
-                <w:highlight w:val="yellow"/>
-              </w:rPr>
-              <m:t>P</m:t>
-            </m:r>
-          </m:e>
-          <m:sub>
-            <m:r>
-              <m:rPr>
-                <m:sty m:val="bi"/>
-              </m:rPr>
-              <w:rPr>
-                <w:rFonts w:ascii="Cambria Math" w:eastAsia="Arial" w:hAnsi="Cambria Math" w:cs="Arial"/>
-                <w:color w:val="000000"/>
-                <w:sz w:val="24"/>
-                <w:szCs w:val="24"/>
-                <w:highlight w:val="yellow"/>
-              </w:rPr>
-              <m:t>nueva</m:t>
-            </m:r>
-          </m:sub>
-        </m:sSub>
-      </m:oMath>
-      <w:r>
-        <w:rPr>
-          <w:rFonts w:ascii="Arial" w:eastAsia="Arial" w:hAnsi="Arial" w:cs="Arial"/>
-          <w:color w:val="000000"/>
-          <w:highlight w:val="yellow"/>
-        </w:rPr>
-        <w:t>:</w:t>
-      </w:r>
-      <w:r>
-        <w:rPr>
-          <w:rFonts w:ascii="Arial" w:eastAsia="Arial" w:hAnsi="Arial" w:cs="Arial"/>
-          <w:color w:val="000000"/>
-        </w:rPr>
-        <w:t xml:space="preserve"> Nuevo valor de preferencia</w:t>
-      </w:r>
-      <w:r>
-        <w:rPr>
-          <w:rFonts w:ascii="Arial" w:eastAsia="Arial" w:hAnsi="Arial" w:cs="Arial"/>
-          <w:color w:val="000000"/>
-        </w:rPr>
-        <w:t xml:space="preserve"> después del paso de aprendizaje.</w:t>
+          <w:color w:val="000000"/>
+        </w:rPr>
+      </w:pPr>
+      <w:r>
+        <w:rPr>
+          <w:rFonts w:ascii="Arial" w:eastAsia="Arial" w:hAnsi="Arial" w:cs="Arial"/>
+          <w:b/>
+          <w:bCs/>
+          <w:color w:val="000000"/>
+        </w:rPr>
+        <w:t xml:space="preserve">Degradación controlada:</w:t>
+      </w:r>
+      <w:r>
+        <w:rPr>
+          <w:rFonts w:ascii="Arial" w:eastAsia="Arial" w:hAnsi="Arial" w:cs="Arial"/>
+          <w:color w:val="000000"/>
+        </w:rPr>
+        <w:t xml:space="preserve"> si la librería no está instalada, la clave no está configurada o la API responde con error, las funciones devuelven un valor nulo y la interfaz muestra un aviso. El cálculo de rutas y las reservas continúan funcionando con normalidad: la IA es un complemento y nunca un punto único de falla.</w:t>
       </w:r>
     </w:p>
     <w:p>
       <w:pPr>
         <w:numPr>
-          <w:ilvl w:val="1"/>
-          <w:numId w:val="10"/>
-        </w:numPr>
-        <w:spacing w:before="0" w:line="240" w:lineRule="auto"/>
-        <w:rPr>
-          <w:rFonts w:ascii="Arial" w:eastAsia="Arial" w:hAnsi="Arial" w:cs="Arial"/>
-          <w:color w:val="000000"/>
-        </w:rPr>
-      </w:pPr>
-      <m:oMath>
-        <m:sSub>
-          <m:sSubPr>
-            <m:ctrlPr>
-              <w:rPr>
-                <w:rFonts w:ascii="Cambria Math" w:eastAsia="Arial" w:hAnsi="Cambria Math" w:cs="Arial"/>
-                <w:i/>
-                <w:color w:val="000000"/>
-                <w:sz w:val="24"/>
-                <w:highlight w:val="yellow"/>
-              </w:rPr>
-            </m:ctrlPr>
-          </m:sSubPr>
-          <m:e>
-            <m:r>
-              <w:rPr>
-                <w:rFonts w:ascii="Cambria Math" w:eastAsia="Arial" w:hAnsi="Cambria Math" w:cs="Arial"/>
-                <w:color w:val="000000"/>
-                <w:sz w:val="24"/>
-                <w:highlight w:val="yellow"/>
-              </w:rPr>
-              <m:t>P</m:t>
-            </m:r>
-          </m:e>
-          <m:sub>
-            <m:r>
-              <w:rPr>
-                <w:rFonts w:ascii="Cambria Math" w:eastAsia="Arial" w:hAnsi="Cambria Math" w:cs="Arial"/>
-                <w:color w:val="000000"/>
-                <w:sz w:val="24"/>
-                <w:highlight w:val="yellow"/>
-              </w:rPr>
-              <m:t>actual</m:t>
-            </m:r>
-          </m:sub>
-        </m:sSub>
-      </m:oMath>
-      <w:r>
-        <w:rPr>
-          <w:rFonts w:ascii="Arial" w:eastAsia="Arial" w:hAnsi="Arial" w:cs="Arial"/>
-          <w:color w:val="000000"/>
-        </w:rPr>
-        <w:t>: Valor de preferencia antes de la reserva.</w:t>
-      </w:r>
-    </w:p>
-    <w:p>
-      <w:pPr>
-        <w:numPr>
-          <w:ilvl w:val="1"/>
-          <w:numId w:val="10"/>
-        </w:numPr>
-        <w:spacing w:before="0" w:line="240" w:lineRule="auto"/>
-        <w:rPr>
-          <w:rFonts w:ascii="Arial" w:eastAsia="Arial" w:hAnsi="Arial" w:cs="Arial"/>
-          <w:color w:val="000000"/>
-        </w:rPr>
-      </w:pPr>
-      <m:oMath>
-        <m:sSub>
-          <m:sSubPr>
-            <m:ctrlPr>
-              <w:rPr>
-                <w:rFonts w:ascii="Cambria Math" w:eastAsia="Arial" w:hAnsi="Cambria Math" w:cs="Arial"/>
-                <w:i/>
-                <w:color w:val="000000"/>
-                <w:sz w:val="24"/>
-                <w:highlight w:val="yellow"/>
-              </w:rPr>
-            </m:ctrlPr>
-          </m:sSubPr>
-          <m:e>
-            <m:r>
-              <w:rPr>
-                <w:rFonts w:ascii="Cambria Math" w:eastAsia="Arial" w:hAnsi="Cambria Math" w:cs="Arial"/>
-                <w:color w:val="000000"/>
-                <w:sz w:val="24"/>
-                <w:highlight w:val="yellow"/>
-              </w:rPr>
-              <m:t>C</m:t>
-            </m:r>
-          </m:e>
-          <m:sub>
-            <m:r>
-              <w:rPr>
-                <w:rFonts w:ascii="Cambria Math" w:eastAsia="Arial" w:hAnsi="Cambria Math" w:cs="Arial"/>
-                <w:color w:val="000000"/>
-                <w:sz w:val="24"/>
-                <w:highlight w:val="yellow"/>
-              </w:rPr>
-              <m:t>destino</m:t>
-            </m:r>
-          </m:sub>
-        </m:sSub>
-      </m:oMath>
-      <w:r>
-        <w:rPr>
-          <w:rFonts w:ascii="Arial" w:eastAsia="Arial" w:hAnsi="Arial" w:cs="Arial"/>
-          <w:color w:val="000000"/>
-          <w:highlight w:val="yellow"/>
-        </w:rPr>
-        <w:t>:</w:t>
-      </w:r>
-      <w:r>
-        <w:rPr>
-          <w:rFonts w:ascii="Arial" w:eastAsia="Arial" w:hAnsi="Arial" w:cs="Arial"/>
-          <w:color w:val="000000"/>
-        </w:rPr>
-        <w:t xml:space="preserve"> Valor de la característica en el destino reservado (la nueva evidencia).</w:t>
-      </w:r>
-    </w:p>
-    <w:p>
-      <w:pPr>
-        <w:numPr>
-          <w:ilvl w:val="1"/>
-          <w:numId w:val="10"/>
+          <w:ilvl w:val="0"/>
+          <w:numId w:val="2"/>
         </w:numPr>
         <w:spacing w:before="0" w:after="240" w:line="240" w:lineRule="auto"/>
         <w:rPr>
           <w:color w:val="000000"/>
         </w:rPr>
       </w:pPr>
-      <m:oMath>
-        <m:r>
-          <w:rPr>
-            <w:rFonts w:ascii="Cambria Math" w:eastAsia="Arial" w:hAnsi="Cambria Math" w:cs="Arial"/>
-            <w:color w:val="000000"/>
-            <w:sz w:val="24"/>
-            <w:highlight w:val="yellow"/>
-          </w:rPr>
-          <m:t>α</m:t>
-        </m:r>
-      </m:oMath>
-      <w:r>
-        <w:rPr>
-          <w:rFonts w:ascii="Arial" w:eastAsia="Arial" w:hAnsi="Arial" w:cs="Arial"/>
-          <w:color w:val="000000"/>
-          <w:highlight w:val="yellow"/>
-        </w:rPr>
-        <w:t xml:space="preserve"> (Alpha):</w:t>
-      </w:r>
-      <w:r>
-        <w:rPr>
-          <w:rFonts w:ascii="Arial" w:eastAsia="Arial" w:hAnsi="Arial" w:cs="Arial"/>
-          <w:color w:val="000000"/>
-        </w:rPr>
-        <w:t xml:space="preserve"> Tasa de aprendizaje, fijada empíricamente en 0.1.</w:t>
-      </w:r>
-    </w:p>
-    <w:p>
-      <w:pPr>
-        <w:spacing w:before="240" w:after="240" w:line="240" w:lineRule="auto"/>
-        <w:rPr>
-          <w:rFonts w:ascii="Arial" w:eastAsia="Arial" w:hAnsi="Arial" w:cs="Arial"/>
-          <w:color w:val="000000"/>
-        </w:rPr>
-      </w:pPr>
-      <w:r>
-        <w:rPr>
-          <w:rFonts w:ascii="Arial" w:eastAsia="Arial" w:hAnsi="Arial" w:cs="Arial"/>
-          <w:color w:val="000000"/>
-        </w:rPr>
-        <w:t>Esta fórmu</w:t>
-      </w:r>
-      <w:r>
-        <w:rPr>
-          <w:rFonts w:ascii="Arial" w:eastAsia="Arial" w:hAnsi="Arial" w:cs="Arial"/>
-          <w:color w:val="000000"/>
-        </w:rPr>
-        <w:t xml:space="preserve">la se basa en el concepto de </w:t>
-      </w:r>
-      <w:r>
-        <w:rPr>
-          <w:rFonts w:ascii="Arial" w:eastAsia="Arial" w:hAnsi="Arial" w:cs="Arial"/>
-          <w:b/>
-          <w:bCs/>
-          <w:color w:val="000000"/>
-        </w:rPr>
-        <w:t>Promedio Ponderado Exponencial</w:t>
-      </w:r>
-      <w:r>
-        <w:rPr>
-          <w:rFonts w:ascii="Arial" w:eastAsia="Arial" w:hAnsi="Arial" w:cs="Arial"/>
-          <w:color w:val="000000"/>
-        </w:rPr>
-        <w:t xml:space="preserve"> (EWMA), ampliamente utilizado en sistemas de control adaptativo y algoritmos de aprendizaje por refuerzo para actualizar estimaciones de valor. Permite al sistema capturar cambios en las preferenc</w:t>
-      </w:r>
-      <w:r>
-        <w:rPr>
-          <w:rFonts w:ascii="Arial" w:eastAsia="Arial" w:hAnsi="Arial" w:cs="Arial"/>
-          <w:color w:val="000000"/>
-        </w:rPr>
-        <w:t xml:space="preserve">ias del usuario de manera gradual (gracias a un </w:t>
-      </w:r>
-      <m:oMath>
-        <m:r>
-          <w:rPr>
-            <w:rFonts w:ascii="Cambria Math" w:eastAsia="Arial" w:hAnsi="Cambria Math" w:cs="Arial"/>
-            <w:color w:val="000000"/>
-            <w:sz w:val="24"/>
-          </w:rPr>
-          <m:t>α</m:t>
-        </m:r>
-      </m:oMath>
-      <w:r>
-        <w:rPr>
-          <w:rFonts w:ascii="Arial" w:eastAsia="Arial" w:hAnsi="Arial" w:cs="Arial"/>
-          <w:color w:val="000000"/>
-        </w:rPr>
-        <w:t xml:space="preserve"> pequeño para estabilidad) y automática, manteniendo la robustez ante datos atípicos y operando con una eficiencia computacional O(1).</w:t>
+      <w:r>
+        <w:rPr>
+          <w:rFonts w:ascii="Arial" w:eastAsia="Arial" w:hAnsi="Arial" w:cs="Arial"/>
+          <w:b/>
+          <w:bCs/>
+          <w:color w:val="000000"/>
+        </w:rPr>
+        <w:t xml:space="preserve">Gestión segura de la credencial:</w:t>
+      </w:r>
+      <w:r>
+        <w:rPr>
+          <w:rFonts w:ascii="Arial" w:eastAsia="Arial" w:hAnsi="Arial" w:cs="Arial"/>
+          <w:color w:val="000000"/>
+        </w:rPr>
+        <w:t xml:space="preserve"> la clave de acceso se lee de la variable de entorno GOOGLE_API_KEY y no se almacena en el código fuente.</w:t>
+      </w:r>
+    </w:p>
+    <w:p>
+      <w:pPr>
+        <w:pStyle w:val="Ttulo3"/>
+        <w:spacing w:before="280" w:after="80"/>
+        <w:jc w:val="left"/>
+        <w:rPr>
+          <w:rFonts w:ascii="Arial" w:eastAsia="Arial" w:hAnsi="Arial" w:cs="Arial"/>
+          <w:color w:val="000000"/>
+          <w:sz w:val="26"/>
+          <w:szCs w:val="26"/>
+        </w:rPr>
+      </w:pPr>
+      <w:r>
+        <w:rPr>
+          <w:rFonts w:ascii="Arial" w:eastAsia="Arial" w:hAnsi="Arial" w:cs="Arial"/>
+          <w:color w:val="000000"/>
+          <w:sz w:val="26"/>
+          <w:szCs w:val="26"/>
+        </w:rPr>
+        <w:t xml:space="preserve">5.3. Alcance y Limitaciones</w:t>
+      </w:r>
+    </w:p>
+    <w:p>
+      <w:pPr>
+        <w:numPr>
+          <w:ilvl w:val="0"/>
+          <w:numId w:val="2"/>
+        </w:numPr>
+        <w:spacing w:before="240" w:line="240" w:lineRule="auto"/>
+        <w:rPr>
+          <w:color w:val="000000"/>
+        </w:rPr>
+      </w:pPr>
+      <w:r>
+        <w:rPr>
+          <w:rFonts w:ascii="Arial" w:eastAsia="Arial" w:hAnsi="Arial" w:cs="Arial"/>
+          <w:b/>
+          <w:bCs/>
+          <w:color w:val="000000"/>
+        </w:rPr>
+        <w:t xml:space="preserve">Recomendación contextual, no aprendida:</w:t>
+      </w:r>
+      <w:r>
+        <w:rPr>
+          <w:rFonts w:ascii="Arial" w:eastAsia="Arial" w:hAnsi="Arial" w:cs="Arial"/>
+          <w:color w:val="000000"/>
+        </w:rPr>
+        <w:t xml:space="preserve"> las sugerencias dependen únicamente de la ciudad consultada. El enunciado plantea recomendaciones según preferencias aprendidas; la implementación actual cubre la recomendación por destino, y la personalización a partir del historial de reservas del usuario queda como línea de trabajo futuro.</w:t>
+      </w:r>
+    </w:p>
+    <w:p>
+      <w:pPr>
+        <w:numPr>
+          <w:ilvl w:val="0"/>
+          <w:numId w:val="2"/>
+        </w:numPr>
+        <w:spacing w:before="0" w:after="240" w:line="240" w:lineRule="auto"/>
+        <w:rPr>
+          <w:color w:val="000000"/>
+        </w:rPr>
+      </w:pPr>
+      <w:r>
+        <w:rPr>
+          <w:rFonts w:ascii="Arial" w:eastAsia="Arial" w:hAnsi="Arial" w:cs="Arial"/>
+          <w:b/>
+          <w:bCs/>
+          <w:color w:val="000000"/>
+        </w:rPr>
+        <w:t xml:space="preserve">Contenido generativo:</w:t>
+      </w:r>
+      <w:r>
+        <w:rPr>
+          <w:rFonts w:ascii="Arial" w:eastAsia="Arial" w:hAnsi="Arial" w:cs="Arial"/>
+          <w:color w:val="000000"/>
+        </w:rPr>
+        <w:t xml:space="preserve"> como toda salida de un modelo de lenguaje, el texto no se verifica contra una fuente externa y se presenta al usuario como sugerencia.</w:t>
       </w:r>
     </w:p>
     <w:p>

--- a/Informe Final PEF.docx
+++ b/Informe Final PEF.docx
@@ -375,30 +375,23 @@
           <w:rFonts w:ascii="Arial" w:eastAsia="Arial" w:hAnsi="Arial" w:cs="Arial"/>
           <w:color w:val="000000"/>
         </w:rPr>
-        <w:t xml:space="preserve">La construcción del sistema sigue rigurosamente un patrón de arquitectura </w:t>
-      </w:r>
-      <w:r>
-        <w:rPr>
-          <w:rFonts w:ascii="Arial" w:eastAsia="Arial" w:hAnsi="Arial" w:cs="Arial"/>
-          <w:b/>
-          <w:bCs/>
-          <w:color w:val="000000"/>
-        </w:rPr>
-        <w:t>hexagonal simplificada (Puertos y Adaptadores)</w:t>
-      </w:r>
-      <w:r>
-        <w:rPr>
-          <w:rFonts w:ascii="Arial" w:eastAsia="Arial" w:hAnsi="Arial" w:cs="Arial"/>
-          <w:color w:val="000000"/>
-        </w:rPr>
-        <w:t xml:space="preserve">. Esta decisión arquitectónica permite desacoplar completamente la lógica de negocio central (core) de las interfaces externas y mecanismos de entrega (api, ui, bases de datos), garantizando que el núcleo del sistema permanezca agnóstico a los detalles de </w:t>
-      </w:r>
-      <w:r>
-        <w:rPr>
-          <w:rFonts w:ascii="Arial" w:eastAsia="Arial" w:hAnsi="Arial" w:cs="Arial"/>
-          <w:color w:val="000000"/>
-        </w:rPr>
-        <w:t>implementación de la infraestructura.</w:t>
+        <w:t xml:space="preserve">El sistema sigue una </w:t>
+      </w:r>
+      <w:r>
+        <w:rPr>
+          <w:rFonts w:ascii="Arial" w:eastAsia="Arial" w:hAnsi="Arial" w:cs="Arial"/>
+          <w:b/>
+          <w:bCs/>
+          <w:color w:val="000000"/>
+        </w:rPr>
+        <w:t xml:space="preserve">arquitectura en capas de tipo cliente–servidor</w:t>
+      </w:r>
+      <w:r>
+        <w:rPr>
+          <w:rFonts w:ascii="Arial" w:eastAsia="Arial" w:hAnsi="Arial" w:cs="Arial"/>
+          <w:color w:val="000000"/>
+        </w:rPr>
+        <w:t xml:space="preserve">. La interfaz web (Streamlit) actúa como un cliente liviano que se comunica por HTTP con una API REST (FastAPI); la API valida las solicitudes, decide qué algoritmo aplicar, gestiona la caché, las reservas y las métricas, y delega el cálculo en el núcleo algorítmico (app.core), que no depende de FastAPI ni de Streamlit. El flujo principal es: Streamlit (app.ui) → API FastAPI (app/api/server.py) → algoritmos (Dijkstra, Held-Karp y genético), con los módulos de soporte caches, booking (reservas por lotes), ai (recomendaciones con Gemini) y data (ciudades y rutas). No se trata de una arquitectura hexagonal formal: no se definieron puertos ni adaptadores explícitos, sino una separación por capas y responsabilidades.</w:t>
       </w:r>
     </w:p>
     <w:p>
@@ -729,39 +722,23 @@
           <w:rFonts w:ascii="Arial" w:eastAsia="Arial" w:hAnsi="Arial" w:cs="Arial"/>
           <w:color w:val="000000"/>
         </w:rPr>
-        <w:t xml:space="preserve">app.ui (Capa de Presentación): Desarrollada utilizando </w:t>
-      </w:r>
-      <w:r>
-        <w:rPr>
-          <w:rFonts w:ascii="Arial" w:eastAsia="Arial" w:hAnsi="Arial" w:cs="Arial"/>
-          <w:b/>
-          <w:bCs/>
-          <w:color w:val="000000"/>
-        </w:rPr>
-        <w:t>Streamlit</w:t>
-      </w:r>
-      <w:r>
-        <w:rPr>
-          <w:rFonts w:ascii="Arial" w:eastAsia="Arial" w:hAnsi="Arial" w:cs="Arial"/>
-          <w:color w:val="000000"/>
-        </w:rPr>
-        <w:t xml:space="preserve">, esta capa consume la API del </w:t>
-      </w:r>
-      <w:r>
-        <w:rPr>
-          <w:rFonts w:ascii="Arial" w:eastAsia="Arial" w:hAnsi="Arial" w:cs="Arial"/>
-          <w:i/>
-          <w:iCs/>
-          <w:color w:val="000000"/>
-        </w:rPr>
-        <w:t>backend</w:t>
-      </w:r>
-      <w:r>
-        <w:rPr>
-          <w:rFonts w:ascii="Arial" w:eastAsia="Arial" w:hAnsi="Arial" w:cs="Arial"/>
-          <w:color w:val="000000"/>
-        </w:rPr>
-        <w:t xml:space="preserve"> de manera agnóstica para proporcionar una experiencia visual interactiva, intuitiva y responsiva al usuario final, permitiendo la visualización de datos complejos y la interacción fluida con el sistema.</w:t>
+        <w:t xml:space="preserve">app.ui (Capa de Presentación): </w:t>
+      </w:r>
+      <w:r>
+        <w:rPr>
+          <w:rFonts w:ascii="Arial" w:eastAsia="Arial" w:hAnsi="Arial" w:cs="Arial"/>
+          <w:b/>
+          <w:bCs/>
+          <w:color w:val="000000"/>
+        </w:rPr>
+        <w:t xml:space="preserve">Streamlit</w:t>
+      </w:r>
+      <w:r>
+        <w:rPr>
+          <w:rFonts w:ascii="Arial" w:eastAsia="Arial" w:hAnsi="Arial" w:cs="Arial"/>
+          <w:color w:val="000000"/>
+        </w:rPr>
+        <w:t xml:space="preserve">, organizada en módulos auxiliares (cliente HTTP api_client.py, estado, estilos, formato y mapas) y una vista por página en app/ui/views/. Es un cliente liviano: el cálculo de rutas, las comparaciones, las reservas y las estadísticas se solicitan a la API por HTTP, y la interfaz no elige el algoritmo. Como excepciones deliberadas, lee los datos estáticos de ciudades y rutas, consulta directamente a Gemini para las recomendaciones y ejecuta en su propio proceso el benchmark controlado del Laboratorio.</w:t>
       </w:r>
     </w:p>
     <w:p>
@@ -1422,7 +1399,7 @@
           <w:rFonts w:ascii="Arial" w:eastAsia="Arial" w:hAnsi="Arial" w:cs="Arial"/>
           <w:color w:val="000000"/>
         </w:rPr>
-        <w:t xml:space="preserve">En consecuencia, el sistema emplea tres algoritmos, seleccionados según la cantidad de ciudades del itinerario:</w:t>
+        <w:t xml:space="preserve">En consecuencia, el sistema emplea tres algoritmos, seleccionados según la cantidad de ciudades del itinerario. La selección la realiza el servidor, no la interfaz: el endpoint /routes/optimize-multi aplica Held-Karp hasta HELD_KARP_MAX (12) ciudades y el algoritmo genético por encima de ese umbral, con un máximo de MAX_TSP_CITIES (25); un pedido mayor se rechaza con código 422. Los itinerarios de dos ciudades se resuelven con /routes/shortest (Dijkstra).</w:t>
       </w:r>
     </w:p>
     <w:tbl>
@@ -1654,7 +1631,7 @@
                 <w:sz w:val="20"/>
                 <w:szCs w:val="20"/>
               </w:rPr>
-              <w:t xml:space="preserve">13 o más</w:t>
+              <w:t xml:space="preserve">13 a 25</w:t>
             </w:r>
           </w:p>
         </w:tc>
@@ -1711,7 +1688,7 @@
           <w:rFonts w:ascii="Arial" w:eastAsia="Arial" w:hAnsi="Arial" w:cs="Arial"/>
           <w:color w:val="000000"/>
         </w:rPr>
-        <w:t xml:space="preserve">En síntesis: Dijkstra determina cómo desplazarse de una ciudad a otra, mientras que el TSP determina en qué orden recorrer todas. El algoritmo genético se incorpora porque, a partir de cierto tamaño, calcular el orden exacto deja de ser factible en un tiempo razonable.</w:t>
+        <w:t xml:space="preserve">En síntesis: Dijkstra determina cómo desplazarse de una ciudad a otra, mientras que el TSP determina en qué orden recorrer todas. El algoritmo genético se incorpora porque, a partir de cierto tamaño, calcular el orden exacto deja de ser factible en un tiempo razonable. La solicitud admite además un campo opcional algorithm para forzar uno u otro método (Held-Karp se rechaza por encima de 12 ciudades), y la respuesta informa el algoritmo utilizado (algorithm), la ruta (optimal_route), el costo total (total_cost), el tiempo medido en el servidor (elapsed_ms), la evolución del genético (history) y si el resultado provino de la caché (cached).</w:t>
       </w:r>
     </w:p>
     <w:p>
@@ -2511,14 +2488,14 @@
           <w:bCs/>
           <w:color w:val="000000"/>
         </w:rPr>
-        <w:t xml:space="preserve">Memoización de respuestas:</w:t>
-      </w:r>
-      <w:r>
-        <w:rPr>
-          <w:rFonts w:ascii="Arial" w:eastAsia="Arial" w:hAnsi="Arial" w:cs="Arial"/>
-          <w:color w:val="000000"/>
-        </w:rPr>
-        <w:t xml:space="preserve"> Streamlit vuelve a ejecutar el script completo ante cada interacción del usuario. Sin control, cada clic dispararía nuevas llamadas a la API, con su latencia de red y su consumo de cuota. Por eso las recomendaciones se almacenan por ciudad en st.session_state y cada ciudad se consulta una única vez por sesión. Es la misma técnica de memoización aplicada en Held-Karp, trasladada a una operación de red costosa.</w:t>
+        <w:t xml:space="preserve">Memoización y consultas en paralelo:</w:t>
+      </w:r>
+      <w:r>
+        <w:rPr>
+          <w:rFonts w:ascii="Arial" w:eastAsia="Arial" w:hAnsi="Arial" w:cs="Arial"/>
+          <w:color w:val="000000"/>
+        </w:rPr>
+        <w:t xml:space="preserve"> Streamlit vuelve a ejecutar el script completo ante cada interacción del usuario. Sin control, cada clic dispararía nuevas llamadas a la API, con su latencia de red y su consumo de cuota. Por eso las recomendaciones obtenidas con éxito se guardan en una caché compartida del proceso (RecommendationCache) y en st.session_state, y solo se consultan las ciudades que faltan. Esas consultas se realizan en paralelo (ThreadPoolExecutor, hasta ocho simultáneas), de modo que la espera se aproxima a la de la ciudad más lenta y no a la suma de todas. Las respuestas fallidas no se almacenan, por lo que pueden reintentarse. Es la misma técnica de memoización aplicada en Held-Karp, trasladada a una operación de red costosa.</w:t>
       </w:r>
     </w:p>
     <w:p>
@@ -3359,21 +3336,14 @@
           <w:bCs/>
           <w:color w:val="000000"/>
         </w:rPr>
-        <w:t>La Solución:</w:t>
-      </w:r>
-      <w:r>
-        <w:rPr>
-          <w:rFonts w:ascii="Arial" w:eastAsia="Arial" w:hAnsi="Arial" w:cs="Arial"/>
-          <w:color w:val="000000"/>
-        </w:rPr>
-        <w:t xml:space="preserve"> Se refactorizó el método a una versión no bloqueante add_item_sync. Actualmente, la solicitud se añade a la cola y retorna inmediatamente un objeto "Futuro" (promesa) al cliente, mientras una tarea de fondo independiente (_trigger_processing) gestiona el </w:t>
-      </w:r>
-      <w:r>
-        <w:rPr>
-          <w:rFonts w:ascii="Arial" w:eastAsia="Arial" w:hAnsi="Arial" w:cs="Arial"/>
-          <w:color w:val="000000"/>
-        </w:rPr>
-        <w:t>vaciado y procesamiento de la cola de manera asíncrona, eliminando el cuello de botella.</w:t>
+        <w:t xml:space="preserve">La Solución:</w:t>
+      </w:r>
+      <w:r>
+        <w:rPr>
+          <w:rFonts w:ascii="Arial" w:eastAsia="Arial" w:hAnsi="Arial" w:cs="Arial"/>
+          <w:color w:val="000000"/>
+        </w:rPr>
+        <w:t xml:space="preserve"> Se refactorizó el método a una versión no bloqueante add_item_sync. Actualmente, la solicitud se añade a la cola y retorna inmediatamente un objeto "Futuro" (promesa) al cliente, mientras una tarea de fondo (trigger_processing) gestiona el vaciado y procesamiento de la cola de manera asíncrona. Además, cada reserva encolada lanza un intento de procesamiento, el servidor revisa la cola cada 0,5 segundos y el tiempo máximo de espera del lote es también de 0,5 segundos, por lo que las reservas se confirman casi de inmediato; la interfaz actualiza automáticamente los estados pendientes.</w:t>
       </w:r>
     </w:p>
     <w:p>
@@ -3636,6 +3606,34 @@
           <w:color w:val="000000"/>
         </w:rPr>
         <w:t>mitaciones teóricas del problema NP-Hard.</w:t>
+      </w:r>
+    </w:p>
+    <w:p>
+      <w:pPr>
+        <w:numPr>
+          <w:ilvl w:val="0"/>
+          <w:numId w:val="9"/>
+        </w:numPr>
+        <w:spacing w:before="0" w:after="240" w:line="240" w:lineRule="auto"/>
+        <w:rPr>
+          <w:color w:val="000000"/>
+        </w:rPr>
+      </w:pPr>
+      <w:r>
+        <w:rPr>
+          <w:rFonts w:ascii="Arial" w:eastAsia="Arial" w:hAnsi="Arial" w:cs="Arial"/>
+          <w:b/>
+          <w:bCs/>
+          <w:color w:val="000000"/>
+        </w:rPr>
+        <w:t xml:space="preserve">Estadísticas de uso real:</w:t>
+      </w:r>
+      <w:r>
+        <w:rPr>
+          <w:rFonts w:ascii="Arial" w:eastAsia="Arial" w:hAnsi="Arial" w:cs="Arial"/>
+          <w:color w:val="000000"/>
+        </w:rPr>
+        <w:t xml:space="preserve"> la API registra cada ejecución no cacheada de Dijkstra, Held-Karp y el algoritmo genético (módulo solver_metrics.py, últimas 500 ejecuciones en memoria) y las expone en GET /stats/algorithms. La página Laboratorio las muestra en la sección «Estadísticas de uso real», junto a un «Benchmark controlado» que compara Held-Karp y el genético sobre instancias generadas.</w:t>
       </w:r>
     </w:p>
     <w:p>

--- a/Informe Final PEF.docx
+++ b/Informe Final PEF.docx
@@ -119,14 +119,14 @@
           <w:bCs/>
           <w:color w:val="000000"/>
         </w:rPr>
-        <w:t>Fecha:</w:t>
-      </w:r>
-      <w:r>
-        <w:rPr>
-          <w:rFonts w:ascii="Arial" w:eastAsia="Arial" w:hAnsi="Arial" w:cs="Arial"/>
-          <w:color w:val="000000"/>
-        </w:rPr>
-        <w:t xml:space="preserve"> </w:t>
+        <w:t xml:space="preserve">Fecha:</w:t>
+      </w:r>
+      <w:r>
+        <w:rPr>
+          <w:rFonts w:ascii="Arial" w:eastAsia="Arial" w:hAnsi="Arial" w:cs="Arial"/>
+          <w:color w:val="000000"/>
+        </w:rPr>
+        <w:t xml:space="preserve"> 1 de octubre de 2026</w:t>
       </w:r>
     </w:p>
     <w:p>
@@ -265,28 +265,7 @@
           <w:rFonts w:ascii="Arial" w:eastAsia="Arial" w:hAnsi="Arial" w:cs="Arial"/>
           <w:color w:val="000000"/>
         </w:rPr>
-        <w:t>El presente proyecto comprende el diseño, desarrollo e implementación integral de una plataforma de software avanzada destinada a la gestión, planificación y optimización de itinerarios de viaje complejos. El sistema aborda problemáticas computacionales de</w:t>
-      </w:r>
-      <w:r>
-        <w:rPr>
-          <w:rFonts w:ascii="Arial" w:eastAsia="Arial" w:hAnsi="Arial" w:cs="Arial"/>
-          <w:color w:val="000000"/>
-        </w:rPr>
-        <w:t xml:space="preserve"> alta complejidad inherentes a la teoría de grafos y la optimización combinatoria, tales como la determinación del camino más corto en redes de transporte multimodales y la resolución eficiente del Problema del Viajante de Comercio (TSP, por sus siglas en </w:t>
-      </w:r>
-      <w:r>
-        <w:rPr>
-          <w:rFonts w:ascii="Arial" w:eastAsia="Arial" w:hAnsi="Arial" w:cs="Arial"/>
-          <w:color w:val="000000"/>
-        </w:rPr>
-        <w:t>inglés), mediante la implementación de soluciones algorítmicas exactas y eficientes. Adicionalmente, la plataforma integra un motor de Inteligencia Artificial híbrido con capacidades de aprendizaje continuo y adaptativo, un sistema de gestión de reservas c</w:t>
-      </w:r>
-      <w:r>
-        <w:rPr>
-          <w:rFonts w:ascii="Arial" w:eastAsia="Arial" w:hAnsi="Arial" w:cs="Arial"/>
-          <w:color w:val="000000"/>
-        </w:rPr>
-        <w:t>oncurrente de alto rendimiento y una arquitectura modular escalable diseñada para facilitar el mantenimiento y la expansión futura.</w:t>
+        <w:t xml:space="preserve">El proyecto consiste en un sistema de planificación de viajes multidestino compuesto por una API REST (FastAPI) y una interfaz web (Streamlit). Trabaja sobre un catálogo de 180 ciudades de seis continentes, conectadas por auto, tren, avión y barco, con costos y tiempos estimados a partir de la distancia geográfica. El sistema responde dos preguntas: cuál es el mejor camino entre dos ciudades, que se resuelve con el algoritmo de Dijkstra, y en qué orden conviene recorrer un conjunto de ciudades (Problema del Viajante, TSP). Para el TSP, el servidor elige el algoritmo según el tamaño del itinerario: Held-Karp, un método exacto de programación dinámica, hasta 12 ciudades, y un algoritmo genético entre 13 y 25.</w:t>
       </w:r>
     </w:p>
     <w:p>
@@ -302,37 +281,7 @@
           <w:rFonts w:ascii="Arial" w:eastAsia="Arial" w:hAnsi="Arial" w:cs="Arial"/>
           <w:color w:val="000000"/>
         </w:rPr>
-        <w:t>El objetivo primordial de este desarrollo reside en demostrar la competencia técnica en metodologías avanzadas de programaci</w:t>
-      </w:r>
-      <w:r>
-        <w:rPr>
-          <w:rFonts w:ascii="Arial" w:eastAsia="Arial" w:hAnsi="Arial" w:cs="Arial"/>
-          <w:color w:val="000000"/>
-        </w:rPr>
-        <w:t>ón e ingeniería de software, abarcando el diseño e implementación de algoritmos de grafos, la aplicación de técnicas de programación dinámica, el manejo de concurrencia asíncrona mediante asyncio, la optimización rigurosa del rendimiento a través de técnic</w:t>
-      </w:r>
-      <w:r>
-        <w:rPr>
-          <w:rFonts w:ascii="Arial" w:eastAsia="Arial" w:hAnsi="Arial" w:cs="Arial"/>
-          <w:color w:val="000000"/>
-        </w:rPr>
-        <w:t xml:space="preserve">as de </w:t>
-      </w:r>
-      <w:r>
-        <w:rPr>
-          <w:rFonts w:ascii="Arial" w:eastAsia="Arial" w:hAnsi="Arial" w:cs="Arial"/>
-          <w:i/>
-          <w:iCs/>
-          <w:color w:val="000000"/>
-        </w:rPr>
-        <w:t>profiling</w:t>
-      </w:r>
-      <w:r>
-        <w:rPr>
-          <w:rFonts w:ascii="Arial" w:eastAsia="Arial" w:hAnsi="Arial" w:cs="Arial"/>
-          <w:color w:val="000000"/>
-        </w:rPr>
-        <w:t xml:space="preserve"> y la adopción de un diseño de software estratificado y desacoplado.</w:t>
+        <w:t xml:space="preserve">La API guarda en caché los resultados ya calculados, procesa las reservas en lotes de forma asíncrona y registra métricas reales de cada ejecución de los algoritmos, que la interfaz muestra junto con un benchmark controlado. La interfaz agrega recomendaciones turísticas generadas con Google Gemini según el interés que elige el usuario. El comportamiento se verifica con 178 pruebas automatizadas. El objetivo del trabajo es aplicar los contenidos de la materia (algoritmos de grafos, programación dinámica, concurrencia con asyncio, caché y medición del rendimiento) en un sistema completo y organizado en capas.</w:t>
       </w:r>
     </w:p>
     <w:p>
@@ -431,7 +380,7 @@
           <w:rFonts w:ascii="Arial" w:eastAsia="Arial" w:hAnsi="Arial" w:cs="Arial"/>
           <w:color w:val="000000"/>
         </w:rPr>
-        <w:t>El código fuente se encuentra organizado en paquetes con responsabilidades estrictamente delimitadas para maximizar la cohesión y minimizar el acoplamiento:</w:t>
+        <w:t xml:space="preserve">El código fuente se organiza en paquetes con responsabilidades separadas, para mantener alta la cohesión y bajo el acoplamiento:</w:t>
       </w:r>
     </w:p>
     <w:p>
@@ -452,14 +401,42 @@
           <w:bCs/>
           <w:color w:val="000000"/>
         </w:rPr>
-        <w:t>app.core (El Núcleo Algorítmico):</w:t>
-      </w:r>
-      <w:r>
-        <w:rPr>
-          <w:rFonts w:ascii="Arial" w:eastAsia="Arial" w:hAnsi="Arial" w:cs="Arial"/>
-          <w:color w:val="000000"/>
-        </w:rPr>
-        <w:t xml:space="preserve"> Este módulo alberga la lógica algorítmica fundamental y las reglas de negocio invariantes. Mantiene una total independencia de </w:t>
+        <w:t xml:space="preserve">app.core (Núcleo algorítmico):</w:t>
+      </w:r>
+      <w:r>
+        <w:rPr>
+          <w:rFonts w:ascii="Arial" w:eastAsia="Arial" w:hAnsi="Arial" w:cs="Arial"/>
+          <w:color w:val="000000"/>
+        </w:rPr>
+        <w:t xml:space="preserve"> contiene las implementaciones propias de Dijkstra (graph.py), Held-Karp (tsp_dp.py) y el algoritmo genético (tsp_genetic.py), además del validador de itinerarios. No depende de FastAPI, de Streamlit ni de un sistema de persistencia, por lo que puede probarse de forma aislada.</w:t>
+      </w:r>
+    </w:p>
+    <w:p>
+      <w:pPr>
+        <w:numPr>
+          <w:ilvl w:val="0"/>
+          <w:numId w:val="3"/>
+        </w:numPr>
+        <w:spacing w:before="0" w:line="240" w:lineRule="auto"/>
+        <w:rPr>
+          <w:color w:val="000000"/>
+        </w:rPr>
+      </w:pPr>
+      <w:r>
+        <w:rPr>
+          <w:rFonts w:ascii="Arial" w:eastAsia="Arial" w:hAnsi="Arial" w:cs="Arial"/>
+          <w:b/>
+          <w:bCs/>
+          <w:color w:val="000000"/>
+        </w:rPr>
+        <w:t xml:space="preserve">app.api (Capa de servicio):</w:t>
+      </w:r>
+      <w:r>
+        <w:rPr>
+          <w:rFonts w:ascii="Arial" w:eastAsia="Arial" w:hAnsi="Arial" w:cs="Arial"/>
+          <w:color w:val="000000"/>
+        </w:rPr>
+        <w:t xml:space="preserve"> implementada con FastAPI (server.py). Expone los endpoints REST, valida los datos de entrada con modelos Pydantic, provee el grafo a los endpoints mediante la inyección de dependencias de FastAPI (</w:t>
       </w:r>
       <w:r>
         <w:rPr>
@@ -468,21 +445,14 @@
           <w:iCs/>
           <w:color w:val="000000"/>
         </w:rPr>
-        <w:t>frameworks</w:t>
-      </w:r>
-      <w:r>
-        <w:rPr>
-          <w:rFonts w:ascii="Arial" w:eastAsia="Arial" w:hAnsi="Arial" w:cs="Arial"/>
-          <w:color w:val="000000"/>
-        </w:rPr>
-        <w:t xml:space="preserve"> externos, librerías de terceros pesadas y sistemas de persistencia. En este módulo r</w:t>
-      </w:r>
-      <w:r>
-        <w:rPr>
-          <w:rFonts w:ascii="Arial" w:eastAsia="Arial" w:hAnsi="Arial" w:cs="Arial"/>
-          <w:color w:val="000000"/>
-        </w:rPr>
-        <w:t>esiden las implementaciones manuales y optimizadas de los algoritmos de Dijkstra y TSP, así como las entidades del dominio.</w:t>
+        <w:t xml:space="preserve">Depends</w:t>
+      </w:r>
+      <w:r>
+        <w:rPr>
+          <w:rFonts w:ascii="Arial" w:eastAsia="Arial" w:hAnsi="Arial" w:cs="Arial"/>
+          <w:color w:val="000000"/>
+        </w:rPr>
+        <w:t xml:space="preserve">), elige el algoritmo de TSP, gestiona la caché y registra las métricas de ejecución (solver_metrics.py).</w:t>
       </w:r>
     </w:p>
     <w:p>
@@ -499,25 +469,212 @@
       <w:r>
         <w:rPr>
           <w:rFonts w:ascii="Arial" w:eastAsia="Arial" w:hAnsi="Arial" w:cs="Arial"/>
-          <w:color w:val="000000"/>
-        </w:rPr>
-        <w:t>app.api (Capa de Servicio e</w:t>
-      </w:r>
-      <w:r>
-        <w:rPr>
-          <w:rFonts w:ascii="Arial" w:eastAsia="Arial" w:hAnsi="Arial" w:cs="Arial"/>
-          <w:b/>
-          <w:bCs/>
-          <w:color w:val="000000"/>
-        </w:rPr>
-        <w:t xml:space="preserve"> Interfaz):</w:t>
-      </w:r>
-      <w:r>
-        <w:rPr>
-          <w:rFonts w:ascii="Arial" w:eastAsia="Arial" w:hAnsi="Arial" w:cs="Arial"/>
-          <w:color w:val="000000"/>
-        </w:rPr>
-        <w:t xml:space="preserve"> Implementada mediante el </w:t>
+          <w:b/>
+          <w:bCs/>
+          <w:color w:val="000000"/>
+        </w:rPr>
+        <w:t xml:space="preserve">app.booking (Reservas):</w:t>
+      </w:r>
+      <w:r>
+        <w:rPr>
+          <w:rFonts w:ascii="Arial" w:eastAsia="Arial" w:hAnsi="Arial" w:cs="Arial"/>
+          <w:color w:val="000000"/>
+        </w:rPr>
+        <w:t xml:space="preserve"> ReservationManager administra el ciclo de vida de cada reserva (pendiente, en proceso, confirmada, fallida o cancelada) y ReservationBatchProcessor las procesa por lotes.</w:t>
+      </w:r>
+    </w:p>
+    <w:p>
+      <w:pPr>
+        <w:numPr>
+          <w:ilvl w:val="0"/>
+          <w:numId w:val="3"/>
+        </w:numPr>
+        <w:spacing w:before="0" w:line="240" w:lineRule="auto"/>
+        <w:rPr>
+          <w:color w:val="000000"/>
+        </w:rPr>
+      </w:pPr>
+      <w:r>
+        <w:rPr>
+          <w:rFonts w:ascii="Arial" w:eastAsia="Arial" w:hAnsi="Arial" w:cs="Arial"/>
+          <w:b/>
+          <w:bCs/>
+          <w:color w:val="000000"/>
+        </w:rPr>
+        <w:t xml:space="preserve">app.ai (Inteligencia Artificial):</w:t>
+      </w:r>
+      <w:r>
+        <w:rPr>
+          <w:rFonts w:ascii="Arial" w:eastAsia="Arial" w:hAnsi="Arial" w:cs="Arial"/>
+          <w:color w:val="000000"/>
+        </w:rPr>
+        <w:t xml:space="preserve"> genera con Google Gemini consejos breves para cada ciudad del itinerario (sección 6). Si el servicio no está disponible, el resto del sistema sigue funcionando.</w:t>
+      </w:r>
+    </w:p>
+    <w:p>
+      <w:pPr>
+        <w:numPr>
+          <w:ilvl w:val="0"/>
+          <w:numId w:val="3"/>
+        </w:numPr>
+        <w:spacing w:before="0" w:line="240" w:lineRule="auto"/>
+        <w:rPr>
+          <w:color w:val="000000"/>
+        </w:rPr>
+      </w:pPr>
+      <w:r>
+        <w:rPr>
+          <w:rFonts w:ascii="Arial" w:eastAsia="Arial" w:hAnsi="Arial" w:cs="Arial"/>
+          <w:b/>
+          <w:bCs/>
+          <w:color w:val="000000"/>
+        </w:rPr>
+        <w:t xml:space="preserve">app.caches (Caché):</w:t>
+      </w:r>
+      <w:r>
+        <w:rPr>
+          <w:rFonts w:ascii="Arial" w:eastAsia="Arial" w:hAnsi="Arial" w:cs="Arial"/>
+          <w:color w:val="000000"/>
+        </w:rPr>
+        <w:t xml:space="preserve"> caché LRU propia en memoria y un backend opcional sobre Redis, elegido por variable de entorno, con retorno automático a la LRU si Redis no está disponible (sección 7.3).</w:t>
+      </w:r>
+    </w:p>
+    <w:p>
+      <w:pPr>
+        <w:numPr>
+          <w:ilvl w:val="0"/>
+          <w:numId w:val="3"/>
+        </w:numPr>
+        <w:spacing w:before="0" w:line="240" w:lineRule="auto"/>
+        <w:rPr>
+          <w:color w:val="000000"/>
+        </w:rPr>
+      </w:pPr>
+      <w:r>
+        <w:rPr>
+          <w:rFonts w:ascii="Arial" w:eastAsia="Arial" w:hAnsi="Arial" w:cs="Arial"/>
+          <w:b/>
+          <w:bCs/>
+          <w:color w:val="000000"/>
+        </w:rPr>
+        <w:t xml:space="preserve">app.data (Datos):</w:t>
+      </w:r>
+      <w:r>
+        <w:rPr>
+          <w:rFonts w:ascii="Arial" w:eastAsia="Arial" w:hAnsi="Arial" w:cs="Arial"/>
+          <w:color w:val="000000"/>
+        </w:rPr>
+        <w:t xml:space="preserve"> catálogo de ciudades (cities.py) y generación de las rutas de cada transporte (routes_fixed.py), descritos en la sección 4.</w:t>
+      </w:r>
+    </w:p>
+    <w:p>
+      <w:pPr>
+        <w:numPr>
+          <w:ilvl w:val="0"/>
+          <w:numId w:val="3"/>
+        </w:numPr>
+        <w:spacing w:before="0" w:after="240" w:line="240" w:lineRule="auto"/>
+        <w:rPr>
+          <w:color w:val="000000"/>
+        </w:rPr>
+      </w:pPr>
+      <w:r>
+        <w:rPr>
+          <w:rFonts w:ascii="Arial" w:eastAsia="Arial" w:hAnsi="Arial" w:cs="Arial"/>
+          <w:b/>
+          <w:bCs/>
+          <w:color w:val="000000"/>
+        </w:rPr>
+        <w:t xml:space="preserve">app.ui (Capa de presentación):</w:t>
+      </w:r>
+      <w:r>
+        <w:rPr>
+          <w:rFonts w:ascii="Arial" w:eastAsia="Arial" w:hAnsi="Arial" w:cs="Arial"/>
+          <w:color w:val="000000"/>
+        </w:rPr>
+        <w:t xml:space="preserve"> interfaz en Streamlit. El punto de entrada (streamlit_app.py) solo configura la página y la navegación; hay una vista por página en app/ui/views/ y módulos auxiliares (cliente HTTP api_client.py, estado, estilos, formato, mapas con folium y geometría vial con OSRM). Es un cliente liviano: el cálculo de rutas, las comparaciones, las reservas y las estadísticas se solicitan a la API por HTTP, y la interfaz no elige el algoritmo. Como excepciones deliberadas, lee los datos estáticos de ciudades y rutas, consulta directamente a Gemini para las recomendaciones y ejecuta en su propio proceso el benchmark controlado del Laboratorio.</w:t>
+      </w:r>
+    </w:p>
+    <w:p>
+      <w:pPr>
+        <w:pStyle w:val="Ttulo2"/>
+        <w:spacing w:before="360" w:after="80"/>
+        <w:rPr>
+          <w:rFonts w:ascii="Arial" w:eastAsia="Arial" w:hAnsi="Arial" w:cs="Arial"/>
+          <w:b/>
+          <w:bCs/>
+          <w:color w:val="000000"/>
+          <w:sz w:val="34"/>
+          <w:szCs w:val="34"/>
+        </w:rPr>
+      </w:pPr>
+      <w:bookmarkStart w:id="5" w:name="_4hti0kt7oclv" w:colFirst="0" w:colLast="0"/>
+      <w:bookmarkEnd w:id="5"/>
+      <w:r>
+        <w:rPr>
+          <w:rFonts w:ascii="Arial" w:eastAsia="Arial" w:hAnsi="Arial" w:cs="Arial"/>
+          <w:b/>
+          <w:bCs/>
+          <w:color w:val="000000"/>
+          <w:sz w:val="34"/>
+          <w:szCs w:val="34"/>
+        </w:rPr>
+        <w:t>3. Pi</w:t>
+      </w:r>
+      <w:r>
+        <w:rPr>
+          <w:rFonts w:ascii="Arial" w:eastAsia="Arial" w:hAnsi="Arial" w:cs="Arial"/>
+          <w:b/>
+          <w:bCs/>
+          <w:color w:val="000000"/>
+          <w:sz w:val="34"/>
+          <w:szCs w:val="34"/>
+        </w:rPr>
+        <w:t>la Tecnológica y Justificación</w:t>
+      </w:r>
+    </w:p>
+    <w:p>
+      <w:pPr>
+        <w:spacing w:before="240" w:after="240" w:line="240" w:lineRule="auto"/>
+        <w:rPr>
+          <w:rFonts w:ascii="Arial" w:eastAsia="Arial" w:hAnsi="Arial" w:cs="Arial"/>
+          <w:color w:val="000000"/>
+        </w:rPr>
+      </w:pPr>
+      <w:r>
+        <w:rPr>
+          <w:rFonts w:ascii="Arial" w:eastAsia="Arial" w:hAnsi="Arial" w:cs="Arial"/>
+          <w:color w:val="000000"/>
+        </w:rPr>
+        <w:t xml:space="preserve">Las tecnologías se eligieron por su adecuación al problema: rendimiento suficiente para los algoritmos, soporte de E/S asíncrona en el servidor y rapidez de desarrollo en la interfaz. Las dependencias se declaran con versiones fijas en requirements.txt:</w:t>
+      </w:r>
+    </w:p>
+    <w:p>
+      <w:pPr>
+        <w:numPr>
+          <w:ilvl w:val="0"/>
+          <w:numId w:val="1"/>
+        </w:numPr>
+        <w:spacing w:before="240" w:line="240" w:lineRule="auto"/>
+        <w:rPr>
+          <w:color w:val="000000"/>
+        </w:rPr>
+      </w:pPr>
+      <w:r>
+        <w:rPr>
+          <w:rFonts w:ascii="Arial" w:eastAsia="Arial" w:hAnsi="Arial" w:cs="Arial"/>
+          <w:b/>
+          <w:bCs/>
+          <w:color w:val="000000"/>
+        </w:rPr>
+        <w:t xml:space="preserve">Lenguaje:</w:t>
+      </w:r>
+      <w:r>
+        <w:rPr>
+          <w:rFonts w:ascii="Arial" w:eastAsia="Arial" w:hAnsi="Arial" w:cs="Arial"/>
+          <w:color w:val="000000"/>
+        </w:rPr>
+        <w:t xml:space="preserve"> Python 3.10 o superior (lo exige verify_setup.py); el proyecto se probó con Python 3.13. El código usa anotaciones de tipo (</w:t>
       </w:r>
       <w:r>
         <w:rPr>
@@ -526,60 +683,21 @@
           <w:iCs/>
           <w:color w:val="000000"/>
         </w:rPr>
-        <w:t>framework</w:t>
-      </w:r>
-      <w:r>
-        <w:rPr>
-          <w:rFonts w:ascii="Arial" w:eastAsia="Arial" w:hAnsi="Arial" w:cs="Arial"/>
-          <w:color w:val="000000"/>
-        </w:rPr>
-        <w:t xml:space="preserve"> moderno </w:t>
-      </w:r>
-      <w:r>
-        <w:rPr>
-          <w:rFonts w:ascii="Arial" w:eastAsia="Arial" w:hAnsi="Arial" w:cs="Arial"/>
-          <w:b/>
-          <w:bCs/>
-          <w:color w:val="000000"/>
-        </w:rPr>
-        <w:t>FastAPI</w:t>
-      </w:r>
-      <w:r>
-        <w:rPr>
-          <w:rFonts w:ascii="Arial" w:eastAsia="Arial" w:hAnsi="Arial" w:cs="Arial"/>
-          <w:color w:val="000000"/>
-        </w:rPr>
-        <w:t xml:space="preserve">, esta capa actúa como el punto de entrada </w:t>
-      </w:r>
-      <w:r>
-        <w:rPr>
-          <w:rFonts w:ascii="Arial" w:eastAsia="Arial" w:hAnsi="Arial" w:cs="Arial"/>
-          <w:color w:val="000000"/>
-        </w:rPr>
-        <w:t xml:space="preserve">y orquestación del sistema. Se encarga de exponer los </w:t>
-      </w:r>
-      <w:r>
-        <w:rPr>
-          <w:rFonts w:ascii="Arial" w:eastAsia="Arial" w:hAnsi="Arial" w:cs="Arial"/>
-          <w:i/>
-          <w:iCs/>
-          <w:color w:val="000000"/>
-        </w:rPr>
-        <w:t>endpoints</w:t>
-      </w:r>
-      <w:r>
-        <w:rPr>
-          <w:rFonts w:ascii="Arial" w:eastAsia="Arial" w:hAnsi="Arial" w:cs="Arial"/>
-          <w:color w:val="000000"/>
-        </w:rPr>
-        <w:t xml:space="preserve"> RESTful, gestionar la validación estricta de los datos de entrada a través de modelos Pydantic, inyectar dependencias y coordinar la ejecución de los servicios del núcleo.</w:t>
-      </w:r>
-    </w:p>
-    <w:p>
-      <w:pPr>
-        <w:numPr>
-          <w:ilvl w:val="0"/>
-          <w:numId w:val="3"/>
+        <w:t xml:space="preserve">type hints</w:t>
+      </w:r>
+      <w:r>
+        <w:rPr>
+          <w:rFonts w:ascii="Arial" w:eastAsia="Arial" w:hAnsi="Arial" w:cs="Arial"/>
+          <w:color w:val="000000"/>
+        </w:rPr>
+        <w:t xml:space="preserve">) para documentar las interfaces y facilitar el mantenimiento.</w:t>
+      </w:r>
+    </w:p>
+    <w:p>
+      <w:pPr>
+        <w:numPr>
+          <w:ilvl w:val="0"/>
+          <w:numId w:val="1"/>
         </w:numPr>
         <w:spacing w:before="0" w:line="240" w:lineRule="auto"/>
         <w:rPr>
@@ -593,45 +711,21 @@
           <w:bCs/>
           <w:color w:val="000000"/>
         </w:rPr>
-        <w:t>app.booking (Gestión</w:t>
-      </w:r>
-      <w:r>
-        <w:rPr>
-          <w:rFonts w:ascii="Arial" w:eastAsia="Arial" w:hAnsi="Arial" w:cs="Arial"/>
-          <w:b/>
-          <w:bCs/>
-          <w:color w:val="000000"/>
-        </w:rPr>
-        <w:t xml:space="preserve"> Transaccional y de Estado):</w:t>
-      </w:r>
-      <w:r>
-        <w:rPr>
-          <w:rFonts w:ascii="Arial" w:eastAsia="Arial" w:hAnsi="Arial" w:cs="Arial"/>
-          <w:color w:val="000000"/>
-        </w:rPr>
-        <w:t xml:space="preserve"> Administra toda la lógica inherente al ciclo de vida de las reservas. Incluye el componente ReservationManager para la gestión de estados transaccionales y el ReservationBatchProcessor para la optimización del rendimiento media</w:t>
-      </w:r>
-      <w:r>
-        <w:rPr>
-          <w:rFonts w:ascii="Arial" w:eastAsia="Arial" w:hAnsi="Arial" w:cs="Arial"/>
-          <w:color w:val="000000"/>
-        </w:rPr>
-        <w:t xml:space="preserve">nte el procesamiento por lotes de operaciones </w:t>
-      </w:r>
-      <w:r>
-        <w:rPr>
-          <w:rFonts w:ascii="Arial" w:eastAsia="Arial" w:hAnsi="Arial" w:cs="Arial"/>
-          <w:color w:val="000000"/>
-        </w:rPr>
-        <w:lastRenderedPageBreak/>
-        <w:t>masivas.</w:t>
-      </w:r>
-    </w:p>
-    <w:p>
-      <w:pPr>
-        <w:numPr>
-          <w:ilvl w:val="0"/>
-          <w:numId w:val="3"/>
+        <w:t xml:space="preserve">Backend:</w:t>
+      </w:r>
+      <w:r>
+        <w:rPr>
+          <w:rFonts w:ascii="Arial" w:eastAsia="Arial" w:hAnsi="Arial" w:cs="Arial"/>
+          <w:color w:val="000000"/>
+        </w:rPr>
+        <w:t xml:space="preserve"> FastAPI + Uvicorn (servidor ASGI), elegidos por su soporte nativo de programación asíncrona y la validación automática de datos con Pydantic.</w:t>
+      </w:r>
+    </w:p>
+    <w:p>
+      <w:pPr>
+        <w:numPr>
+          <w:ilvl w:val="0"/>
+          <w:numId w:val="1"/>
         </w:numPr>
         <w:spacing w:before="0" w:line="240" w:lineRule="auto"/>
         <w:rPr>
@@ -645,21 +739,21 @@
           <w:bCs/>
           <w:color w:val="000000"/>
         </w:rPr>
-        <w:t xml:space="preserve">app.ai (Inteligencia Artificial):</w:t>
-      </w:r>
-      <w:r>
-        <w:rPr>
-          <w:rFonts w:ascii="Arial" w:eastAsia="Arial" w:hAnsi="Arial" w:cs="Arial"/>
-          <w:color w:val="000000"/>
-        </w:rPr>
-        <w:t xml:space="preserve"> Integra el modelo de lenguaje Google Gemini para generar recomendaciones de lugares a visitar en cada ciudad del itinerario. Mantiene un cliente único, reutiliza respuestas ya obtenidas y degrada de forma controlada ante fallos, de modo que la ausencia de la IA no afecta al resto del sistema.</w:t>
-      </w:r>
-    </w:p>
-    <w:p>
-      <w:pPr>
-        <w:numPr>
-          <w:ilvl w:val="0"/>
-          <w:numId w:val="3"/>
+        <w:t xml:space="preserve">Frontend:</w:t>
+      </w:r>
+      <w:r>
+        <w:rPr>
+          <w:rFonts w:ascii="Arial" w:eastAsia="Arial" w:hAnsi="Arial" w:cs="Arial"/>
+          <w:color w:val="000000"/>
+        </w:rPr>
+        <w:t xml:space="preserve"> Streamlit, adecuado para construir rápidamente interfaces de datos; folium y streamlit-folium para los mapas; Pandas y Altair (esta última instalada como dependencia de Streamlit) para tablas y gráficos.</w:t>
+      </w:r>
+    </w:p>
+    <w:p>
+      <w:pPr>
+        <w:numPr>
+          <w:ilvl w:val="0"/>
+          <w:numId w:val="1"/>
         </w:numPr>
         <w:spacing w:before="0" w:line="240" w:lineRule="auto"/>
         <w:rPr>
@@ -673,44 +767,105 @@
           <w:bCs/>
           <w:color w:val="000000"/>
         </w:rPr>
-        <w:t>app.caches (Optimización y Rendimiento):</w:t>
-      </w:r>
-      <w:r>
-        <w:rPr>
-          <w:rFonts w:ascii="Arial" w:eastAsia="Arial" w:hAnsi="Arial" w:cs="Arial"/>
-          <w:color w:val="000000"/>
-        </w:rPr>
-        <w:t xml:space="preserve"> Implementa estrategias avanzadas de caché para reducir la latencia y la carga co</w:t>
-      </w:r>
-      <w:r>
-        <w:rPr>
-          <w:rFonts w:ascii="Arial" w:eastAsia="Arial" w:hAnsi="Arial" w:cs="Arial"/>
-          <w:color w:val="000000"/>
-        </w:rPr>
-        <w:t>mputacional. Incluye una solución LRU (</w:t>
-      </w:r>
-      <w:r>
-        <w:rPr>
-          <w:rFonts w:ascii="Arial" w:eastAsia="Arial" w:hAnsi="Arial" w:cs="Arial"/>
-          <w:i/>
-          <w:iCs/>
-          <w:color w:val="000000"/>
-        </w:rPr>
-        <w:t>Least Recently Used</w:t>
-      </w:r>
-      <w:r>
-        <w:rPr>
-          <w:rFonts w:ascii="Arial" w:eastAsia="Arial" w:hAnsi="Arial" w:cs="Arial"/>
-          <w:color w:val="000000"/>
-        </w:rPr>
-        <w:t>) personalizada para caché en memoria local y una interfaz abstracta para la integración con sistemas de caché distribuido como Redis.</w:t>
-      </w:r>
-    </w:p>
-    <w:p>
-      <w:pPr>
-        <w:numPr>
-          <w:ilvl w:val="0"/>
-          <w:numId w:val="3"/>
+        <w:t xml:space="preserve">Inteligencia Artificial:</w:t>
+      </w:r>
+      <w:r>
+        <w:rPr>
+          <w:rFonts w:ascii="Arial" w:eastAsia="Arial" w:hAnsi="Arial" w:cs="Arial"/>
+          <w:color w:val="000000"/>
+        </w:rPr>
+        <w:t xml:space="preserve"> SDK oficial google-genai con el modelo gemini-3.5-flash-lite, configurable mediante la variable de entorno GEMINI_MODEL.</w:t>
+      </w:r>
+    </w:p>
+    <w:p>
+      <w:pPr>
+        <w:numPr>
+          <w:ilvl w:val="0"/>
+          <w:numId w:val="1"/>
+        </w:numPr>
+        <w:spacing w:before="0" w:line="240" w:lineRule="auto"/>
+        <w:rPr>
+          <w:color w:val="000000"/>
+        </w:rPr>
+      </w:pPr>
+      <w:r>
+        <w:rPr>
+          <w:rFonts w:ascii="Arial" w:eastAsia="Arial" w:hAnsi="Arial" w:cs="Arial"/>
+          <w:b/>
+          <w:bCs/>
+          <w:color w:val="000000"/>
+        </w:rPr>
+        <w:t xml:space="preserve">Comunicación y configuración:</w:t>
+      </w:r>
+      <w:r>
+        <w:rPr>
+          <w:rFonts w:ascii="Arial" w:eastAsia="Arial" w:hAnsi="Arial" w:cs="Arial"/>
+          <w:color w:val="000000"/>
+        </w:rPr>
+        <w:t xml:space="preserve"> requests (llamadas HTTP de la interfaz a la API y a OSRM) y python-dotenv (lectura del archivo .env).</w:t>
+      </w:r>
+    </w:p>
+    <w:p>
+      <w:pPr>
+        <w:numPr>
+          <w:ilvl w:val="0"/>
+          <w:numId w:val="1"/>
+        </w:numPr>
+        <w:spacing w:before="0" w:line="240" w:lineRule="auto"/>
+        <w:rPr>
+          <w:color w:val="000000"/>
+        </w:rPr>
+      </w:pPr>
+      <w:r>
+        <w:rPr>
+          <w:rFonts w:ascii="Arial" w:eastAsia="Arial" w:hAnsi="Arial" w:cs="Arial"/>
+          <w:b/>
+          <w:bCs/>
+          <w:color w:val="000000"/>
+        </w:rPr>
+        <w:t xml:space="preserve">Caché distribuida (opcional):</w:t>
+      </w:r>
+      <w:r>
+        <w:rPr>
+          <w:rFonts w:ascii="Arial" w:eastAsia="Arial" w:hAnsi="Arial" w:cs="Arial"/>
+          <w:color w:val="000000"/>
+        </w:rPr>
+        <w:t xml:space="preserve"> cliente redis, utilizado solo cuando CACHE_BACKEND=redis.</w:t>
+      </w:r>
+    </w:p>
+    <w:p>
+      <w:pPr>
+        <w:numPr>
+          <w:ilvl w:val="0"/>
+          <w:numId w:val="1"/>
+        </w:numPr>
+        <w:spacing w:before="0" w:line="240" w:lineRule="auto"/>
+        <w:rPr>
+          <w:color w:val="000000"/>
+        </w:rPr>
+      </w:pPr>
+      <w:r>
+        <w:rPr>
+          <w:rFonts w:ascii="Arial" w:eastAsia="Arial" w:hAnsi="Arial" w:cs="Arial"/>
+          <w:b/>
+          <w:bCs/>
+          <w:color w:val="000000"/>
+        </w:rPr>
+        <w:t xml:space="preserve">Calidad del código:</w:t>
+      </w:r>
+      <w:r>
+        <w:rPr>
+          <w:rFonts w:ascii="Arial" w:eastAsia="Arial" w:hAnsi="Arial" w:cs="Arial"/>
+          <w:color w:val="000000"/>
+        </w:rPr>
+        <w:t xml:space="preserve"> Pytest, pytest-asyncio y pytest-cov (pruebas y cobertura), httpx (cliente de pruebas de la API), flake8 y black (estilo) y Mypy (verificación estática de tipos).</w:t>
+      </w:r>
+    </w:p>
+    <w:p>
+      <w:pPr>
+        <w:numPr>
+          <w:ilvl w:val="0"/>
+          <w:numId w:val="1"/>
         </w:numPr>
         <w:spacing w:before="0" w:after="240" w:line="240" w:lineRule="auto"/>
         <w:rPr>
@@ -720,25 +875,18 @@
       <w:r>
         <w:rPr>
           <w:rFonts w:ascii="Arial" w:eastAsia="Arial" w:hAnsi="Arial" w:cs="Arial"/>
-          <w:color w:val="000000"/>
-        </w:rPr>
-        <w:t xml:space="preserve">app.ui (Capa de Presentación): </w:t>
-      </w:r>
-      <w:r>
-        <w:rPr>
-          <w:rFonts w:ascii="Arial" w:eastAsia="Arial" w:hAnsi="Arial" w:cs="Arial"/>
-          <w:b/>
-          <w:bCs/>
-          <w:color w:val="000000"/>
-        </w:rPr>
-        <w:t xml:space="preserve">Streamlit</w:t>
-      </w:r>
-      <w:r>
-        <w:rPr>
-          <w:rFonts w:ascii="Arial" w:eastAsia="Arial" w:hAnsi="Arial" w:cs="Arial"/>
-          <w:color w:val="000000"/>
-        </w:rPr>
-        <w:t xml:space="preserve">, organizada en módulos auxiliares (cliente HTTP api_client.py, estado, estilos, formato y mapas) y una vista por página en app/ui/views/. Es un cliente liviano: el cálculo de rutas, las comparaciones, las reservas y las estadísticas se solicitan a la API por HTTP, y la interfaz no elige el algoritmo. Como excepciones deliberadas, lee los datos estáticos de ciudades y rutas, consulta directamente a Gemini para las recomendaciones y ejecuta en su propio proceso el benchmark controlado del Laboratorio.</w:t>
+          <w:b/>
+          <w:bCs/>
+          <w:color w:val="000000"/>
+        </w:rPr>
+        <w:t xml:space="preserve">Profiling:</w:t>
+      </w:r>
+      <w:r>
+        <w:rPr>
+          <w:rFonts w:ascii="Arial" w:eastAsia="Arial" w:hAnsi="Arial" w:cs="Arial"/>
+          <w:color w:val="000000"/>
+        </w:rPr>
+        <w:t xml:space="preserve"> cProfile (biblioteca estándar), memory-profiler y py-spy.</w:t>
       </w:r>
     </w:p>
     <w:p>
@@ -754,8 +902,6 @@
           <w:szCs w:val="34"/>
         </w:rPr>
       </w:pPr>
-      <w:bookmarkStart w:id="5" w:name="_4hti0kt7oclv" w:colFirst="0" w:colLast="0"/>
-      <w:bookmarkEnd w:id="5"/>
       <w:r>
         <w:rPr>
           <w:rFonts w:ascii="Arial" w:eastAsia="Arial" w:hAnsi="Arial" w:cs="Arial"/>
@@ -765,18 +911,7 @@
           <w:sz w:val="34"/>
           <w:szCs w:val="34"/>
         </w:rPr>
-        <w:t>3. Pi</w:t>
-      </w:r>
-      <w:r>
-        <w:rPr>
-          <w:rFonts w:ascii="Arial" w:eastAsia="Arial" w:hAnsi="Arial" w:cs="Arial"/>
-          <w:b/>
-          <w:bCs/>
-          <w:color w:val="000000"/>
-          <w:sz w:val="34"/>
-          <w:szCs w:val="34"/>
-        </w:rPr>
-        <w:t>la Tecnológica y Justificación</w:t>
+        <w:t xml:space="preserve">4. Datos y Modelo de Costos</w:t>
       </w:r>
     </w:p>
     <w:p>
@@ -792,255 +927,7 @@
           <w:rFonts w:ascii="Arial" w:eastAsia="Arial" w:hAnsi="Arial" w:cs="Arial"/>
           <w:color w:val="000000"/>
         </w:rPr>
-        <w:t>La selección de tecnologías se realizó priorizando el rendimiento computacional, la escalabilidad y la capacidad para gestionar operaciones de E/S asíncronas de manera eficiente:</w:t>
-      </w:r>
-    </w:p>
-    <w:p>
-      <w:pPr>
-        <w:numPr>
-          <w:ilvl w:val="0"/>
-          <w:numId w:val="1"/>
-        </w:numPr>
-        <w:spacing w:before="240" w:line="240" w:lineRule="auto"/>
-        <w:rPr>
-          <w:color w:val="000000"/>
-        </w:rPr>
-      </w:pPr>
-      <w:r>
-        <w:rPr>
-          <w:rFonts w:ascii="Arial" w:eastAsia="Arial" w:hAnsi="Arial" w:cs="Arial"/>
-          <w:b/>
-          <w:bCs/>
-          <w:color w:val="000000"/>
-        </w:rPr>
-        <w:t>Lenguaje:</w:t>
-      </w:r>
-      <w:r>
-        <w:rPr>
-          <w:rFonts w:ascii="Arial" w:eastAsia="Arial" w:hAnsi="Arial" w:cs="Arial"/>
-          <w:color w:val="000000"/>
-        </w:rPr>
-        <w:t xml:space="preserve"> Python 3.11+ (Tipado estático estric</w:t>
-      </w:r>
-      <w:r>
-        <w:rPr>
-          <w:rFonts w:ascii="Arial" w:eastAsia="Arial" w:hAnsi="Arial" w:cs="Arial"/>
-          <w:color w:val="000000"/>
-        </w:rPr>
-        <w:t xml:space="preserve">to mediante </w:t>
-      </w:r>
-      <w:r>
-        <w:rPr>
-          <w:rFonts w:ascii="Arial" w:eastAsia="Arial" w:hAnsi="Arial" w:cs="Arial"/>
-          <w:i/>
-          <w:iCs/>
-          <w:color w:val="000000"/>
-        </w:rPr>
-        <w:t>type hints</w:t>
-      </w:r>
-      <w:r>
-        <w:rPr>
-          <w:rFonts w:ascii="Arial" w:eastAsia="Arial" w:hAnsi="Arial" w:cs="Arial"/>
-          <w:color w:val="000000"/>
-        </w:rPr>
-        <w:t xml:space="preserve"> para mejorar la robustez y facilitar el mantenimiento).</w:t>
-      </w:r>
-    </w:p>
-    <w:p>
-      <w:pPr>
-        <w:numPr>
-          <w:ilvl w:val="0"/>
-          <w:numId w:val="1"/>
-        </w:numPr>
-        <w:spacing w:before="0" w:line="240" w:lineRule="auto"/>
-        <w:rPr>
-          <w:color w:val="000000"/>
-        </w:rPr>
-      </w:pPr>
-      <w:r>
-        <w:rPr>
-          <w:rFonts w:ascii="Arial" w:eastAsia="Arial" w:hAnsi="Arial" w:cs="Arial"/>
-          <w:b/>
-          <w:bCs/>
-          <w:color w:val="000000"/>
-        </w:rPr>
-        <w:t>Backend:</w:t>
-      </w:r>
-      <w:r>
-        <w:rPr>
-          <w:rFonts w:ascii="Arial" w:eastAsia="Arial" w:hAnsi="Arial" w:cs="Arial"/>
-          <w:color w:val="000000"/>
-        </w:rPr>
-        <w:t xml:space="preserve"> FastAPI + Uvicorn (Servidor ASGI de alto rendimiento, seleccionado por su velocidad de ejecución y soporte nativo para programación asíncrona).</w:t>
-      </w:r>
-    </w:p>
-    <w:p>
-      <w:pPr>
-        <w:numPr>
-          <w:ilvl w:val="0"/>
-          <w:numId w:val="1"/>
-        </w:numPr>
-        <w:spacing w:before="0" w:line="240" w:lineRule="auto"/>
-        <w:rPr>
-          <w:color w:val="000000"/>
-        </w:rPr>
-      </w:pPr>
-      <w:r>
-        <w:rPr>
-          <w:rFonts w:ascii="Arial" w:eastAsia="Arial" w:hAnsi="Arial" w:cs="Arial"/>
-          <w:b/>
-          <w:bCs/>
-          <w:color w:val="000000"/>
-        </w:rPr>
-        <w:t>Frontend:</w:t>
-      </w:r>
-      <w:r>
-        <w:rPr>
-          <w:rFonts w:ascii="Arial" w:eastAsia="Arial" w:hAnsi="Arial" w:cs="Arial"/>
-          <w:color w:val="000000"/>
-        </w:rPr>
-        <w:t xml:space="preserve"> Streamlit (Her</w:t>
-      </w:r>
-      <w:r>
-        <w:rPr>
-          <w:rFonts w:ascii="Arial" w:eastAsia="Arial" w:hAnsi="Arial" w:cs="Arial"/>
-          <w:color w:val="000000"/>
-        </w:rPr>
-        <w:t>ramienta de prototipado rápido de interfaces de datos, ideal para visualizar resultados algorítmicos y métricas en tiempo real).</w:t>
-      </w:r>
-    </w:p>
-    <w:p>
-      <w:pPr>
-        <w:numPr>
-          <w:ilvl w:val="0"/>
-          <w:numId w:val="1"/>
-        </w:numPr>
-        <w:spacing w:before="0" w:line="240" w:lineRule="auto"/>
-        <w:rPr>
-          <w:color w:val="000000"/>
-        </w:rPr>
-      </w:pPr>
-      <w:r>
-        <w:rPr>
-          <w:rFonts w:ascii="Arial" w:eastAsia="Arial" w:hAnsi="Arial" w:cs="Arial"/>
-          <w:b/>
-          <w:bCs/>
-          <w:color w:val="000000"/>
-        </w:rPr>
-        <w:t xml:space="preserve">Inteligencia Artificial y Visualización:</w:t>
-      </w:r>
-      <w:r>
-        <w:rPr>
-          <w:rFonts w:ascii="Arial" w:eastAsia="Arial" w:hAnsi="Arial" w:cs="Arial"/>
-          <w:color w:val="000000"/>
-        </w:rPr>
-        <w:t xml:space="preserve"> Google Gemini mediante el SDK oficial google-genai (modelo gemini-2.5-flash-lite) para las recomendaciones; Pandas y Altair para las tablas y gráficos de resultados en la interfaz.</w:t>
-      </w:r>
-    </w:p>
-    <w:p>
-      <w:pPr>
-        <w:numPr>
-          <w:ilvl w:val="0"/>
-          <w:numId w:val="1"/>
-        </w:numPr>
-        <w:spacing w:before="0" w:line="240" w:lineRule="auto"/>
-        <w:rPr>
-          <w:color w:val="000000"/>
-        </w:rPr>
-      </w:pPr>
-      <w:r>
-        <w:rPr>
-          <w:rFonts w:ascii="Arial" w:eastAsia="Arial" w:hAnsi="Arial" w:cs="Arial"/>
-          <w:b/>
-          <w:bCs/>
-          <w:color w:val="000000"/>
-        </w:rPr>
-        <w:t>Calidad</w:t>
-      </w:r>
-      <w:r>
-        <w:rPr>
-          <w:rFonts w:ascii="Arial" w:eastAsia="Arial" w:hAnsi="Arial" w:cs="Arial"/>
-          <w:color w:val="000000"/>
-        </w:rPr>
-        <w:t xml:space="preserve"> del</w:t>
-      </w:r>
-      <w:r>
-        <w:rPr>
-          <w:rFonts w:ascii="Arial" w:eastAsia="Arial" w:hAnsi="Arial" w:cs="Arial"/>
-          <w:b/>
-          <w:bCs/>
-          <w:color w:val="000000"/>
-        </w:rPr>
-        <w:t xml:space="preserve"> Código:</w:t>
-      </w:r>
-      <w:r>
-        <w:rPr>
-          <w:rFonts w:ascii="Arial" w:eastAsia="Arial" w:hAnsi="Arial" w:cs="Arial"/>
-          <w:color w:val="000000"/>
-        </w:rPr>
-        <w:t xml:space="preserve"> Pytest (Framework de pruebas unitarias y de integración), Pytest-Cov (Análisis de cobertura de código), Mypy (Verificación estática de tipos).</w:t>
-      </w:r>
-    </w:p>
-    <w:p>
-      <w:pPr>
-        <w:numPr>
-          <w:ilvl w:val="0"/>
-          <w:numId w:val="1"/>
-        </w:numPr>
-        <w:spacing w:before="0" w:after="240" w:line="240" w:lineRule="auto"/>
-        <w:rPr>
-          <w:color w:val="000000"/>
-        </w:rPr>
-      </w:pPr>
-      <w:r>
-        <w:rPr>
-          <w:rFonts w:ascii="Arial" w:eastAsia="Arial" w:hAnsi="Arial" w:cs="Arial"/>
-          <w:b/>
-          <w:bCs/>
-          <w:color w:val="000000"/>
-        </w:rPr>
-        <w:t>Profiling:</w:t>
-      </w:r>
-      <w:r>
-        <w:rPr>
-          <w:rFonts w:ascii="Arial" w:eastAsia="Arial" w:hAnsi="Arial" w:cs="Arial"/>
-          <w:color w:val="000000"/>
-        </w:rPr>
-        <w:t xml:space="preserve"> cProfile (Análisis deter</w:t>
-      </w:r>
-      <w:r>
-        <w:rPr>
-          <w:rFonts w:ascii="Arial" w:eastAsia="Arial" w:hAnsi="Arial" w:cs="Arial"/>
-          <w:color w:val="000000"/>
-        </w:rPr>
-        <w:t>minista de tiempo de CPU), Memory-Profiler (Análisis de consumo de memoria línea por línea).</w:t>
-      </w:r>
-    </w:p>
-    <w:p>
-      <w:pPr>
-        <w:pStyle w:val="Ttulo2"/>
-        <w:spacing w:before="360" w:after="80"/>
-        <w:rPr>
-          <w:rFonts w:ascii="Arial" w:eastAsia="Arial" w:hAnsi="Arial" w:cs="Arial"/>
-          <w:b/>
-          <w:bCs/>
-          <w:color w:val="000000"/>
-          <w:sz w:val="34"/>
-          <w:szCs w:val="34"/>
-        </w:rPr>
-      </w:pPr>
-      <w:bookmarkStart w:id="6" w:name="_368i7hsxhloi" w:colFirst="0" w:colLast="0"/>
-      <w:bookmarkEnd w:id="6"/>
-      <w:r>
-        <w:rPr>
-          <w:rFonts w:ascii="Arial" w:eastAsia="Arial" w:hAnsi="Arial" w:cs="Arial"/>
-          <w:b/>
-          <w:bCs/>
-          <w:color w:val="000000"/>
-          <w:sz w:val="34"/>
-          <w:szCs w:val="34"/>
-        </w:rPr>
-        <w:t>4. Implementación Algorítmica Detallada</w:t>
+        <w:t xml:space="preserve">Las rutas no provienen de un proveedor externo: se generan al iniciar el programa a partir de un catálogo de ciudades y de reglas por transporte (app/data/cities.py y app/data/routes_fixed.py). Los costos y tiempos son estimaciones, no tarifas reales, pero siguen reglas explícitas que permiten interpretar los resultados de los algoritmos.</w:t>
       </w:r>
     </w:p>
     <w:p>
@@ -1062,7 +949,1130 @@
           <w:sz w:val="26"/>
           <w:szCs w:val="26"/>
         </w:rPr>
-        <w:t xml:space="preserve">4.1. Planteo del Problema: Camino Mínimo frente a Orden de Visita</w:t>
+        <w:t xml:space="preserve">4.1. Catálogo, Distancias y Factibilidad</w:t>
+      </w:r>
+    </w:p>
+    <w:p>
+      <w:pPr>
+        <w:numPr>
+          <w:ilvl w:val="0"/>
+          <w:numId w:val="2"/>
+        </w:numPr>
+        <w:spacing w:before="240" w:line="240" w:lineRule="auto"/>
+        <w:rPr>
+          <w:color w:val="000000"/>
+        </w:rPr>
+      </w:pPr>
+      <w:r>
+        <w:rPr>
+          <w:rFonts w:ascii="Arial" w:eastAsia="Arial" w:hAnsi="Arial" w:cs="Arial"/>
+          <w:b/>
+          <w:bCs/>
+          <w:color w:val="000000"/>
+        </w:rPr>
+        <w:t xml:space="preserve">Catálogo:</w:t>
+      </w:r>
+      <w:r>
+        <w:rPr>
+          <w:rFonts w:ascii="Arial" w:eastAsia="Arial" w:hAnsi="Arial" w:cs="Arial"/>
+          <w:color w:val="000000"/>
+        </w:rPr>
+        <w:t xml:space="preserve"> 180 ciudades en seis continentes (Europa 61, Asia 46, América del Norte 26, África 22, América del Sur 16 y Oceanía 9). Cada ciudad registra sus coordenadas, la masa continental a la que pertenece (22 en total), las cuencas marítimas de su puerto (95 ciudades son puerto) y si es un aeropuerto principal (</w:t>
+      </w:r>
+      <w:r>
+        <w:rPr>
+          <w:rFonts w:ascii="Arial" w:eastAsia="Arial" w:hAnsi="Arial" w:cs="Arial"/>
+          <w:i/>
+          <w:iCs/>
+          <w:color w:val="000000"/>
+        </w:rPr>
+        <w:t xml:space="preserve">hub</w:t>
+      </w:r>
+      <w:r>
+        <w:rPr>
+          <w:rFonts w:ascii="Arial" w:eastAsia="Arial" w:hAnsi="Arial" w:cs="Arial"/>
+          <w:color w:val="000000"/>
+        </w:rPr>
+        <w:t xml:space="preserve">, 46 ciudades) o un centro de cruceros (18 ciudades).</w:t>
+      </w:r>
+    </w:p>
+    <w:p>
+      <w:pPr>
+        <w:numPr>
+          <w:ilvl w:val="0"/>
+          <w:numId w:val="2"/>
+        </w:numPr>
+        <w:spacing w:before="0" w:line="240" w:lineRule="auto"/>
+        <w:rPr>
+          <w:color w:val="000000"/>
+        </w:rPr>
+      </w:pPr>
+      <w:r>
+        <w:rPr>
+          <w:rFonts w:ascii="Arial" w:eastAsia="Arial" w:hAnsi="Arial" w:cs="Arial"/>
+          <w:b/>
+          <w:bCs/>
+          <w:color w:val="000000"/>
+        </w:rPr>
+        <w:t xml:space="preserve">Distancias:</w:t>
+      </w:r>
+      <w:r>
+        <w:rPr>
+          <w:rFonts w:ascii="Arial" w:eastAsia="Arial" w:hAnsi="Arial" w:cs="Arial"/>
+          <w:color w:val="000000"/>
+        </w:rPr>
+        <w:t xml:space="preserve"> se usa la distancia del círculo máximo, calculada con la fórmula de Haversine (radio terrestre de 6.371 km). En barco se multiplica por 1,3 para representar el rodeo por costas y canales.</w:t>
+      </w:r>
+    </w:p>
+    <w:p>
+      <w:pPr>
+        <w:numPr>
+          <w:ilvl w:val="0"/>
+          <w:numId w:val="2"/>
+        </w:numPr>
+        <w:spacing w:before="0" w:line="240" w:lineRule="auto"/>
+        <w:rPr>
+          <w:color w:val="000000"/>
+        </w:rPr>
+      </w:pPr>
+      <w:r>
+        <w:rPr>
+          <w:rFonts w:ascii="Arial" w:eastAsia="Arial" w:hAnsi="Arial" w:cs="Arial"/>
+          <w:b/>
+          <w:bCs/>
+          <w:color w:val="000000"/>
+        </w:rPr>
+        <w:t xml:space="preserve">Auto y tren:</w:t>
+      </w:r>
+      <w:r>
+        <w:rPr>
+          <w:rFonts w:ascii="Arial" w:eastAsia="Arial" w:hAnsi="Arial" w:cs="Arial"/>
+          <w:color w:val="000000"/>
+        </w:rPr>
+        <w:t xml:space="preserve"> solo unen ciudades de la misma masa continental separadas por no más de 4.000 km.</w:t>
+      </w:r>
+    </w:p>
+    <w:p>
+      <w:pPr>
+        <w:numPr>
+          <w:ilvl w:val="0"/>
+          <w:numId w:val="2"/>
+        </w:numPr>
+        <w:spacing w:before="0" w:line="240" w:lineRule="auto"/>
+        <w:rPr>
+          <w:color w:val="000000"/>
+        </w:rPr>
+      </w:pPr>
+      <w:r>
+        <w:rPr>
+          <w:rFonts w:ascii="Arial" w:eastAsia="Arial" w:hAnsi="Arial" w:cs="Arial"/>
+          <w:b/>
+          <w:bCs/>
+          <w:color w:val="000000"/>
+        </w:rPr>
+        <w:t xml:space="preserve">Barco:</w:t>
+      </w:r>
+      <w:r>
+        <w:rPr>
+          <w:rFonts w:ascii="Arial" w:eastAsia="Arial" w:hAnsi="Arial" w:cs="Arial"/>
+          <w:color w:val="000000"/>
+        </w:rPr>
+        <w:t xml:space="preserve"> une puertos que comparten una cuenca y están a no más de 5.000 km, o dos centros de cruceros a cualquier distancia.</w:t>
+      </w:r>
+    </w:p>
+    <w:p>
+      <w:pPr>
+        <w:numPr>
+          <w:ilvl w:val="0"/>
+          <w:numId w:val="2"/>
+        </w:numPr>
+        <w:spacing w:before="0" w:after="240" w:line="240" w:lineRule="auto"/>
+        <w:rPr>
+          <w:color w:val="000000"/>
+        </w:rPr>
+      </w:pPr>
+      <w:r>
+        <w:rPr>
+          <w:rFonts w:ascii="Arial" w:eastAsia="Arial" w:hAnsi="Arial" w:cs="Arial"/>
+          <w:b/>
+          <w:bCs/>
+          <w:color w:val="000000"/>
+        </w:rPr>
+        <w:t xml:space="preserve">Avión:</w:t>
+      </w:r>
+      <w:r>
+        <w:rPr>
+          <w:rFonts w:ascii="Arial" w:eastAsia="Arial" w:hAnsi="Arial" w:cs="Arial"/>
+          <w:color w:val="000000"/>
+        </w:rPr>
+        <w:t xml:space="preserve"> une dos hubs a cualquier distancia, un hub con un aeropuerto regional hasta 6.000 km y dos aeropuertos regionales hasta 2.000 km. Los viajes más largos requieren escalas en hubs.</w:t>
+      </w:r>
+    </w:p>
+    <w:p>
+      <w:pPr>
+        <w:spacing w:before="240" w:after="240" w:line="240" w:lineRule="auto"/>
+        <w:rPr>
+          <w:rFonts w:ascii="Arial" w:eastAsia="Arial" w:hAnsi="Arial" w:cs="Arial"/>
+          <w:color w:val="000000"/>
+        </w:rPr>
+      </w:pPr>
+      <w:r>
+        <w:rPr>
+          <w:rFonts w:ascii="Arial" w:eastAsia="Arial" w:hAnsi="Arial" w:cs="Arial"/>
+          <w:color w:val="000000"/>
+        </w:rPr>
+        <w:t xml:space="preserve">Con estas reglas se generan 22.328 rutas directas dirigidas, una por par ordenado de ciudades y transporte factible: 8.856 en avión, 6.172 en auto, 6.172 en tren y 1.128 en barco. De los 32.220 pares ordenados de ciudades, 23.364 (72,5 %) no tienen vuelo directo y requieren al menos una escala; aun así, en avión todos los pares quedan conectados y el mejor itinerario nunca supera los cuatro tramos. Por mar, los 95 puertos quedan conectados entre sí, directamente o con escalas. Por tierra, en cambio, las ciudades de distintas masas continentales no tienen ruta, y la API las informa como no conectadas.</w:t>
+      </w:r>
+    </w:p>
+    <w:p>
+      <w:pPr>
+        <w:pStyle w:val="Ttulo3"/>
+        <w:spacing w:before="280" w:after="80"/>
+        <w:jc w:val="left"/>
+        <w:rPr>
+          <w:rFonts w:ascii="Arial" w:eastAsia="Arial" w:hAnsi="Arial" w:cs="Arial"/>
+          <w:color w:val="000000"/>
+          <w:sz w:val="26"/>
+          <w:szCs w:val="26"/>
+        </w:rPr>
+      </w:pPr>
+      <w:r>
+        <w:rPr>
+          <w:rFonts w:ascii="Arial" w:eastAsia="Arial" w:hAnsi="Arial" w:cs="Arial"/>
+          <w:color w:val="000000"/>
+          <w:sz w:val="26"/>
+          <w:szCs w:val="26"/>
+        </w:rPr>
+        <w:t xml:space="preserve">4.2. Costos, Tiempos y Peajes</w:t>
+      </w:r>
+    </w:p>
+    <w:p>
+      <w:pPr>
+        <w:spacing w:before="240" w:after="240" w:line="240" w:lineRule="auto"/>
+        <w:rPr>
+          <w:rFonts w:ascii="Arial" w:eastAsia="Arial" w:hAnsi="Arial" w:cs="Arial"/>
+          <w:color w:val="000000"/>
+        </w:rPr>
+      </w:pPr>
+      <w:r>
+        <w:rPr>
+          <w:rFonts w:ascii="Arial" w:eastAsia="Arial" w:hAnsi="Arial" w:cs="Arial"/>
+          <w:color w:val="000000"/>
+        </w:rPr>
+        <w:t xml:space="preserve">El costo de una ruta directa es el costo por km multiplicado por la distancia recorrida; si esa distancia supera el umbral de larga distancia del transporte, el importe se multiplica por el factor correspondiente. El avión suma una tasa fija por despegue y el auto, los peajes. El tiempo es la distancia dividida por la velocidad, más las horas de embarque.</w:t>
+      </w:r>
+    </w:p>
+    <w:tbl>
+      <w:tblPr>
+        <w:tblW w:w="9360" w:type="dxa"/>
+        <w:jc w:val="center"/>
+        <w:tblBorders>
+          <w:top w:val="single" w:sz="4" w:space="0" w:color="808080"/>
+          <w:left w:val="single" w:sz="4" w:space="0" w:color="808080"/>
+          <w:bottom w:val="single" w:sz="4" w:space="0" w:color="808080"/>
+          <w:right w:val="single" w:sz="4" w:space="0" w:color="808080"/>
+          <w:insideH w:val="single" w:sz="4" w:space="0" w:color="808080"/>
+          <w:insideV w:val="single" w:sz="4" w:space="0" w:color="808080"/>
+        </w:tblBorders>
+        <w:tblCellMar>
+          <w:top w:w="60" w:type="dxa"/>
+          <w:left w:w="100" w:type="dxa"/>
+          <w:bottom w:w="60" w:type="dxa"/>
+          <w:right w:w="100" w:type="dxa"/>
+        </w:tblCellMar>
+      </w:tblPr>
+      <w:tblGrid>
+        <w:gridCol w:w="1400"/>
+        <w:gridCol w:w="1500"/>
+        <w:gridCol w:w="1400"/>
+        <w:gridCol w:w="2300"/>
+        <w:gridCol w:w="2760"/>
+      </w:tblGrid>
+      <w:tr>
+        <w:trPr>
+          <w:tblHeader/>
+        </w:trPr>
+        <w:tc>
+          <w:tcPr>
+            <w:tcW w:w="1400" w:type="dxa"/>
+            <w:shd w:val="clear" w:color="auto" w:fill="D9D9D9"/>
+          </w:tcPr>
+          <w:p>
+            <w:pPr>
+              <w:spacing w:before="0" w:after="0" w:line="240" w:lineRule="auto"/>
+            </w:pPr>
+            <w:r>
+              <w:rPr>
+                <w:rFonts w:ascii="Arial" w:eastAsia="Arial" w:hAnsi="Arial" w:cs="Arial"/>
+                <w:b/>
+                <w:bCs/>
+                <w:color w:val="000000"/>
+                <w:sz w:val="20"/>
+                <w:szCs w:val="20"/>
+              </w:rPr>
+              <w:t xml:space="preserve">Transporte</w:t>
+            </w:r>
+          </w:p>
+        </w:tc>
+        <w:tc>
+          <w:tcPr>
+            <w:tcW w:w="1500" w:type="dxa"/>
+            <w:shd w:val="clear" w:color="auto" w:fill="D9D9D9"/>
+          </w:tcPr>
+          <w:p>
+            <w:pPr>
+              <w:spacing w:before="0" w:after="0" w:line="240" w:lineRule="auto"/>
+            </w:pPr>
+            <w:r>
+              <w:rPr>
+                <w:rFonts w:ascii="Arial" w:eastAsia="Arial" w:hAnsi="Arial" w:cs="Arial"/>
+                <w:b/>
+                <w:bCs/>
+                <w:color w:val="000000"/>
+                <w:sz w:val="20"/>
+                <w:szCs w:val="20"/>
+              </w:rPr>
+              <w:t xml:space="preserve">Costo por km</w:t>
+            </w:r>
+          </w:p>
+        </w:tc>
+        <w:tc>
+          <w:tcPr>
+            <w:tcW w:w="1400" w:type="dxa"/>
+            <w:shd w:val="clear" w:color="auto" w:fill="D9D9D9"/>
+          </w:tcPr>
+          <w:p>
+            <w:pPr>
+              <w:spacing w:before="0" w:after="0" w:line="240" w:lineRule="auto"/>
+            </w:pPr>
+            <w:r>
+              <w:rPr>
+                <w:rFonts w:ascii="Arial" w:eastAsia="Arial" w:hAnsi="Arial" w:cs="Arial"/>
+                <w:b/>
+                <w:bCs/>
+                <w:color w:val="000000"/>
+                <w:sz w:val="20"/>
+                <w:szCs w:val="20"/>
+              </w:rPr>
+              <w:t xml:space="preserve">Velocidad</w:t>
+            </w:r>
+          </w:p>
+        </w:tc>
+        <w:tc>
+          <w:tcPr>
+            <w:tcW w:w="2300" w:type="dxa"/>
+            <w:shd w:val="clear" w:color="auto" w:fill="D9D9D9"/>
+          </w:tcPr>
+          <w:p>
+            <w:pPr>
+              <w:spacing w:before="0" w:after="0" w:line="240" w:lineRule="auto"/>
+            </w:pPr>
+            <w:r>
+              <w:rPr>
+                <w:rFonts w:ascii="Arial" w:eastAsia="Arial" w:hAnsi="Arial" w:cs="Arial"/>
+                <w:b/>
+                <w:bCs/>
+                <w:color w:val="000000"/>
+                <w:sz w:val="20"/>
+                <w:szCs w:val="20"/>
+              </w:rPr>
+              <w:t xml:space="preserve">Larga distancia</w:t>
+            </w:r>
+          </w:p>
+        </w:tc>
+        <w:tc>
+          <w:tcPr>
+            <w:tcW w:w="2760" w:type="dxa"/>
+            <w:shd w:val="clear" w:color="auto" w:fill="D9D9D9"/>
+          </w:tcPr>
+          <w:p>
+            <w:pPr>
+              <w:spacing w:before="0" w:after="0" w:line="240" w:lineRule="auto"/>
+            </w:pPr>
+            <w:r>
+              <w:rPr>
+                <w:rFonts w:ascii="Arial" w:eastAsia="Arial" w:hAnsi="Arial" w:cs="Arial"/>
+                <w:b/>
+                <w:bCs/>
+                <w:color w:val="000000"/>
+                <w:sz w:val="20"/>
+                <w:szCs w:val="20"/>
+              </w:rPr>
+              <w:t xml:space="preserve">Otros componentes</w:t>
+            </w:r>
+          </w:p>
+        </w:tc>
+      </w:tr>
+      <w:tr>
+        <w:tc>
+          <w:tcPr>
+            <w:tcW w:w="1400" w:type="dxa"/>
+          </w:tcPr>
+          <w:p>
+            <w:pPr>
+              <w:spacing w:before="0" w:after="0" w:line="240" w:lineRule="auto"/>
+            </w:pPr>
+            <w:r>
+              <w:rPr>
+                <w:rFonts w:ascii="Arial" w:eastAsia="Arial" w:hAnsi="Arial" w:cs="Arial"/>
+                <w:color w:val="000000"/>
+                <w:sz w:val="20"/>
+                <w:szCs w:val="20"/>
+              </w:rPr>
+              <w:t xml:space="preserve">Auto</w:t>
+            </w:r>
+          </w:p>
+        </w:tc>
+        <w:tc>
+          <w:tcPr>
+            <w:tcW w:w="1500" w:type="dxa"/>
+          </w:tcPr>
+          <w:p>
+            <w:pPr>
+              <w:spacing w:before="0" w:after="0" w:line="240" w:lineRule="auto"/>
+            </w:pPr>
+            <w:r>
+              <w:rPr>
+                <w:rFonts w:ascii="Arial" w:eastAsia="Arial" w:hAnsi="Arial" w:cs="Arial"/>
+                <w:color w:val="000000"/>
+                <w:sz w:val="20"/>
+                <w:szCs w:val="20"/>
+              </w:rPr>
+              <w:t xml:space="preserve">0,18 €</w:t>
+            </w:r>
+          </w:p>
+        </w:tc>
+        <w:tc>
+          <w:tcPr>
+            <w:tcW w:w="1400" w:type="dxa"/>
+          </w:tcPr>
+          <w:p>
+            <w:pPr>
+              <w:spacing w:before="0" w:after="0" w:line="240" w:lineRule="auto"/>
+            </w:pPr>
+            <w:r>
+              <w:rPr>
+                <w:rFonts w:ascii="Arial" w:eastAsia="Arial" w:hAnsi="Arial" w:cs="Arial"/>
+                <w:color w:val="000000"/>
+                <w:sz w:val="20"/>
+                <w:szCs w:val="20"/>
+              </w:rPr>
+              <w:t xml:space="preserve">80 km/h</w:t>
+            </w:r>
+          </w:p>
+        </w:tc>
+        <w:tc>
+          <w:tcPr>
+            <w:tcW w:w="2300" w:type="dxa"/>
+          </w:tcPr>
+          <w:p>
+            <w:pPr>
+              <w:spacing w:before="0" w:after="0" w:line="240" w:lineRule="auto"/>
+            </w:pPr>
+            <w:r>
+              <w:rPr>
+                <w:rFonts w:ascii="Arial" w:eastAsia="Arial" w:hAnsi="Arial" w:cs="Arial"/>
+                <w:color w:val="000000"/>
+                <w:sz w:val="20"/>
+                <w:szCs w:val="20"/>
+              </w:rPr>
+              <w:t xml:space="preserve">más de 1.500 km: ×1,6</w:t>
+            </w:r>
+          </w:p>
+        </w:tc>
+        <w:tc>
+          <w:tcPr>
+            <w:tcW w:w="2760" w:type="dxa"/>
+          </w:tcPr>
+          <w:p>
+            <w:pPr>
+              <w:spacing w:before="0" w:after="0" w:line="240" w:lineRule="auto"/>
+            </w:pPr>
+            <w:r>
+              <w:rPr>
+                <w:rFonts w:ascii="Arial" w:eastAsia="Arial" w:hAnsi="Arial" w:cs="Arial"/>
+                <w:color w:val="000000"/>
+                <w:sz w:val="20"/>
+                <w:szCs w:val="20"/>
+              </w:rPr>
+              <w:t xml:space="preserve">Peajes según la región</w:t>
+            </w:r>
+          </w:p>
+        </w:tc>
+      </w:tr>
+      <w:tr>
+        <w:tc>
+          <w:tcPr>
+            <w:tcW w:w="1400" w:type="dxa"/>
+          </w:tcPr>
+          <w:p>
+            <w:pPr>
+              <w:spacing w:before="0" w:after="0" w:line="240" w:lineRule="auto"/>
+            </w:pPr>
+            <w:r>
+              <w:rPr>
+                <w:rFonts w:ascii="Arial" w:eastAsia="Arial" w:hAnsi="Arial" w:cs="Arial"/>
+                <w:color w:val="000000"/>
+                <w:sz w:val="20"/>
+                <w:szCs w:val="20"/>
+              </w:rPr>
+              <w:t xml:space="preserve">Tren</w:t>
+            </w:r>
+          </w:p>
+        </w:tc>
+        <w:tc>
+          <w:tcPr>
+            <w:tcW w:w="1500" w:type="dxa"/>
+          </w:tcPr>
+          <w:p>
+            <w:pPr>
+              <w:spacing w:before="0" w:after="0" w:line="240" w:lineRule="auto"/>
+            </w:pPr>
+            <w:r>
+              <w:rPr>
+                <w:rFonts w:ascii="Arial" w:eastAsia="Arial" w:hAnsi="Arial" w:cs="Arial"/>
+                <w:color w:val="000000"/>
+                <w:sz w:val="20"/>
+                <w:szCs w:val="20"/>
+              </w:rPr>
+              <w:t xml:space="preserve">0,22 €</w:t>
+            </w:r>
+          </w:p>
+        </w:tc>
+        <w:tc>
+          <w:tcPr>
+            <w:tcW w:w="1400" w:type="dxa"/>
+          </w:tcPr>
+          <w:p>
+            <w:pPr>
+              <w:spacing w:before="0" w:after="0" w:line="240" w:lineRule="auto"/>
+            </w:pPr>
+            <w:r>
+              <w:rPr>
+                <w:rFonts w:ascii="Arial" w:eastAsia="Arial" w:hAnsi="Arial" w:cs="Arial"/>
+                <w:color w:val="000000"/>
+                <w:sz w:val="20"/>
+                <w:szCs w:val="20"/>
+              </w:rPr>
+              <w:t xml:space="preserve">120 km/h</w:t>
+            </w:r>
+          </w:p>
+        </w:tc>
+        <w:tc>
+          <w:tcPr>
+            <w:tcW w:w="2300" w:type="dxa"/>
+          </w:tcPr>
+          <w:p>
+            <w:pPr>
+              <w:spacing w:before="0" w:after="0" w:line="240" w:lineRule="auto"/>
+            </w:pPr>
+            <w:r>
+              <w:rPr>
+                <w:rFonts w:ascii="Arial" w:eastAsia="Arial" w:hAnsi="Arial" w:cs="Arial"/>
+                <w:color w:val="000000"/>
+                <w:sz w:val="20"/>
+                <w:szCs w:val="20"/>
+              </w:rPr>
+              <w:t xml:space="preserve">más de 1.200 km: ×1,5</w:t>
+            </w:r>
+          </w:p>
+        </w:tc>
+        <w:tc>
+          <w:tcPr>
+            <w:tcW w:w="2760" w:type="dxa"/>
+          </w:tcPr>
+          <w:p>
+            <w:pPr>
+              <w:spacing w:before="0" w:after="0" w:line="240" w:lineRule="auto"/>
+            </w:pPr>
+            <w:r>
+              <w:rPr>
+                <w:rFonts w:ascii="Arial" w:eastAsia="Arial" w:hAnsi="Arial" w:cs="Arial"/>
+                <w:color w:val="000000"/>
+                <w:sz w:val="20"/>
+                <w:szCs w:val="20"/>
+              </w:rPr>
+              <w:t xml:space="preserve">—</w:t>
+            </w:r>
+          </w:p>
+        </w:tc>
+      </w:tr>
+      <w:tr>
+        <w:tc>
+          <w:tcPr>
+            <w:tcW w:w="1400" w:type="dxa"/>
+          </w:tcPr>
+          <w:p>
+            <w:pPr>
+              <w:spacing w:before="0" w:after="0" w:line="240" w:lineRule="auto"/>
+            </w:pPr>
+            <w:r>
+              <w:rPr>
+                <w:rFonts w:ascii="Arial" w:eastAsia="Arial" w:hAnsi="Arial" w:cs="Arial"/>
+                <w:color w:val="000000"/>
+                <w:sz w:val="20"/>
+                <w:szCs w:val="20"/>
+              </w:rPr>
+              <w:t xml:space="preserve">Avión</w:t>
+            </w:r>
+          </w:p>
+        </w:tc>
+        <w:tc>
+          <w:tcPr>
+            <w:tcW w:w="1500" w:type="dxa"/>
+          </w:tcPr>
+          <w:p>
+            <w:pPr>
+              <w:spacing w:before="0" w:after="0" w:line="240" w:lineRule="auto"/>
+            </w:pPr>
+            <w:r>
+              <w:rPr>
+                <w:rFonts w:ascii="Arial" w:eastAsia="Arial" w:hAnsi="Arial" w:cs="Arial"/>
+                <w:color w:val="000000"/>
+                <w:sz w:val="20"/>
+                <w:szCs w:val="20"/>
+              </w:rPr>
+              <w:t xml:space="preserve">0,12 €</w:t>
+            </w:r>
+          </w:p>
+        </w:tc>
+        <w:tc>
+          <w:tcPr>
+            <w:tcW w:w="1400" w:type="dxa"/>
+          </w:tcPr>
+          <w:p>
+            <w:pPr>
+              <w:spacing w:before="0" w:after="0" w:line="240" w:lineRule="auto"/>
+            </w:pPr>
+            <w:r>
+              <w:rPr>
+                <w:rFonts w:ascii="Arial" w:eastAsia="Arial" w:hAnsi="Arial" w:cs="Arial"/>
+                <w:color w:val="000000"/>
+                <w:sz w:val="20"/>
+                <w:szCs w:val="20"/>
+              </w:rPr>
+              <w:t xml:space="preserve">700 km/h</w:t>
+            </w:r>
+          </w:p>
+        </w:tc>
+        <w:tc>
+          <w:tcPr>
+            <w:tcW w:w="2300" w:type="dxa"/>
+          </w:tcPr>
+          <w:p>
+            <w:pPr>
+              <w:spacing w:before="0" w:after="0" w:line="240" w:lineRule="auto"/>
+            </w:pPr>
+            <w:r>
+              <w:rPr>
+                <w:rFonts w:ascii="Arial" w:eastAsia="Arial" w:hAnsi="Arial" w:cs="Arial"/>
+                <w:color w:val="000000"/>
+                <w:sz w:val="20"/>
+                <w:szCs w:val="20"/>
+              </w:rPr>
+              <w:t xml:space="preserve">más de 1.500 km: ×0,8</w:t>
+            </w:r>
+          </w:p>
+        </w:tc>
+        <w:tc>
+          <w:tcPr>
+            <w:tcW w:w="2760" w:type="dxa"/>
+          </w:tcPr>
+          <w:p>
+            <w:pPr>
+              <w:spacing w:before="0" w:after="0" w:line="240" w:lineRule="auto"/>
+            </w:pPr>
+            <w:r>
+              <w:rPr>
+                <w:rFonts w:ascii="Arial" w:eastAsia="Arial" w:hAnsi="Arial" w:cs="Arial"/>
+                <w:color w:val="000000"/>
+                <w:sz w:val="20"/>
+                <w:szCs w:val="20"/>
+              </w:rPr>
+              <w:t xml:space="preserve">Tasa fija de 70 € y 0,8 h de embarque</w:t>
+            </w:r>
+          </w:p>
+        </w:tc>
+      </w:tr>
+      <w:tr>
+        <w:tc>
+          <w:tcPr>
+            <w:tcW w:w="1400" w:type="dxa"/>
+          </w:tcPr>
+          <w:p>
+            <w:pPr>
+              <w:spacing w:before="0" w:after="0" w:line="240" w:lineRule="auto"/>
+            </w:pPr>
+            <w:r>
+              <w:rPr>
+                <w:rFonts w:ascii="Arial" w:eastAsia="Arial" w:hAnsi="Arial" w:cs="Arial"/>
+                <w:color w:val="000000"/>
+                <w:sz w:val="20"/>
+                <w:szCs w:val="20"/>
+              </w:rPr>
+              <w:t xml:space="preserve">Barco</w:t>
+            </w:r>
+          </w:p>
+        </w:tc>
+        <w:tc>
+          <w:tcPr>
+            <w:tcW w:w="1500" w:type="dxa"/>
+          </w:tcPr>
+          <w:p>
+            <w:pPr>
+              <w:spacing w:before="0" w:after="0" w:line="240" w:lineRule="auto"/>
+            </w:pPr>
+            <w:r>
+              <w:rPr>
+                <w:rFonts w:ascii="Arial" w:eastAsia="Arial" w:hAnsi="Arial" w:cs="Arial"/>
+                <w:color w:val="000000"/>
+                <w:sz w:val="20"/>
+                <w:szCs w:val="20"/>
+              </w:rPr>
+              <w:t xml:space="preserve">0,12 €</w:t>
+            </w:r>
+          </w:p>
+        </w:tc>
+        <w:tc>
+          <w:tcPr>
+            <w:tcW w:w="1400" w:type="dxa"/>
+          </w:tcPr>
+          <w:p>
+            <w:pPr>
+              <w:spacing w:before="0" w:after="0" w:line="240" w:lineRule="auto"/>
+            </w:pPr>
+            <w:r>
+              <w:rPr>
+                <w:rFonts w:ascii="Arial" w:eastAsia="Arial" w:hAnsi="Arial" w:cs="Arial"/>
+                <w:color w:val="000000"/>
+                <w:sz w:val="20"/>
+                <w:szCs w:val="20"/>
+              </w:rPr>
+              <w:t xml:space="preserve">35 km/h</w:t>
+            </w:r>
+          </w:p>
+        </w:tc>
+        <w:tc>
+          <w:tcPr>
+            <w:tcW w:w="2300" w:type="dxa"/>
+          </w:tcPr>
+          <w:p>
+            <w:pPr>
+              <w:spacing w:before="0" w:after="0" w:line="240" w:lineRule="auto"/>
+            </w:pPr>
+            <w:r>
+              <w:rPr>
+                <w:rFonts w:ascii="Arial" w:eastAsia="Arial" w:hAnsi="Arial" w:cs="Arial"/>
+                <w:color w:val="000000"/>
+                <w:sz w:val="20"/>
+                <w:szCs w:val="20"/>
+              </w:rPr>
+              <w:t xml:space="preserve">más de 3.000 km: ×1,3</w:t>
+            </w:r>
+          </w:p>
+        </w:tc>
+        <w:tc>
+          <w:tcPr>
+            <w:tcW w:w="2760" w:type="dxa"/>
+          </w:tcPr>
+          <w:p>
+            <w:pPr>
+              <w:spacing w:before="0" w:after="0" w:line="240" w:lineRule="auto"/>
+            </w:pPr>
+            <w:r>
+              <w:rPr>
+                <w:rFonts w:ascii="Arial" w:eastAsia="Arial" w:hAnsi="Arial" w:cs="Arial"/>
+                <w:color w:val="000000"/>
+                <w:sz w:val="20"/>
+                <w:szCs w:val="20"/>
+              </w:rPr>
+              <w:t xml:space="preserve">Distancia ×1,3 y 2 h de embarque</w:t>
+            </w:r>
+          </w:p>
+        </w:tc>
+      </w:tr>
+    </w:tbl>
+    <w:p>
+      <w:pPr>
+        <w:numPr>
+          <w:ilvl w:val="0"/>
+          <w:numId w:val="2"/>
+        </w:numPr>
+        <w:spacing w:before="240" w:line="240" w:lineRule="auto"/>
+        <w:rPr>
+          <w:color w:val="000000"/>
+        </w:rPr>
+      </w:pPr>
+      <w:r>
+        <w:rPr>
+          <w:rFonts w:ascii="Arial" w:eastAsia="Arial" w:hAnsi="Arial" w:cs="Arial"/>
+          <w:b/>
+          <w:bCs/>
+          <w:color w:val="000000"/>
+        </w:rPr>
+        <w:t xml:space="preserve">Larga distancia por tierra y mar:</w:t>
+      </w:r>
+      <w:r>
+        <w:rPr>
+          <w:rFonts w:ascii="Arial" w:eastAsia="Arial" w:hAnsi="Arial" w:cs="Arial"/>
+          <w:color w:val="000000"/>
+        </w:rPr>
+        <w:t xml:space="preserve"> el recargo hace que, en viajes largos, encadenar tramos pueda resultar más barato que la ruta directa. Por eso tiene sentido buscar itinerarios con escalas mediante Dijkstra.</w:t>
+      </w:r>
+    </w:p>
+    <w:p>
+      <w:pPr>
+        <w:numPr>
+          <w:ilvl w:val="0"/>
+          <w:numId w:val="2"/>
+        </w:numPr>
+        <w:spacing w:before="0" w:line="240" w:lineRule="auto"/>
+        <w:rPr>
+          <w:color w:val="000000"/>
+        </w:rPr>
+      </w:pPr>
+      <w:r>
+        <w:rPr>
+          <w:rFonts w:ascii="Arial" w:eastAsia="Arial" w:hAnsi="Arial" w:cs="Arial"/>
+          <w:b/>
+          <w:bCs/>
+          <w:color w:val="000000"/>
+        </w:rPr>
+        <w:t xml:space="preserve">Vuelo directo frente a escala:</w:t>
+      </w:r>
+      <w:r>
+        <w:rPr>
+          <w:rFonts w:ascii="Arial" w:eastAsia="Arial" w:hAnsi="Arial" w:cs="Arial"/>
+          <w:color w:val="000000"/>
+        </w:rPr>
+        <w:t xml:space="preserve"> un vuelo directo cuesta 70 + c·d, mientras que uno con escala cuesta 140 + c·(d</w:t>
+      </w:r>
+      <w:r>
+        <w:rPr>
+          <w:rFonts w:ascii="Arial" w:eastAsia="Arial" w:hAnsi="Arial" w:cs="Arial"/>
+          <w:color w:val="000000"/>
+          <w:vertAlign w:val="subscript"/>
+        </w:rPr>
+        <w:t xml:space="preserve">1</w:t>
+      </w:r>
+      <w:r>
+        <w:rPr>
+          <w:rFonts w:ascii="Arial" w:eastAsia="Arial" w:hAnsi="Arial" w:cs="Arial"/>
+          <w:color w:val="000000"/>
+        </w:rPr>
+        <w:t xml:space="preserve"> + d</w:t>
+      </w:r>
+      <w:r>
+        <w:rPr>
+          <w:rFonts w:ascii="Arial" w:eastAsia="Arial" w:hAnsi="Arial" w:cs="Arial"/>
+          <w:color w:val="000000"/>
+          <w:vertAlign w:val="subscript"/>
+        </w:rPr>
+        <w:t xml:space="preserve">2</w:t>
+      </w:r>
+      <w:r>
+        <w:rPr>
+          <w:rFonts w:ascii="Arial" w:eastAsia="Arial" w:hAnsi="Arial" w:cs="Arial"/>
+          <w:color w:val="000000"/>
+        </w:rPr>
+        <w:t xml:space="preserve">), porque paga dos veces la tasa fija. Por la desigualdad triangular, d ≤ d</w:t>
+      </w:r>
+      <w:r>
+        <w:rPr>
+          <w:rFonts w:ascii="Arial" w:eastAsia="Arial" w:hAnsi="Arial" w:cs="Arial"/>
+          <w:color w:val="000000"/>
+          <w:vertAlign w:val="subscript"/>
+        </w:rPr>
+        <w:t xml:space="preserve">1</w:t>
+      </w:r>
+      <w:r>
+        <w:rPr>
+          <w:rFonts w:ascii="Arial" w:eastAsia="Arial" w:hAnsi="Arial" w:cs="Arial"/>
+          <w:color w:val="000000"/>
+        </w:rPr>
+        <w:t xml:space="preserve"> + d</w:t>
+      </w:r>
+      <w:r>
+        <w:rPr>
+          <w:rFonts w:ascii="Arial" w:eastAsia="Arial" w:hAnsi="Arial" w:cs="Arial"/>
+          <w:color w:val="000000"/>
+          <w:vertAlign w:val="subscript"/>
+        </w:rPr>
+        <w:t xml:space="preserve">2</w:t>
+      </w:r>
+      <w:r>
+        <w:rPr>
+          <w:rFonts w:ascii="Arial" w:eastAsia="Arial" w:hAnsi="Arial" w:cs="Arial"/>
+          <w:color w:val="000000"/>
+        </w:rPr>
+        <w:t xml:space="preserve">, así que la escala no puede ser más barata. El descuento de larga distancia no cambia la conclusión: la tarifa por km del vuelo directo supera a la de los tramos en 0,024 €/km como máximo, y solo cuando el directo mide menos de 1.500 km (una diferencia de hasta 36 €, menor que la segunda tasa de 70 €). Por las horas de embarque adicionales, el directo también es más rápido. Se comprobó sobre las 8.856 rutas aéreas: en todas, el mejor itinerario por costo y por tiempo es el vuelo directo.</w:t>
+      </w:r>
+    </w:p>
+    <w:p>
+      <w:pPr>
+        <w:numPr>
+          <w:ilvl w:val="0"/>
+          <w:numId w:val="2"/>
+        </w:numPr>
+        <w:spacing w:before="0" w:line="240" w:lineRule="auto"/>
+        <w:rPr>
+          <w:color w:val="000000"/>
+        </w:rPr>
+      </w:pPr>
+      <w:r>
+        <w:rPr>
+          <w:rFonts w:ascii="Arial" w:eastAsia="Arial" w:hAnsi="Arial" w:cs="Arial"/>
+          <w:b/>
+          <w:bCs/>
+          <w:color w:val="000000"/>
+        </w:rPr>
+        <w:t xml:space="preserve">Peajes (solo auto):</w:t>
+      </w:r>
+      <w:r>
+        <w:rPr>
+          <w:rFonts w:ascii="Arial" w:eastAsia="Arial" w:hAnsi="Arial" w:cs="Arial"/>
+          <w:color w:val="000000"/>
+        </w:rPr>
+        <w:t xml:space="preserve"> se estiman por km recorrido según el continente: 0,07 €/km en Europa, 0,05 en Asia, 0,04 en América del Sur, 0,02 en América del Norte y 0,01 en África y Oceanía; si el viaje une dos continentes, se promedian ambas tarifas. El peaje ya forma parte del costo de la ruta y la API lo informa por separado (toll_cost).</w:t>
+      </w:r>
+    </w:p>
+    <w:p>
+      <w:pPr>
+        <w:numPr>
+          <w:ilvl w:val="0"/>
+          <w:numId w:val="2"/>
+        </w:numPr>
+        <w:spacing w:before="0" w:after="240" w:line="240" w:lineRule="auto"/>
+        <w:rPr>
+          <w:color w:val="000000"/>
+        </w:rPr>
+      </w:pPr>
+      <w:r>
+        <w:rPr>
+          <w:rFonts w:ascii="Arial" w:eastAsia="Arial" w:hAnsi="Arial" w:cs="Arial"/>
+          <w:b/>
+          <w:bCs/>
+          <w:color w:val="000000"/>
+        </w:rPr>
+        <w:t xml:space="preserve">Ejemplo Madrid → Berlín:</w:t>
+      </w:r>
+      <w:r>
+        <w:rPr>
+          <w:rFonts w:ascii="Arial" w:eastAsia="Arial" w:hAnsi="Arial" w:cs="Arial"/>
+          <w:color w:val="000000"/>
+        </w:rPr>
+        <w:t xml:space="preserve"> la ruta directa en auto (1.869 km) cuesta 669 €, de los cuales 131 € son peajes (1.869 km × 0,07 €/km). Dijkstra encuentra Madrid → Fráncfort → Berlín por 468 €, con los mismos 131 € de peajes, porque ningún tramo supera los 1.500 km y se evita el recargo. En tren, la opción más barata es Madrid → Burdeos → Fráncfort → Berlín (414 €, 15,7 h) y la más rápida, el tren directo (617 €, 15,6 h). En avión, el vuelo directo cuesta 249 € y tarda 3,5 h.</w:t>
+      </w:r>
+    </w:p>
+    <w:p>
+      <w:pPr>
+        <w:pStyle w:val="Ttulo3"/>
+        <w:spacing w:before="280" w:after="80"/>
+        <w:jc w:val="left"/>
+        <w:rPr>
+          <w:rFonts w:ascii="Arial" w:eastAsia="Arial" w:hAnsi="Arial" w:cs="Arial"/>
+          <w:color w:val="000000"/>
+          <w:sz w:val="26"/>
+          <w:szCs w:val="26"/>
+        </w:rPr>
+      </w:pPr>
+      <w:r>
+        <w:rPr>
+          <w:rFonts w:ascii="Arial" w:eastAsia="Arial" w:hAnsi="Arial" w:cs="Arial"/>
+          <w:color w:val="000000"/>
+          <w:sz w:val="26"/>
+          <w:szCs w:val="26"/>
+        </w:rPr>
+        <w:t xml:space="preserve">4.3. Funcionalidades Recientes</w:t>
+      </w:r>
+    </w:p>
+    <w:p>
+      <w:pPr>
+        <w:numPr>
+          <w:ilvl w:val="0"/>
+          <w:numId w:val="2"/>
+        </w:numPr>
+        <w:spacing w:before="240" w:line="240" w:lineRule="auto"/>
+        <w:rPr>
+          <w:color w:val="000000"/>
+        </w:rPr>
+      </w:pPr>
+      <w:r>
+        <w:rPr>
+          <w:rFonts w:ascii="Arial" w:eastAsia="Arial" w:hAnsi="Arial" w:cs="Arial"/>
+          <w:b/>
+          <w:bCs/>
+          <w:color w:val="000000"/>
+        </w:rPr>
+        <w:t xml:space="preserve">Comparación de transportes:</w:t>
+      </w:r>
+      <w:r>
+        <w:rPr>
+          <w:rFonts w:ascii="Arial" w:eastAsia="Arial" w:hAnsi="Arial" w:cs="Arial"/>
+          <w:color w:val="000000"/>
+        </w:rPr>
+        <w:t xml:space="preserve"> GET /routes/transports calcula con Dijkstra la mejor ruta de cada transporte entre dos ciudades, con su costo, tiempo y peajes, e indica cuál es la más barata y cuál la más rápida. Cuando el itinerario tiene exactamente dos ciudades, la interfaz muestra esa comparación y sugerencias con la diferencia de precio y de tiempo respecto del transporte elegido.</w:t>
+      </w:r>
+    </w:p>
+    <w:p>
+      <w:pPr>
+        <w:numPr>
+          <w:ilvl w:val="0"/>
+          <w:numId w:val="2"/>
+        </w:numPr>
+        <w:spacing w:before="0" w:line="240" w:lineRule="auto"/>
+        <w:rPr>
+          <w:color w:val="000000"/>
+        </w:rPr>
+      </w:pPr>
+      <w:r>
+        <w:rPr>
+          <w:rFonts w:ascii="Arial" w:eastAsia="Arial" w:hAnsi="Arial" w:cs="Arial"/>
+          <w:b/>
+          <w:bCs/>
+          <w:color w:val="000000"/>
+        </w:rPr>
+        <w:t xml:space="preserve">Optimización por precio o por tiempo:</w:t>
+      </w:r>
+      <w:r>
+        <w:rPr>
+          <w:rFonts w:ascii="Arial" w:eastAsia="Arial" w:hAnsi="Arial" w:cs="Arial"/>
+          <w:color w:val="000000"/>
+        </w:rPr>
+        <w:t xml:space="preserve"> el usuario elige el criterio (optimize_by: cost o time). Dijkstra, la matriz de costos y el TSP usan ese peso, y las respuestas informan siempre el costo y las horas totales de la ruta obtenida.</w:t>
+      </w:r>
+    </w:p>
+    <w:p>
+      <w:pPr>
+        <w:numPr>
+          <w:ilvl w:val="0"/>
+          <w:numId w:val="2"/>
+        </w:numPr>
+        <w:spacing w:before="0" w:line="240" w:lineRule="auto"/>
+        <w:rPr>
+          <w:color w:val="000000"/>
+        </w:rPr>
+      </w:pPr>
+      <w:r>
+        <w:rPr>
+          <w:rFonts w:ascii="Arial" w:eastAsia="Arial" w:hAnsi="Arial" w:cs="Arial"/>
+          <w:b/>
+          <w:bCs/>
+          <w:color w:val="000000"/>
+        </w:rPr>
+        <w:t xml:space="preserve">Vuelos con hubs y escalas:</w:t>
+      </w:r>
+      <w:r>
+        <w:rPr>
+          <w:rFonts w:ascii="Arial" w:eastAsia="Arial" w:hAnsi="Arial" w:cs="Arial"/>
+          <w:color w:val="000000"/>
+        </w:rPr>
+        <w:t xml:space="preserve"> los vuelos directos dependen de las reglas de la sección 4.1 (hubs y alcance), y los demás viajes aéreos se resuelven con escalas calculadas por Dijkstra.</w:t>
+      </w:r>
+    </w:p>
+    <w:p>
+      <w:pPr>
+        <w:numPr>
+          <w:ilvl w:val="0"/>
+          <w:numId w:val="2"/>
+        </w:numPr>
+        <w:spacing w:before="0" w:line="240" w:lineRule="auto"/>
+        <w:rPr>
+          <w:color w:val="000000"/>
+        </w:rPr>
+      </w:pPr>
+      <w:r>
+        <w:rPr>
+          <w:rFonts w:ascii="Arial" w:eastAsia="Arial" w:hAnsi="Arial" w:cs="Arial"/>
+          <w:b/>
+          <w:bCs/>
+          <w:color w:val="000000"/>
+        </w:rPr>
+        <w:t xml:space="preserve">Peajes en auto:</w:t>
+      </w:r>
+      <w:r>
+        <w:rPr>
+          <w:rFonts w:ascii="Arial" w:eastAsia="Arial" w:hAnsi="Arial" w:cs="Arial"/>
+          <w:color w:val="000000"/>
+        </w:rPr>
+        <w:t xml:space="preserve"> estimados por región e incluidos en el costo, como se describe en la sección 4.2.</w:t>
+      </w:r>
+    </w:p>
+    <w:p>
+      <w:pPr>
+        <w:numPr>
+          <w:ilvl w:val="0"/>
+          <w:numId w:val="2"/>
+        </w:numPr>
+        <w:spacing w:before="0" w:after="240" w:line="240" w:lineRule="auto"/>
+        <w:rPr>
+          <w:color w:val="000000"/>
+        </w:rPr>
+      </w:pPr>
+      <w:r>
+        <w:rPr>
+          <w:rFonts w:ascii="Arial" w:eastAsia="Arial" w:hAnsi="Arial" w:cs="Arial"/>
+          <w:b/>
+          <w:bCs/>
+          <w:color w:val="000000"/>
+        </w:rPr>
+        <w:t xml:space="preserve">Geometría vial real:</w:t>
+      </w:r>
+      <w:r>
+        <w:rPr>
+          <w:rFonts w:ascii="Arial" w:eastAsia="Arial" w:hAnsi="Arial" w:cs="Arial"/>
+          <w:color w:val="000000"/>
+        </w:rPr>
+        <w:t xml:space="preserve"> para las rutas en auto, el mapa dibuja el recorrido por carretera que devuelve el servicio público OSRM, con una sola solicitud por ruta y una caché de hasta 256 respuestas exitosas. Si OSRM no responde, se dibuja una línea recta entre las ciudades y el servicio se omite durante 5 minutos, para que un servidor caído no demore cada mapa.</w:t>
+      </w:r>
+    </w:p>
+    <w:p>
+      <w:pPr>
+        <w:pStyle w:val="Ttulo2"/>
+        <w:spacing w:before="360" w:after="80"/>
+        <w:rPr>
+          <w:rFonts w:ascii="Arial" w:eastAsia="Arial" w:hAnsi="Arial" w:cs="Arial"/>
+          <w:b/>
+          <w:bCs/>
+          <w:color w:val="000000"/>
+          <w:sz w:val="34"/>
+          <w:szCs w:val="34"/>
+        </w:rPr>
+      </w:pPr>
+      <w:bookmarkStart w:id="6" w:name="_368i7hsxhloi" w:colFirst="0" w:colLast="0"/>
+      <w:bookmarkEnd w:id="6"/>
+      <w:r>
+        <w:rPr>
+          <w:rFonts w:ascii="Arial" w:eastAsia="Arial" w:hAnsi="Arial" w:cs="Arial"/>
+          <w:b/>
+          <w:bCs/>
+          <w:color w:val="000000"/>
+          <w:sz w:val="34"/>
+          <w:szCs w:val="34"/>
+        </w:rPr>
+        <w:t xml:space="preserve">5. Implementación Algorítmica Detallada</w:t>
+      </w:r>
+    </w:p>
+    <w:p>
+      <w:pPr>
+        <w:pStyle w:val="Ttulo3"/>
+        <w:spacing w:before="280" w:after="80"/>
+        <w:jc w:val="left"/>
+        <w:rPr>
+          <w:rFonts w:ascii="Arial" w:eastAsia="Arial" w:hAnsi="Arial" w:cs="Arial"/>
+          <w:color w:val="000000"/>
+          <w:sz w:val="26"/>
+          <w:szCs w:val="26"/>
+        </w:rPr>
+      </w:pPr>
+      <w:r>
+        <w:rPr>
+          <w:rFonts w:ascii="Arial" w:eastAsia="Arial" w:hAnsi="Arial" w:cs="Arial"/>
+          <w:color w:val="000000"/>
+          <w:sz w:val="26"/>
+          <w:szCs w:val="26"/>
+        </w:rPr>
+        <w:t xml:space="preserve">5.1. Planteo del Problema: Camino Mínimo frente a Orden de Visita</w:t>
       </w:r>
     </w:p>
     <w:p>
@@ -1532,7 +2542,7 @@
                 <w:sz w:val="20"/>
                 <w:szCs w:val="20"/>
               </w:rPr>
-              <w:t xml:space="preserve">Dijkstra (sección 4.2)</w:t>
+              <w:t xml:space="preserve">Dijkstra (sección 5.2)</w:t>
             </w:r>
           </w:p>
         </w:tc>
@@ -1591,7 +2601,7 @@
                 <w:sz w:val="20"/>
                 <w:szCs w:val="20"/>
               </w:rPr>
-              <w:t xml:space="preserve">Held-Karp (sección 4.3)</w:t>
+              <w:t xml:space="preserve">Held-Karp (sección 5.3)</w:t>
             </w:r>
           </w:p>
         </w:tc>
@@ -1650,7 +2660,7 @@
                 <w:sz w:val="20"/>
                 <w:szCs w:val="20"/>
               </w:rPr>
-              <w:t xml:space="preserve">Algoritmo genético (sección 4.4)</w:t>
+              <w:t xml:space="preserve">Algoritmo genético (sección 5.4)</w:t>
             </w:r>
           </w:p>
         </w:tc>
@@ -1712,7 +2722,7 @@
           <w:sz w:val="26"/>
           <w:szCs w:val="26"/>
         </w:rPr>
-        <w:t>4.2. Optimización de Rutas (Dijkstra)</w:t>
+        <w:t xml:space="preserve">5.2. Optimización de Rutas (Dijkstra)</w:t>
       </w:r>
     </w:p>
     <w:p>
@@ -1728,30 +2738,7 @@
           <w:rFonts w:ascii="Arial" w:eastAsia="Arial" w:hAnsi="Arial" w:cs="Arial"/>
           <w:color w:val="000000"/>
         </w:rPr>
-        <w:t xml:space="preserve">Para el cálculo de rutas óptimas punto a punto en grafos ponderados, se procedió a la implementación manual del algoritmo de </w:t>
-      </w:r>
-      <w:r>
-        <w:rPr>
-          <w:rFonts w:ascii="Arial" w:eastAsia="Arial" w:hAnsi="Arial" w:cs="Arial"/>
-          <w:b/>
-          <w:bCs/>
-          <w:color w:val="000000"/>
-        </w:rPr>
-        <w:t>Dijkstra</w:t>
-      </w:r>
-      <w:r>
-        <w:rPr>
-          <w:rFonts w:ascii="Arial" w:eastAsia="Arial" w:hAnsi="Arial" w:cs="Arial"/>
-          <w:color w:val="000000"/>
-        </w:rPr>
-        <w:t>, prescindiendo deliberadamente de librerías de grafos externas como NetworkX para la lógica central. Esta decisión permite</w:t>
-      </w:r>
-      <w:r>
-        <w:rPr>
-          <w:rFonts w:ascii="Arial" w:eastAsia="Arial" w:hAnsi="Arial" w:cs="Arial"/>
-          <w:color w:val="000000"/>
-        </w:rPr>
-        <w:t xml:space="preserve"> un control granular sobre la estructura de datos y la optimización de memoria.</w:t>
+        <w:t xml:space="preserve">El algoritmo de Dijkstra se implementó sin librerías de grafos externas como NetworkX. Esto permite controlar la estructura de datos y adaptar el recorrido a las necesidades del sistema:</w:t>
       </w:r>
     </w:p>
     <w:p>
@@ -1772,14 +2759,14 @@
           <w:bCs/>
           <w:color w:val="000000"/>
         </w:rPr>
-        <w:t>Estructura de Datos:</w:t>
-      </w:r>
-      <w:r>
-        <w:rPr>
-          <w:rFonts w:ascii="Arial" w:eastAsia="Arial" w:hAnsi="Arial" w:cs="Arial"/>
-          <w:color w:val="000000"/>
-        </w:rPr>
-        <w:t xml:space="preserve"> Se empleó una lista de adyacencia implementada mediante diccionarios de Python anidados, garantizando un acceso de complejidad O(1) a los nodos vecinos y sus pesos asociados.</w:t>
+        <w:t xml:space="preserve">Estructura de datos:</w:t>
+      </w:r>
+      <w:r>
+        <w:rPr>
+          <w:rFonts w:ascii="Arial" w:eastAsia="Arial" w:hAnsi="Arial" w:cs="Arial"/>
+          <w:color w:val="000000"/>
+        </w:rPr>
+        <w:t xml:space="preserve"> el grafo (clase TravelGraph) es una lista de adyacencia: un diccionario que asocia cada ciudad con una lista de objetos Route (destino, costo, tiempo, transporte y peaje). Entre dos ciudades puede haber varias rutas, una por transporte.</w:t>
       </w:r>
     </w:p>
     <w:p>
@@ -1800,29 +2787,14 @@
           <w:bCs/>
           <w:color w:val="000000"/>
         </w:rPr>
-        <w:t>Optimización con Cola de Prioridad:</w:t>
-      </w:r>
-      <w:r>
-        <w:rPr>
-          <w:rFonts w:ascii="Arial" w:eastAsia="Arial" w:hAnsi="Arial" w:cs="Arial"/>
-          <w:color w:val="000000"/>
-        </w:rPr>
-        <w:t xml:space="preserve"> Se utilizó una cola de prioridad (heapq) par</w:t>
-      </w:r>
-      <w:r>
-        <w:rPr>
-          <w:rFonts w:ascii="Arial" w:eastAsia="Arial" w:hAnsi="Arial" w:cs="Arial"/>
-          <w:color w:val="000000"/>
-        </w:rPr>
-        <w:t xml:space="preserve">a la selección eficiente del siguiente nodo a visitar con la distancia mínima tentativa, </w:t>
-      </w:r>
-      <w:r>
-        <w:rPr>
-          <w:rFonts w:ascii="Arial" w:eastAsia="Arial" w:hAnsi="Arial" w:cs="Arial"/>
-          <w:color w:val="000000"/>
-        </w:rPr>
-        <w:lastRenderedPageBreak/>
-        <w:t>logrando un tiempo de ejecución de O(E log V), donde E es el número de aristas y V el número de vértices.</w:t>
+        <w:t xml:space="preserve">Cola de prioridad:</w:t>
+      </w:r>
+      <w:r>
+        <w:rPr>
+          <w:rFonts w:ascii="Arial" w:eastAsia="Arial" w:hAnsi="Arial" w:cs="Arial"/>
+          <w:color w:val="000000"/>
+        </w:rPr>
+        <w:t xml:space="preserve"> un heap binario (heapq) entrega la ciudad con menor distancia tentativa. En lugar de actualizar prioridades, se inserta una nueva entrada y las obsoletas se descartan al extraerlas, mediante el conjunto visited. La complejidad es O((V + E) log V), como se indicó en la sección 5.1. Si se indica un destino, la búsqueda termina al extraerlo de la cola.</w:t>
       </w:r>
     </w:p>
     <w:p>
@@ -1831,6 +2803,34 @@
           <w:ilvl w:val="0"/>
           <w:numId w:val="8"/>
         </w:numPr>
+        <w:spacing w:before="0" w:line="240" w:lineRule="auto"/>
+        <w:rPr>
+          <w:color w:val="000000"/>
+        </w:rPr>
+      </w:pPr>
+      <w:r>
+        <w:rPr>
+          <w:rFonts w:ascii="Arial" w:eastAsia="Arial" w:hAnsi="Arial" w:cs="Arial"/>
+          <w:b/>
+          <w:bCs/>
+          <w:color w:val="000000"/>
+        </w:rPr>
+        <w:t xml:space="preserve">Filtro por transporte y criterio:</w:t>
+      </w:r>
+      <w:r>
+        <w:rPr>
+          <w:rFonts w:ascii="Arial" w:eastAsia="Arial" w:hAnsi="Arial" w:cs="Arial"/>
+          <w:color w:val="000000"/>
+        </w:rPr>
+        <w:t xml:space="preserve"> en el mismo recorrido se ignoran las rutas de otros transportes, y el peso de cada arista se elige según optimize_by: costo (cost) o tiempo (time).</w:t>
+      </w:r>
+    </w:p>
+    <w:p>
+      <w:pPr>
+        <w:numPr>
+          <w:ilvl w:val="0"/>
+          <w:numId w:val="8"/>
+        </w:numPr>
         <w:spacing w:before="0" w:after="240" w:line="240" w:lineRule="auto"/>
         <w:rPr>
           <w:color w:val="000000"/>
@@ -1843,21 +2843,14 @@
           <w:bCs/>
           <w:color w:val="000000"/>
         </w:rPr>
-        <w:t>Flexibilidad y Ponderación Dinámica:</w:t>
-      </w:r>
-      <w:r>
-        <w:rPr>
-          <w:rFonts w:ascii="Arial" w:eastAsia="Arial" w:hAnsi="Arial" w:cs="Arial"/>
-          <w:color w:val="000000"/>
-        </w:rPr>
-        <w:t xml:space="preserve"> El algoritmo fue diseñad</w:t>
-      </w:r>
-      <w:r>
-        <w:rPr>
-          <w:rFonts w:ascii="Arial" w:eastAsia="Arial" w:hAnsi="Arial" w:cs="Arial"/>
-          <w:color w:val="000000"/>
-        </w:rPr>
-        <w:t>o para admitir ponderación dinámica en tiempo de ejecución, permitiendo optimizar las rutas en función del "Costo" monetario o del "Tiempo" de viaje mediante la modificación de un único parámetro en la llamada a la función.</w:t>
+        <w:t xml:space="preserve">Matriz para el TSP:</w:t>
+      </w:r>
+      <w:r>
+        <w:rPr>
+          <w:rFonts w:ascii="Arial" w:eastAsia="Arial" w:hAnsi="Arial" w:cs="Arial"/>
+          <w:color w:val="000000"/>
+        </w:rPr>
+        <w:t xml:space="preserve"> GET /routes/matrix ejecuta Dijkstra desde cada ciudad servida por el transporte y arma la matriz con el mejor itinerario de cada par (con escalas cuando no hay conexión directa), junto con su costo, horas, tramos y peajes. Como las rutas son fijas, la matriz se calcula una sola vez por transporte y criterio (functools.lru_cache, ocho combinaciones) y se construye en un hilo aparte (run_in_threadpool).</w:t>
       </w:r>
     </w:p>
     <w:p>
@@ -1881,16 +2874,7 @@
           <w:sz w:val="26"/>
           <w:szCs w:val="26"/>
         </w:rPr>
-        <w:t>4.3. Optimización Multidestino (</w:t>
-      </w:r>
-      <w:r>
-        <w:rPr>
-          <w:rFonts w:ascii="Arial" w:eastAsia="Arial" w:hAnsi="Arial" w:cs="Arial"/>
-          <w:color w:val="000000"/>
-          <w:sz w:val="26"/>
-          <w:szCs w:val="26"/>
-        </w:rPr>
-        <w:t>TSP - Held-Karp)</w:t>
+        <w:t xml:space="preserve">5.3. Optimización Multidestino (TSP - Held-Karp)</w:t>
       </w:r>
     </w:p>
     <w:p>
@@ -1906,14 +2890,7 @@
           <w:rFonts w:ascii="Arial" w:eastAsia="Arial" w:hAnsi="Arial" w:cs="Arial"/>
           <w:color w:val="000000"/>
         </w:rPr>
-        <w:t>El desafío algorítmico de mayor complejidad consistió en resolver el Problema del Viajante de Comercio (TSP) para determinar el orden óptimo de visita para un conjunto de N ciudades, minimizando el costo total del recorrido y retornando al</w:t>
-      </w:r>
-      <w:r>
-        <w:rPr>
-          <w:rFonts w:ascii="Arial" w:eastAsia="Arial" w:hAnsi="Arial" w:cs="Arial"/>
-          <w:color w:val="000000"/>
-        </w:rPr>
-        <w:t xml:space="preserve"> punto de origen.</w:t>
+        <w:t xml:space="preserve">El desafío algorítmico de mayor complejidad consistió en resolver el Problema del Viajante de Comercio (TSP): determinar el orden de visita de un conjunto de n ciudades que minimiza el costo total del recorrido, con o sin regreso a la ciudad de partida (campo return_to_start).</w:t>
       </w:r>
     </w:p>
     <w:p>
@@ -2074,7 +3051,7 @@
           <w:rFonts w:ascii="Arial" w:eastAsia="Arial" w:hAnsi="Arial" w:cs="Arial"/>
           <w:color w:val="000000"/>
         </w:rPr>
-        <w:t xml:space="preserve"> Se logró reducir la complejidad factorial O(n!), propia de la fuerza bruta, a una complejidad exponencial de O(n² · 2ⁿ). En la práctica, esto permite resolver de forma exacta y en tiempo interactivo itinerarios de hasta 12 ciudades (aproximadamente 590.000 operaciones); por encima de ese umbral el sistema recurre al algoritmo genético descrito en la sección 4.4.</w:t>
+        <w:t xml:space="preserve"> se reduce la complejidad factorial O(n!) de la fuerza bruta a O(n² · 2ⁿ) en tiempo y O(n · 2ⁿ) en memoria. En la práctica, esto permite resolver de forma exacta y en tiempo interactivo itinerarios de hasta 12 ciudades (aproximadamente 590.000 operaciones elementales, unos 80 ms medidos; sección 9.1). Por encima de ese umbral el sistema recurre al algoritmo genético descrito en la sección 5.4.</w:t>
       </w:r>
     </w:p>
     <w:p>
@@ -2096,7 +3073,7 @@
           <w:sz w:val="26"/>
           <w:szCs w:val="26"/>
         </w:rPr>
-        <w:t xml:space="preserve">4.4. Optimización Multidestino a Gran Escala (Algoritmo Genético)</w:t>
+        <w:t xml:space="preserve">5.4. Optimización Multidestino a Gran Escala (Algoritmo Genético)</w:t>
       </w:r>
     </w:p>
     <w:p>
@@ -2280,7 +3257,7 @@
           <w:rFonts w:ascii="Arial" w:eastAsia="Arial" w:hAnsi="Arial" w:cs="Arial"/>
           <w:color w:val="000000"/>
         </w:rPr>
-        <w:t xml:space="preserve"> O(g · p · n), donde g es la cantidad de generaciones, p el tamaño de la población y n la cantidad de ciudades. El costo crece de forma lineal con n, en lugar de exponencial.</w:t>
+        <w:t xml:space="preserve"> O(g · p · n), donde g es la cantidad de generaciones, p el tamaño de la población y n la cantidad de ciudades. El costo crece de forma lineal con n, en lugar de exponencial. El servidor usa p = 200 y g = 400 (constantes GENETIC_POPULATION_SIZE y GENETIC_GENERATIONS), es decir, unos 80.000 recorridos evaluados por ejecución, lo que explica que su tiempo sea casi constante (sección 9.1).</w:t>
       </w:r>
     </w:p>
     <w:p>
@@ -2323,7 +3300,7 @@
           <w:sz w:val="34"/>
           <w:szCs w:val="34"/>
         </w:rPr>
-        <w:t xml:space="preserve">5. Inteligencia Artificial: Recomendaciones con Google Gemini</w:t>
+        <w:t xml:space="preserve">6. Inteligencia Artificial: Recomendaciones con Google Gemini</w:t>
       </w:r>
     </w:p>
     <w:p>
@@ -2361,7 +3338,7 @@
           <w:sz w:val="26"/>
           <w:szCs w:val="26"/>
         </w:rPr>
-        <w:t xml:space="preserve">5.1. Funcionamiento</w:t>
+        <w:t xml:space="preserve">6.1. Funcionamiento</w:t>
       </w:r>
     </w:p>
     <w:p>
@@ -2389,7 +3366,7 @@
           <w:rFonts w:ascii="Arial" w:eastAsia="Arial" w:hAnsi="Arial" w:cs="Arial"/>
           <w:color w:val="000000"/>
         </w:rPr>
-        <w:t xml:space="preserve"> el módulo app/ai/gemini_recommendations.py utiliza el SDK oficial google-genai con el modelo gemini-2.5-flash-lite, elegido por su baja latencia y su disponibilidad en el nivel gratuito del servicio.</w:t>
+        <w:t xml:space="preserve"> el módulo app/ai/gemini_recommendations.py utiliza el SDK oficial google-genai. El modelo por defecto es gemini-3.5-flash-lite, elegido por su baja latencia, y puede cambiarse con la variable de entorno GEMINI_MODEL.</w:t>
       </w:r>
     </w:p>
     <w:p>
@@ -2417,7 +3394,7 @@
           <w:rFonts w:ascii="Arial" w:eastAsia="Arial" w:hAnsi="Arial" w:cs="Arial"/>
           <w:color w:val="000000"/>
         </w:rPr>
-        <w:t xml:space="preserve"> una vez calculada la ruta óptima y seleccionada por el usuario, la interfaz solicita para cada ciudad del recorrido entre tres y cuatro lugares imprescindibles, que se presentan en columnas junto al itinerario.</w:t>
+        <w:t xml:space="preserve"> una vez seleccionada una ruta, el usuario elige un enfoque (Variado, Cultura, Gastronomía, Naturaleza, Vida nocturna o Compras) y la interfaz muestra una tarjeta por ciudad con tres consejos breves (una línea de hasta 15 palabras cada uno) centrados en ese interés.</w:t>
       </w:r>
     </w:p>
     <w:p>
@@ -2438,14 +3415,14 @@
           <w:bCs/>
           <w:color w:val="000000"/>
         </w:rPr>
-        <w:t xml:space="preserve">Diseño del prompt:</w:t>
-      </w:r>
-      <w:r>
-        <w:rPr>
-          <w:rFonts w:ascii="Arial" w:eastAsia="Arial" w:hAnsi="Arial" w:cs="Arial"/>
-          <w:color w:val="000000"/>
-        </w:rPr>
-        <w:t xml:space="preserve"> la instrucción enviada al modelo fija un rol (asistente de viajes experto), la cantidad de resultados, el formato de salida (lista con viñetas de una o dos líneas) e incluye un ejemplo de respuesta esperada. Además exige responder sin introducción ni cierre, de modo que el texto se inserta directamente en la interfaz sin procesamiento adicional.</w:t>
+        <w:t xml:space="preserve">Prompt y salida estructurada:</w:t>
+      </w:r>
+      <w:r>
+        <w:rPr>
+          <w:rFonts w:ascii="Arial" w:eastAsia="Arial" w:hAnsi="Arial" w:cs="Arial"/>
+          <w:color w:val="000000"/>
+        </w:rPr>
+        <w:t xml:space="preserve"> la instrucción fija el rol (experto en viajes), la cantidad de consejos, el enfoque y el idioma. La respuesta se pide en JSON (response_mime_type application/json) con un esquema de respuesta (response_schema): una lista de objetos con la ciudad y sus consejos. Así la salida se procesa sin interpretar texto libre, y se descartan las ciudades no solicitadas y los consejos vacíos.</w:t>
       </w:r>
     </w:p>
     <w:p>
@@ -2467,7 +3444,7 @@
           <w:sz w:val="26"/>
           <w:szCs w:val="26"/>
         </w:rPr>
-        <w:t xml:space="preserve">5.2. Decisiones de Eficiencia y Robustez</w:t>
+        <w:t xml:space="preserve">6.2. Decisiones de Eficiencia y Robustez</w:t>
       </w:r>
     </w:p>
     <w:p>
@@ -2488,14 +3465,14 @@
           <w:bCs/>
           <w:color w:val="000000"/>
         </w:rPr>
-        <w:t xml:space="preserve">Memoización y consultas en paralelo:</w:t>
-      </w:r>
-      <w:r>
-        <w:rPr>
-          <w:rFonts w:ascii="Arial" w:eastAsia="Arial" w:hAnsi="Arial" w:cs="Arial"/>
-          <w:color w:val="000000"/>
-        </w:rPr>
-        <w:t xml:space="preserve"> Streamlit vuelve a ejecutar el script completo ante cada interacción del usuario. Sin control, cada clic dispararía nuevas llamadas a la API, con su latencia de red y su consumo de cuota. Por eso las recomendaciones obtenidas con éxito se guardan en una caché compartida del proceso (RecommendationCache) y en st.session_state, y solo se consultan las ciudades que faltan. Esas consultas se realizan en paralelo (ThreadPoolExecutor, hasta ocho simultáneas), de modo que la espera se aproxima a la de la ciudad más lenta y no a la suma de todas. Las respuestas fallidas no se almacenan, por lo que pueden reintentarse. Es la misma técnica de memoización aplicada en Held-Karp, trasladada a una operación de red costosa.</w:t>
+        <w:t xml:space="preserve">Solicitudes por grupos y en paralelo:</w:t>
+      </w:r>
+      <w:r>
+        <w:rPr>
+          <w:rFonts w:ascii="Arial" w:eastAsia="Arial" w:hAnsi="Arial" w:cs="Arial"/>
+          <w:color w:val="000000"/>
+        </w:rPr>
+        <w:t xml:space="preserve"> las ciudades se piden en grupos de hasta cinco (MAX_CITIES_PER_REQUEST) y se consultan hasta cuatro grupos a la vez (MAX_CONCURRENT_REQUESTS) mediante un ThreadPoolExecutor. Los hilos son útiles en este caso porque la espera es de red: durante la E/S el intérprete libera el GIL, de modo que las solicitudes avanzan en paralelo y la espera total se acerca a la del grupo más lento.</w:t>
       </w:r>
     </w:p>
     <w:p>
@@ -2516,14 +3493,30 @@
           <w:bCs/>
           <w:color w:val="000000"/>
         </w:rPr>
-        <w:t xml:space="preserve">Cliente único con inicialización diferida:</w:t>
-      </w:r>
-      <w:r>
-        <w:rPr>
-          <w:rFonts w:ascii="Arial" w:eastAsia="Arial" w:hAnsi="Arial" w:cs="Arial"/>
-          <w:color w:val="000000"/>
-        </w:rPr>
-        <w:t xml:space="preserve"> el cliente de Gemini se crea en la primera solicitud y se reutiliza en las siguientes, evitando repetir la inicialización y la autenticación.</w:t>
+        <w:t xml:space="preserve">Presupuesto de salida acotado:</w:t>
+      </w:r>
+      <w:r>
+        <w:rPr>
+          <w:rFonts w:ascii="Arial" w:eastAsia="Arial" w:hAnsi="Arial" w:cs="Arial"/>
+          <w:color w:val="000000"/>
+        </w:rPr>
+        <w:t xml:space="preserve"> cada solicitud reserva 250 tokens de salida por ciudad (con un mínimo de 1.024) y pide el nivel mínimo de razonamiento (</w:t>
+      </w:r>
+      <w:r>
+        <w:rPr>
+          <w:rFonts w:ascii="Arial" w:eastAsia="Arial" w:hAnsi="Arial" w:cs="Arial"/>
+          <w:i/>
+          <w:iCs/>
+          <w:color w:val="000000"/>
+        </w:rPr>
+        <w:t xml:space="preserve">thinking level</w:t>
+      </w:r>
+      <w:r>
+        <w:rPr>
+          <w:rFonts w:ascii="Arial" w:eastAsia="Arial" w:hAnsi="Arial" w:cs="Arial"/>
+          <w:color w:val="000000"/>
+        </w:rPr>
+        <w:t xml:space="preserve"> MINIMAL), porque los tokens de razonamiento consumen el mismo presupuesto. Los grupos pequeños mantienen cada respuesta lejos de ese límite.</w:t>
       </w:r>
     </w:p>
     <w:p>
@@ -2544,6 +3537,90 @@
           <w:bCs/>
           <w:color w:val="000000"/>
         </w:rPr>
+        <w:t xml:space="preserve">Respuestas truncadas:</w:t>
+      </w:r>
+      <w:r>
+        <w:rPr>
+          <w:rFonts w:ascii="Arial" w:eastAsia="Arial" w:hAnsi="Arial" w:cs="Arial"/>
+          <w:color w:val="000000"/>
+        </w:rPr>
+        <w:t xml:space="preserve"> si el JSON llega cortado o mal formado, se conservan las entradas completas del comienzo de la lista y se registra en el log el motivo de finalización informado por el modelo (finish_reason, por ejemplo MAX_TOKENS).</w:t>
+      </w:r>
+    </w:p>
+    <w:p>
+      <w:pPr>
+        <w:numPr>
+          <w:ilvl w:val="0"/>
+          <w:numId w:val="2"/>
+        </w:numPr>
+        <w:spacing w:before="0" w:line="240" w:lineRule="auto"/>
+        <w:rPr>
+          <w:color w:val="000000"/>
+        </w:rPr>
+      </w:pPr>
+      <w:r>
+        <w:rPr>
+          <w:rFonts w:ascii="Arial" w:eastAsia="Arial" w:hAnsi="Arial" w:cs="Arial"/>
+          <w:b/>
+          <w:bCs/>
+          <w:color w:val="000000"/>
+        </w:rPr>
+        <w:t xml:space="preserve">Reintento:</w:t>
+      </w:r>
+      <w:r>
+        <w:rPr>
+          <w:rFonts w:ascii="Arial" w:eastAsia="Arial" w:hAnsi="Arial" w:cs="Arial"/>
+          <w:color w:val="000000"/>
+        </w:rPr>
+        <w:t xml:space="preserve"> ante un error 429 (límite de solicitudes) o 5xx se reintenta una sola vez, tras 1,5 s; los demás errores no se reintentan.</w:t>
+      </w:r>
+    </w:p>
+    <w:p>
+      <w:pPr>
+        <w:numPr>
+          <w:ilvl w:val="0"/>
+          <w:numId w:val="2"/>
+        </w:numPr>
+        <w:spacing w:before="0" w:line="240" w:lineRule="auto"/>
+        <w:rPr>
+          <w:color w:val="000000"/>
+        </w:rPr>
+      </w:pPr>
+      <w:r>
+        <w:rPr>
+          <w:rFonts w:ascii="Arial" w:eastAsia="Arial" w:hAnsi="Arial" w:cs="Arial"/>
+          <w:b/>
+          <w:bCs/>
+          <w:color w:val="000000"/>
+        </w:rPr>
+        <w:t xml:space="preserve">Caché de recomendaciones:</w:t>
+      </w:r>
+      <w:r>
+        <w:rPr>
+          <w:rFonts w:ascii="Arial" w:eastAsia="Arial" w:hAnsi="Arial" w:cs="Arial"/>
+          <w:color w:val="000000"/>
+        </w:rPr>
+        <w:t xml:space="preserve"> Streamlit vuelve a ejecutar el script ante cada interacción, por lo que sin control cada clic repetiría las consultas. Los consejos obtenidos con éxito se guardan en una caché compartida del proceso (RecommendationCache, protegida con un lock) indexada por ciudad e interés, y también en st.session_state; solo se consultan las ciudades que faltan. Los fallos no se guardan, de modo que pueden volver a pedirse.</w:t>
+      </w:r>
+    </w:p>
+    <w:p>
+      <w:pPr>
+        <w:numPr>
+          <w:ilvl w:val="0"/>
+          <w:numId w:val="2"/>
+        </w:numPr>
+        <w:spacing w:before="0" w:line="240" w:lineRule="auto"/>
+        <w:rPr>
+          <w:color w:val="000000"/>
+        </w:rPr>
+      </w:pPr>
+      <w:r>
+        <w:rPr>
+          <w:rFonts w:ascii="Arial" w:eastAsia="Arial" w:hAnsi="Arial" w:cs="Arial"/>
+          <w:b/>
+          <w:bCs/>
+          <w:color w:val="000000"/>
+        </w:rPr>
         <w:t xml:space="preserve">Degradación controlada:</w:t>
       </w:r>
       <w:r>
@@ -2551,7 +3628,7 @@
           <w:rFonts w:ascii="Arial" w:eastAsia="Arial" w:hAnsi="Arial" w:cs="Arial"/>
           <w:color w:val="000000"/>
         </w:rPr>
-        <w:t xml:space="preserve"> si la librería no está instalada, la clave no está configurada o la API responde con error, las funciones devuelven un valor nulo y la interfaz muestra un aviso. El cálculo de rutas y las reservas continúan funcionando con normalidad: la IA es un complemento y nunca un punto único de falla.</w:t>
+        <w:t xml:space="preserve"> si la librería no está instalada, falta la clave o la API responde con error, esas ciudades quedan sin consejos: la interfaz muestra un aviso y un botón para reintentar, y el cálculo de rutas y las reservas siguen funcionando con normalidad.</w:t>
       </w:r>
     </w:p>
     <w:p>
@@ -2560,6 +3637,34 @@
           <w:ilvl w:val="0"/>
           <w:numId w:val="2"/>
         </w:numPr>
+        <w:spacing w:before="0" w:line="240" w:lineRule="auto"/>
+        <w:rPr>
+          <w:color w:val="000000"/>
+        </w:rPr>
+      </w:pPr>
+      <w:r>
+        <w:rPr>
+          <w:rFonts w:ascii="Arial" w:eastAsia="Arial" w:hAnsi="Arial" w:cs="Arial"/>
+          <w:b/>
+          <w:bCs/>
+          <w:color w:val="000000"/>
+        </w:rPr>
+        <w:t xml:space="preserve">Cliente único y credencial:</w:t>
+      </w:r>
+      <w:r>
+        <w:rPr>
+          <w:rFonts w:ascii="Arial" w:eastAsia="Arial" w:hAnsi="Arial" w:cs="Arial"/>
+          <w:color w:val="000000"/>
+        </w:rPr>
+        <w:t xml:space="preserve"> el cliente de Gemini se crea en la primera solicitud y se reutiliza en las siguientes. La clave se lee de la variable de entorno GOOGLE_API_KEY (que puede definirse en el archivo .env) y no se almacena en el código fuente.</w:t>
+      </w:r>
+    </w:p>
+    <w:p>
+      <w:pPr>
+        <w:numPr>
+          <w:ilvl w:val="0"/>
+          <w:numId w:val="2"/>
+        </w:numPr>
         <w:spacing w:before="0" w:after="240" w:line="240" w:lineRule="auto"/>
         <w:rPr>
           <w:color w:val="000000"/>
@@ -2572,14 +3677,14 @@
           <w:bCs/>
           <w:color w:val="000000"/>
         </w:rPr>
-        <w:t xml:space="preserve">Gestión segura de la credencial:</w:t>
-      </w:r>
-      <w:r>
-        <w:rPr>
-          <w:rFonts w:ascii="Arial" w:eastAsia="Arial" w:hAnsi="Arial" w:cs="Arial"/>
-          <w:color w:val="000000"/>
-        </w:rPr>
-        <w:t xml:space="preserve"> la clave de acceso se lee de la variable de entorno GOOGLE_API_KEY y no se almacena en el código fuente.</w:t>
+        <w:t xml:space="preserve">Llamada desde la interfaz:</w:t>
+      </w:r>
+      <w:r>
+        <w:rPr>
+          <w:rFonts w:ascii="Arial" w:eastAsia="Arial" w:hAnsi="Arial" w:cs="Arial"/>
+          <w:color w:val="000000"/>
+        </w:rPr>
+        <w:t xml:space="preserve"> a diferencia del resto de las operaciones, la interfaz llama a Gemini directamente y no a través de la API. Es una excepción deliberada a la arquitectura cliente–servidor (sección 2.1): las recomendaciones son contenido de presentación y no intervienen en el cálculo de rutas.</w:t>
       </w:r>
     </w:p>
     <w:p>
@@ -2601,7 +3706,7 @@
           <w:sz w:val="26"/>
           <w:szCs w:val="26"/>
         </w:rPr>
-        <w:t xml:space="preserve">5.3. Alcance y Limitaciones</w:t>
+        <w:t xml:space="preserve">6.3. Alcance y Limitaciones</w:t>
       </w:r>
     </w:p>
     <w:p>
@@ -2622,14 +3727,14 @@
           <w:bCs/>
           <w:color w:val="000000"/>
         </w:rPr>
-        <w:t xml:space="preserve">Recomendación contextual, no aprendida:</w:t>
-      </w:r>
-      <w:r>
-        <w:rPr>
-          <w:rFonts w:ascii="Arial" w:eastAsia="Arial" w:hAnsi="Arial" w:cs="Arial"/>
-          <w:color w:val="000000"/>
-        </w:rPr>
-        <w:t xml:space="preserve"> las sugerencias dependen únicamente de la ciudad consultada. El enunciado plantea recomendaciones según preferencias aprendidas; la implementación actual cubre la recomendación por destino, y la personalización a partir del historial de reservas del usuario queda como línea de trabajo futuro.</w:t>
+        <w:t xml:space="preserve">Preferencia explícita, no aprendida:</w:t>
+      </w:r>
+      <w:r>
+        <w:rPr>
+          <w:rFonts w:ascii="Arial" w:eastAsia="Arial" w:hAnsi="Arial" w:cs="Arial"/>
+          <w:color w:val="000000"/>
+        </w:rPr>
+        <w:t xml:space="preserve"> el usuario indica su interés en cada consulta. El enunciado plantea recomendaciones según preferencias aprendidas; inferirlas a partir del historial de reservas queda como trabajo futuro.</w:t>
       </w:r>
     </w:p>
     <w:p>
@@ -2638,6 +3743,34 @@
           <w:ilvl w:val="0"/>
           <w:numId w:val="2"/>
         </w:numPr>
+        <w:spacing w:before="0" w:line="240" w:lineRule="auto"/>
+        <w:rPr>
+          <w:color w:val="000000"/>
+        </w:rPr>
+      </w:pPr>
+      <w:r>
+        <w:rPr>
+          <w:rFonts w:ascii="Arial" w:eastAsia="Arial" w:hAnsi="Arial" w:cs="Arial"/>
+          <w:b/>
+          <w:bCs/>
+          <w:color w:val="000000"/>
+        </w:rPr>
+        <w:t xml:space="preserve">Contenido generativo:</w:t>
+      </w:r>
+      <w:r>
+        <w:rPr>
+          <w:rFonts w:ascii="Arial" w:eastAsia="Arial" w:hAnsi="Arial" w:cs="Arial"/>
+          <w:color w:val="000000"/>
+        </w:rPr>
+        <w:t xml:space="preserve"> como toda salida de un modelo de lenguaje, el texto no se verifica contra una fuente externa y se presenta al usuario como sugerencia.</w:t>
+      </w:r>
+    </w:p>
+    <w:p>
+      <w:pPr>
+        <w:numPr>
+          <w:ilvl w:val="0"/>
+          <w:numId w:val="2"/>
+        </w:numPr>
         <w:spacing w:before="0" w:after="240" w:line="240" w:lineRule="auto"/>
         <w:rPr>
           <w:color w:val="000000"/>
@@ -2650,14 +3783,14 @@
           <w:bCs/>
           <w:color w:val="000000"/>
         </w:rPr>
-        <w:t xml:space="preserve">Contenido generativo:</w:t>
-      </w:r>
-      <w:r>
-        <w:rPr>
-          <w:rFonts w:ascii="Arial" w:eastAsia="Arial" w:hAnsi="Arial" w:cs="Arial"/>
-          <w:color w:val="000000"/>
-        </w:rPr>
-        <w:t xml:space="preserve"> como toda salida de un modelo de lenguaje, el texto no se verifica contra una fuente externa y se presenta al usuario como sugerencia.</w:t>
+        <w:t xml:space="preserve">Límites del servicio:</w:t>
+      </w:r>
+      <w:r>
+        <w:rPr>
+          <w:rFonts w:ascii="Arial" w:eastAsia="Arial" w:hAnsi="Arial" w:cs="Arial"/>
+          <w:color w:val="000000"/>
+        </w:rPr>
+        <w:t xml:space="preserve"> la API de Gemini impone cuotas y límites de solicitudes por minuto; el reintento, los grupos pequeños y la caché ayudan a respetarlos.</w:t>
       </w:r>
     </w:p>
     <w:p>
@@ -2684,7 +3817,7 @@
           <w:sz w:val="34"/>
           <w:szCs w:val="34"/>
         </w:rPr>
-        <w:t>6. Ingeniería de Software: Concurrencia y Patrones de Diseño</w:t>
+        <w:t xml:space="preserve">7. Ingeniería de Software: Concurrencia, Caché y Patrones de Diseño</w:t>
       </w:r>
     </w:p>
     <w:p>
@@ -2708,7 +3841,7 @@
           <w:sz w:val="26"/>
           <w:szCs w:val="26"/>
         </w:rPr>
-        <w:t>6.1. Procesamiento Asíncrono y No Bloqueante</w:t>
+        <w:t xml:space="preserve">7.1. Procesamiento Asíncrono y No Bloqueante</w:t>
       </w:r>
     </w:p>
     <w:p>
@@ -2724,30 +3857,23 @@
           <w:rFonts w:ascii="Arial" w:eastAsia="Arial" w:hAnsi="Arial" w:cs="Arial"/>
           <w:color w:val="000000"/>
         </w:rPr>
-        <w:t>El servidor opera de manera totalmente no bloqueante utilizando la sintaxis async/await de Python. Esto posibilita el manejo simultáneo de múltiples solicitudes HTTP entrantes mientras se ejecutan operaciones de</w:t>
-      </w:r>
-      <w:r>
-        <w:rPr>
-          <w:rFonts w:ascii="Arial" w:eastAsia="Arial" w:hAnsi="Arial" w:cs="Arial"/>
-          <w:color w:val="000000"/>
-        </w:rPr>
-        <w:t xml:space="preserve"> "E/S pesada" (simuladas mediante asyncio.sleep) en segundo plano, tales como validaciones de tarjetas de crédito, consultas a bases de datos externas o confirmaciones de proveedores, maximizando el </w:t>
-      </w:r>
-      <w:r>
-        <w:rPr>
-          <w:rFonts w:ascii="Arial" w:eastAsia="Arial" w:hAnsi="Arial" w:cs="Arial"/>
-          <w:i/>
-          <w:iCs/>
-          <w:color w:val="000000"/>
-        </w:rPr>
-        <w:t>throughput</w:t>
-      </w:r>
-      <w:r>
-        <w:rPr>
-          <w:rFonts w:ascii="Arial" w:eastAsia="Arial" w:hAnsi="Arial" w:cs="Arial"/>
-          <w:color w:val="000000"/>
-        </w:rPr>
-        <w:t xml:space="preserve"> del sistema.</w:t>
+        <w:t xml:space="preserve">Los endpoints de la API son funciones asíncronas (async/await). Las operaciones de E/S de las reservas (confirmación con proveedores, notificaciones y escritura de cada lote) se simulan con asyncio.sleep, de modo que, mientras una reserva espera, el bucle de eventos atiende otras solicitudes. ReservationManager limita con un semáforo (asyncio.Semaphore) a 20 las reservas que se procesan simultáneamente.</w:t>
+      </w:r>
+    </w:p>
+    <w:p>
+      <w:pPr>
+        <w:spacing w:before="240" w:after="240" w:line="240" w:lineRule="auto"/>
+        <w:rPr>
+          <w:rFonts w:ascii="Arial" w:eastAsia="Arial" w:hAnsi="Arial" w:cs="Arial"/>
+          <w:color w:val="000000"/>
+        </w:rPr>
+      </w:pPr>
+      <w:r>
+        <w:rPr>
+          <w:rFonts w:ascii="Arial" w:eastAsia="Arial" w:hAnsi="Arial" w:cs="Arial"/>
+          <w:color w:val="000000"/>
+        </w:rPr>
+        <w:t xml:space="preserve">El cálculo del TSP, en cambio, es intensivo en CPU: ejecutado directamente dentro de una función asíncrona, bloquearía el bucle de eventos y detendría todas las solicitudes durante el cálculo. Por eso /routes/optimize-multi, al igual que la construcción de la matriz de /routes/matrix, se ejecuta con run_in_threadpool, que traslada el trabajo a un hilo del pool de FastAPI. El alcance de esta medida es limitado: por el GIL de CPython, libera el bucle de eventos pero no paraleliza el cálculo, y dos TSP simultáneos comparten un mismo núcleo. Para paralelizar cálculos grandes habría que usar procesos (sección 10).</w:t>
       </w:r>
     </w:p>
     <w:p>
@@ -2771,16 +3897,7 @@
           <w:sz w:val="26"/>
           <w:szCs w:val="26"/>
         </w:rPr>
-        <w:t>6.2. Patrón Batching (Procesamien</w:t>
-      </w:r>
-      <w:r>
-        <w:rPr>
-          <w:rFonts w:ascii="Arial" w:eastAsia="Arial" w:hAnsi="Arial" w:cs="Arial"/>
-          <w:color w:val="000000"/>
-          <w:sz w:val="26"/>
-          <w:szCs w:val="26"/>
-        </w:rPr>
-        <w:t>to por Lotes)</w:t>
+        <w:t xml:space="preserve">7.2. Patrón Batching (Procesamiento por Lotes)</w:t>
       </w:r>
     </w:p>
     <w:p>
@@ -2817,29 +3934,14 @@
           <w:bCs/>
           <w:color w:val="000000"/>
         </w:rPr>
-        <w:t>Problemática:</w:t>
-      </w:r>
-      <w:r>
-        <w:rPr>
-          <w:rFonts w:ascii="Arial" w:eastAsia="Arial" w:hAnsi="Arial" w:cs="Arial"/>
-          <w:color w:val="000000"/>
-        </w:rPr>
-        <w:t xml:space="preserve"> La inserción individual de un elevado número de reservas concurrentes </w:t>
-      </w:r>
-      <w:r>
-        <w:rPr>
-          <w:rFonts w:ascii="Arial" w:eastAsia="Arial" w:hAnsi="Arial" w:cs="Arial"/>
-          <w:color w:val="000000"/>
-        </w:rPr>
-        <w:lastRenderedPageBreak/>
-        <w:t>saturaría l</w:t>
-      </w:r>
-      <w:r>
-        <w:rPr>
-          <w:rFonts w:ascii="Arial" w:eastAsia="Arial" w:hAnsi="Arial" w:cs="Arial"/>
-          <w:color w:val="000000"/>
-        </w:rPr>
-        <w:t>a base de datos y aumentaría la latencia del sistema.</w:t>
+        <w:t xml:space="preserve">Problemática:</w:t>
+      </w:r>
+      <w:r>
+        <w:rPr>
+          <w:rFonts w:ascii="Arial" w:eastAsia="Arial" w:hAnsi="Arial" w:cs="Arial"/>
+          <w:color w:val="000000"/>
+        </w:rPr>
+        <w:t xml:space="preserve"> procesar una por una un número elevado de reservas concurrentes multiplicaría las operaciones de E/S contra el sistema de persistencia o los proveedores (simulados en este proyecto) y aumentaría la latencia.</w:t>
       </w:r>
     </w:p>
     <w:p>
@@ -2916,14 +4018,14 @@
           <w:bCs/>
           <w:color w:val="000000"/>
         </w:rPr>
-        <w:t>Capacidad:</w:t>
-      </w:r>
-      <w:r>
-        <w:rPr>
-          <w:rFonts w:ascii="Arial" w:eastAsia="Arial" w:hAnsi="Arial" w:cs="Arial"/>
-          <w:color w:val="000000"/>
-        </w:rPr>
-        <w:t xml:space="preserve"> La cola alcanza un tamaño predefinido (batch_size), optimizando el uso de recursos en momentos de alta carga.</w:t>
+        <w:t xml:space="preserve">Capacidad:</w:t>
+      </w:r>
+      <w:r>
+        <w:rPr>
+          <w:rFonts w:ascii="Arial" w:eastAsia="Arial" w:hAnsi="Arial" w:cs="Arial"/>
+          <w:color w:val="000000"/>
+        </w:rPr>
+        <w:t xml:space="preserve"> la cola alcanza el tamaño de lote (batch_size, 20 reservas), lo que aprovecha mejor los recursos en momentos de alta carga.</w:t>
       </w:r>
     </w:p>
     <w:p>
@@ -2944,14 +4046,14 @@
           <w:bCs/>
           <w:color w:val="000000"/>
         </w:rPr>
-        <w:t>Tiempo:</w:t>
-      </w:r>
-      <w:r>
-        <w:rPr>
-          <w:rFonts w:ascii="Arial" w:eastAsia="Arial" w:hAnsi="Arial" w:cs="Arial"/>
-          <w:color w:val="000000"/>
-        </w:rPr>
-        <w:t xml:space="preserve"> Ha transcurrido un tiempo máximo de espera (timeout), garantizando una latencia máxima aceptable en momentos de baja carga.</w:t>
+        <w:t xml:space="preserve">Tiempo:</w:t>
+      </w:r>
+      <w:r>
+        <w:rPr>
+          <w:rFonts w:ascii="Arial" w:eastAsia="Arial" w:hAnsi="Arial" w:cs="Arial"/>
+          <w:color w:val="000000"/>
+        </w:rPr>
+        <w:t xml:space="preserve"> transcurrió el tiempo máximo de espera (timeout, 0,5 s), lo que acota la latencia en momentos de baja carga.</w:t>
       </w:r>
     </w:p>
     <w:p>
@@ -2989,56 +4091,6 @@
           <w:color w:val="000000"/>
         </w:rPr>
         <w:t xml:space="preserve"> Se utilizó asyncio.create_task para desacoplar la recepción de la solicitud de su procesamiento efectivo, previniendo bloqueos (Deadlocks) en el bucle de eventos principal del servidor.</w:t>
-      </w:r>
-    </w:p>
-    <w:p>
-      <w:pPr>
-        <w:pStyle w:val="Ttulo2"/>
-        <w:spacing w:before="360" w:after="80"/>
-        <w:rPr>
-          <w:rFonts w:ascii="Arial" w:eastAsia="Arial" w:hAnsi="Arial" w:cs="Arial"/>
-          <w:b/>
-          <w:bCs/>
-          <w:color w:val="000000"/>
-          <w:sz w:val="34"/>
-          <w:szCs w:val="34"/>
-        </w:rPr>
-      </w:pPr>
-      <w:bookmarkStart w:id="15" w:name="_fvx7imq9iuah" w:colFirst="0" w:colLast="0"/>
-      <w:bookmarkEnd w:id="15"/>
-      <w:r>
-        <w:rPr>
-          <w:rFonts w:ascii="Arial" w:eastAsia="Arial" w:hAnsi="Arial" w:cs="Arial"/>
-          <w:b/>
-          <w:bCs/>
-          <w:color w:val="000000"/>
-          <w:sz w:val="34"/>
-          <w:szCs w:val="34"/>
-        </w:rPr>
-        <w:t>7. Desafíos Técnicos Resueltos</w:t>
-      </w:r>
-    </w:p>
-    <w:p>
-      <w:pPr>
-        <w:spacing w:before="240" w:after="240" w:line="240" w:lineRule="auto"/>
-        <w:rPr>
-          <w:rFonts w:ascii="Arial" w:eastAsia="Arial" w:hAnsi="Arial" w:cs="Arial"/>
-          <w:color w:val="000000"/>
-        </w:rPr>
-      </w:pPr>
-      <w:r>
-        <w:rPr>
-          <w:rFonts w:ascii="Arial" w:eastAsia="Arial" w:hAnsi="Arial" w:cs="Arial"/>
-          <w:color w:val="000000"/>
-        </w:rPr>
-        <w:t>Durante el ciclo de desarrol</w:t>
-      </w:r>
-      <w:r>
-        <w:rPr>
-          <w:rFonts w:ascii="Arial" w:eastAsia="Arial" w:hAnsi="Arial" w:cs="Arial"/>
-          <w:color w:val="000000"/>
-        </w:rPr>
-        <w:t>lo, se enfrentaron y resolvieron diversos desafíos críticos de integración y arquitectura:</w:t>
       </w:r>
     </w:p>
     <w:p>
@@ -3053,8 +4105,6 @@
           <w:szCs w:val="26"/>
         </w:rPr>
       </w:pPr>
-      <w:bookmarkStart w:id="16" w:name="_n9t3v6skfetz" w:colFirst="0" w:colLast="0"/>
-      <w:bookmarkEnd w:id="16"/>
       <w:r>
         <w:rPr>
           <w:rFonts w:ascii="Arial" w:eastAsia="Arial" w:hAnsi="Arial" w:cs="Arial"/>
@@ -3062,14 +4112,30 @@
           <w:sz w:val="26"/>
           <w:szCs w:val="26"/>
         </w:rPr>
-        <w:t>A. Incompatibilidad de Serialización JSON con Infinito (inf)</w:t>
-      </w:r>
-    </w:p>
-    <w:p>
-      <w:pPr>
-        <w:numPr>
-          <w:ilvl w:val="0"/>
-          <w:numId w:val="7"/>
+        <w:t xml:space="preserve">7.3. Caché de Resultados</w:t>
+      </w:r>
+    </w:p>
+    <w:p>
+      <w:pPr>
+        <w:spacing w:before="240" w:after="240" w:line="240" w:lineRule="auto"/>
+        <w:rPr>
+          <w:rFonts w:ascii="Arial" w:eastAsia="Arial" w:hAnsi="Arial" w:cs="Arial"/>
+          <w:color w:val="000000"/>
+        </w:rPr>
+      </w:pPr>
+      <w:r>
+        <w:rPr>
+          <w:rFonts w:ascii="Arial" w:eastAsia="Arial" w:hAnsi="Arial" w:cs="Arial"/>
+          <w:color w:val="000000"/>
+        </w:rPr>
+        <w:t xml:space="preserve">La API guarda los resultados de /routes/shortest y de /routes/optimize-multi para no recalcular consultas repetidas:</w:t>
+      </w:r>
+    </w:p>
+    <w:p>
+      <w:pPr>
+        <w:numPr>
+          <w:ilvl w:val="0"/>
+          <w:numId w:val="2"/>
         </w:numPr>
         <w:spacing w:before="240" w:line="240" w:lineRule="auto"/>
         <w:rPr>
@@ -3083,28 +4149,21 @@
           <w:bCs/>
           <w:color w:val="000000"/>
         </w:rPr>
-        <w:t>El Problema:</w:t>
-      </w:r>
-      <w:r>
-        <w:rPr>
-          <w:rFonts w:ascii="Arial" w:eastAsia="Arial" w:hAnsi="Arial" w:cs="Arial"/>
-          <w:color w:val="000000"/>
-        </w:rPr>
-        <w:t xml:space="preserve"> El algoritmo TSP utiliza el valor flotante float('inf') para representar matemáticamente ru</w:t>
-      </w:r>
-      <w:r>
-        <w:rPr>
-          <w:rFonts w:ascii="Arial" w:eastAsia="Arial" w:hAnsi="Arial" w:cs="Arial"/>
-          <w:color w:val="000000"/>
-        </w:rPr>
-        <w:t>tas imposibles o desconectadas. No obstante, el estándar JSON no soporta este valor especial, lo que provocaba errores de validación (500 y 422) al intentar serializar la respuesta de la API.</w:t>
-      </w:r>
-    </w:p>
-    <w:p>
-      <w:pPr>
-        <w:numPr>
-          <w:ilvl w:val="0"/>
-          <w:numId w:val="7"/>
+        <w:t xml:space="preserve">LRU propia:</w:t>
+      </w:r>
+      <w:r>
+        <w:rPr>
+          <w:rFonts w:ascii="Arial" w:eastAsia="Arial" w:hAnsi="Arial" w:cs="Arial"/>
+          <w:color w:val="000000"/>
+        </w:rPr>
+        <w:t xml:space="preserve"> la clase LRUCache se basa en un OrderedDict: get mueve la clave al final (move_to_end) y put descarta la entrada usada hace más tiempo (popitem(last=False)); ambas operaciones son O(1). El servidor usa una capacidad de 100 entradas y la caché lleva la cuenta de aciertos y fallos.</w:t>
+      </w:r>
+    </w:p>
+    <w:p>
+      <w:pPr>
+        <w:numPr>
+          <w:ilvl w:val="0"/>
+          <w:numId w:val="2"/>
         </w:numPr>
         <w:spacing w:before="0" w:line="240" w:lineRule="auto"/>
         <w:rPr>
@@ -3118,21 +4177,21 @@
           <w:bCs/>
           <w:color w:val="000000"/>
         </w:rPr>
-        <w:t>La Solución:</w:t>
-      </w:r>
-      <w:r>
-        <w:rPr>
-          <w:rFonts w:ascii="Arial" w:eastAsia="Arial" w:hAnsi="Arial" w:cs="Arial"/>
-          <w:color w:val="000000"/>
-        </w:rPr>
-        <w:t xml:space="preserve"> Se implementó una capa de transformación de datos (DTO - Data Transfer Object) en la API.</w:t>
-      </w:r>
-    </w:p>
-    <w:p>
-      <w:pPr>
-        <w:numPr>
-          <w:ilvl w:val="1"/>
-          <w:numId w:val="7"/>
+        <w:t xml:space="preserve">Claves:</w:t>
+      </w:r>
+      <w:r>
+        <w:rPr>
+          <w:rFonts w:ascii="Arial" w:eastAsia="Arial" w:hAnsi="Arial" w:cs="Arial"/>
+          <w:color w:val="000000"/>
+        </w:rPr>
+        <w:t xml:space="preserve"> en rutas, origen, destino, criterio y transporte; en el TSP, el algoritmo, la lista de ciudades, el tipo de recorrido (con o sin regreso) y un hash MD5 de la matriz de costos. Así, las mismas ciudades con otro transporte o criterio no reutilizan un resultado que no les corresponde.</w:t>
+      </w:r>
+    </w:p>
+    <w:p>
+      <w:pPr>
+        <w:numPr>
+          <w:ilvl w:val="0"/>
+          <w:numId w:val="2"/>
         </w:numPr>
         <w:spacing w:before="0" w:line="240" w:lineRule="auto"/>
         <w:rPr>
@@ -3146,37 +4205,77 @@
           <w:bCs/>
           <w:color w:val="000000"/>
         </w:rPr>
-        <w:t>Salida:</w:t>
-      </w:r>
-      <w:r>
-        <w:rPr>
-          <w:rFonts w:ascii="Arial" w:eastAsia="Arial" w:hAnsi="Arial" w:cs="Arial"/>
-          <w:color w:val="000000"/>
-        </w:rPr>
-        <w:t xml:space="preserve"> El </w:t>
-      </w:r>
-      <w:r>
-        <w:rPr>
-          <w:rFonts w:ascii="Arial" w:eastAsia="Arial" w:hAnsi="Arial" w:cs="Arial"/>
-          <w:i/>
-          <w:iCs/>
-          <w:color w:val="000000"/>
-        </w:rPr>
-        <w:t>backend</w:t>
-      </w:r>
-      <w:r>
-        <w:rPr>
-          <w:rFonts w:ascii="Arial" w:eastAsia="Arial" w:hAnsi="Arial" w:cs="Arial"/>
-          <w:color w:val="000000"/>
-        </w:rPr>
-        <w:t xml:space="preserve"> intercepta los valores inf y los convierte a None (null) antes de enviar la respuesta JSON.</w:t>
-      </w:r>
-    </w:p>
-    <w:p>
-      <w:pPr>
-        <w:numPr>
-          <w:ilvl w:val="1"/>
-          <w:numId w:val="7"/>
+        <w:t xml:space="preserve">Copias defensivas:</w:t>
+      </w:r>
+      <w:r>
+        <w:rPr>
+          <w:rFonts w:ascii="Arial" w:eastAsia="Arial" w:hAnsi="Arial" w:cs="Arial"/>
+          <w:color w:val="000000"/>
+        </w:rPr>
+        <w:t xml:space="preserve"> ante un acierto se devuelve una copia profunda (copy.deepcopy) marcada con cached = true, de modo que ninguna modificación posterior altere el valor almacenado.</w:t>
+      </w:r>
+    </w:p>
+    <w:p>
+      <w:pPr>
+        <w:numPr>
+          <w:ilvl w:val="0"/>
+          <w:numId w:val="2"/>
+        </w:numPr>
+        <w:spacing w:before="0" w:line="240" w:lineRule="auto"/>
+        <w:rPr>
+          <w:color w:val="000000"/>
+        </w:rPr>
+      </w:pPr>
+      <w:r>
+        <w:rPr>
+          <w:rFonts w:ascii="Arial" w:eastAsia="Arial" w:hAnsi="Arial" w:cs="Arial"/>
+          <w:b/>
+          <w:bCs/>
+          <w:color w:val="000000"/>
+        </w:rPr>
+        <w:t xml:space="preserve">Redis opcional:</w:t>
+      </w:r>
+      <w:r>
+        <w:rPr>
+          <w:rFonts w:ascii="Arial" w:eastAsia="Arial" w:hAnsi="Arial" w:cs="Arial"/>
+          <w:color w:val="000000"/>
+        </w:rPr>
+        <w:t xml:space="preserve"> con CACHE_BACKEND=redis se usa RedisCache; si el paquete no está instalado o el servidor no responde, get_cache_backend vuelve automáticamente a la LRU en memoria, y la aplicación no falla por la caché.</w:t>
+      </w:r>
+    </w:p>
+    <w:p>
+      <w:pPr>
+        <w:numPr>
+          <w:ilvl w:val="0"/>
+          <w:numId w:val="2"/>
+        </w:numPr>
+        <w:spacing w:before="0" w:line="240" w:lineRule="auto"/>
+        <w:rPr>
+          <w:color w:val="000000"/>
+        </w:rPr>
+      </w:pPr>
+      <w:r>
+        <w:rPr>
+          <w:rFonts w:ascii="Arial" w:eastAsia="Arial" w:hAnsi="Arial" w:cs="Arial"/>
+          <w:b/>
+          <w:bCs/>
+          <w:color w:val="000000"/>
+        </w:rPr>
+        <w:t xml:space="preserve">Resultados no guardados:</w:t>
+      </w:r>
+      <w:r>
+        <w:rPr>
+          <w:rFonts w:ascii="Arial" w:eastAsia="Arial" w:hAnsi="Arial" w:cs="Arial"/>
+          <w:color w:val="000000"/>
+        </w:rPr>
+        <w:t xml:space="preserve"> los pedidos sin solución (ruta inexistente o TSP sin recorrido factible) no se almacenan.</w:t>
+      </w:r>
+    </w:p>
+    <w:p>
+      <w:pPr>
+        <w:numPr>
+          <w:ilvl w:val="0"/>
+          <w:numId w:val="2"/>
         </w:numPr>
         <w:spacing w:before="0" w:after="240" w:line="240" w:lineRule="auto"/>
         <w:rPr>
@@ -3190,37 +4289,73 @@
           <w:bCs/>
           <w:color w:val="000000"/>
         </w:rPr>
-        <w:t>Entrada:</w:t>
-      </w:r>
-      <w:r>
-        <w:rPr>
-          <w:rFonts w:ascii="Arial" w:eastAsia="Arial" w:hAnsi="Arial" w:cs="Arial"/>
-          <w:color w:val="000000"/>
-        </w:rPr>
-        <w:t xml:space="preserve"> El </w:t>
-      </w:r>
-      <w:r>
-        <w:rPr>
-          <w:rFonts w:ascii="Arial" w:eastAsia="Arial" w:hAnsi="Arial" w:cs="Arial"/>
-          <w:i/>
-          <w:iCs/>
-          <w:color w:val="000000"/>
-        </w:rPr>
-        <w:t>backend</w:t>
-      </w:r>
-      <w:r>
-        <w:rPr>
-          <w:rFonts w:ascii="Arial" w:eastAsia="Arial" w:hAnsi="Arial" w:cs="Arial"/>
-          <w:color w:val="000000"/>
-        </w:rPr>
-        <w:t xml:space="preserve"> acepta -1.0 como valor representat</w:t>
-      </w:r>
-      <w:r>
-        <w:rPr>
-          <w:rFonts w:ascii="Arial" w:eastAsia="Arial" w:hAnsi="Arial" w:cs="Arial"/>
-          <w:color w:val="000000"/>
-        </w:rPr>
-        <w:t>ivo de "ruta imposible" en la matriz de costos de entrada y lo convierte internamente a inf antes de transferir los datos al núcleo algorítmico.</w:t>
+        <w:t xml:space="preserve">Separación en las métricas:</w:t>
+      </w:r>
+      <w:r>
+        <w:rPr>
+          <w:rFonts w:ascii="Arial" w:eastAsia="Arial" w:hAnsi="Arial" w:cs="Arial"/>
+          <w:color w:val="000000"/>
+        </w:rPr>
+        <w:t xml:space="preserve"> los aciertos de caché se registran aparte y no cuentan como ejecuciones de los algoritmos, para no distorsionar los tiempos medidos.</w:t>
+      </w:r>
+    </w:p>
+    <w:p>
+      <w:pPr>
+        <w:spacing w:before="240" w:after="240" w:line="240" w:lineRule="auto"/>
+        <w:rPr>
+          <w:rFonts w:ascii="Arial" w:eastAsia="Arial" w:hAnsi="Arial" w:cs="Arial"/>
+          <w:color w:val="000000"/>
+        </w:rPr>
+      </w:pPr>
+      <w:r>
+        <w:rPr>
+          <w:rFonts w:ascii="Arial" w:eastAsia="Arial" w:hAnsi="Arial" w:cs="Arial"/>
+          <w:color w:val="000000"/>
+        </w:rPr>
+        <w:t xml:space="preserve">Además, la matriz de /routes/matrix se memoiza con functools.lru_cache (sección 5.2) y las recomendaciones de Gemini tienen su propia caché (sección 6.2).</w:t>
+      </w:r>
+    </w:p>
+    <w:p>
+      <w:pPr>
+        <w:pStyle w:val="Ttulo2"/>
+        <w:spacing w:before="360" w:after="80"/>
+        <w:rPr>
+          <w:rFonts w:ascii="Arial" w:eastAsia="Arial" w:hAnsi="Arial" w:cs="Arial"/>
+          <w:b/>
+          <w:bCs/>
+          <w:color w:val="000000"/>
+          <w:sz w:val="34"/>
+          <w:szCs w:val="34"/>
+        </w:rPr>
+      </w:pPr>
+      <w:bookmarkStart w:id="15" w:name="_fvx7imq9iuah" w:colFirst="0" w:colLast="0"/>
+      <w:bookmarkEnd w:id="15"/>
+      <w:r>
+        <w:rPr>
+          <w:rFonts w:ascii="Arial" w:eastAsia="Arial" w:hAnsi="Arial" w:cs="Arial"/>
+          <w:b/>
+          <w:bCs/>
+          <w:color w:val="000000"/>
+          <w:sz w:val="34"/>
+          <w:szCs w:val="34"/>
+        </w:rPr>
+        <w:t xml:space="preserve">8. Desafíos Técnicos Resueltos</w:t>
+      </w:r>
+    </w:p>
+    <w:p>
+      <w:pPr>
+        <w:spacing w:before="240" w:after="240" w:line="240" w:lineRule="auto"/>
+        <w:rPr>
+          <w:rFonts w:ascii="Arial" w:eastAsia="Arial" w:hAnsi="Arial" w:cs="Arial"/>
+          <w:color w:val="000000"/>
+        </w:rPr>
+      </w:pPr>
+      <w:r>
+        <w:rPr>
+          <w:rFonts w:ascii="Arial" w:eastAsia="Arial" w:hAnsi="Arial" w:cs="Arial"/>
+          <w:color w:val="000000"/>
+        </w:rPr>
+        <w:t xml:space="preserve">Durante el desarrollo se resolvieron los siguientes desafíos de integración y arquitectura:</w:t>
       </w:r>
     </w:p>
     <w:p>
@@ -3235,8 +4370,8 @@
           <w:szCs w:val="26"/>
         </w:rPr>
       </w:pPr>
-      <w:bookmarkStart w:id="17" w:name="_7m0vwmkv2mc9" w:colFirst="0" w:colLast="0"/>
-      <w:bookmarkEnd w:id="17"/>
+      <w:bookmarkStart w:id="16" w:name="_n9t3v6skfetz" w:colFirst="0" w:colLast="0"/>
+      <w:bookmarkEnd w:id="16"/>
       <w:r>
         <w:rPr>
           <w:rFonts w:ascii="Arial" w:eastAsia="Arial" w:hAnsi="Arial" w:cs="Arial"/>
@@ -3244,25 +4379,14 @@
           <w:sz w:val="26"/>
           <w:szCs w:val="26"/>
         </w:rPr>
-        <w:t>B. Deadlocks</w:t>
-      </w:r>
-      <w:bookmarkStart w:id="18" w:name="_GoBack"/>
-      <w:bookmarkEnd w:id="18"/>
-      <w:r>
-        <w:rPr>
-          <w:rFonts w:ascii="Arial" w:eastAsia="Arial" w:hAnsi="Arial" w:cs="Arial"/>
-          <w:color w:val="000000"/>
-          <w:sz w:val="26"/>
-          <w:szCs w:val="26"/>
-        </w:rPr>
-        <w:t xml:space="preserve"> en el Procesamiento por Lotes</w:t>
-      </w:r>
-    </w:p>
-    <w:p>
-      <w:pPr>
-        <w:numPr>
-          <w:ilvl w:val="0"/>
-          <w:numId w:val="6"/>
+        <w:t>A. Incompatibilidad de Serialización JSON con Infinito (inf)</w:t>
+      </w:r>
+    </w:p>
+    <w:p>
+      <w:pPr>
+        <w:numPr>
+          <w:ilvl w:val="0"/>
+          <w:numId w:val="7"/>
         </w:numPr>
         <w:spacing w:before="240" w:line="240" w:lineRule="auto"/>
         <w:rPr>
@@ -3276,53 +4400,105 @@
           <w:bCs/>
           <w:color w:val="000000"/>
         </w:rPr>
-        <w:t>El Problema:</w:t>
-      </w:r>
-      <w:r>
-        <w:rPr>
-          <w:rFonts w:ascii="Arial" w:eastAsia="Arial" w:hAnsi="Arial" w:cs="Arial"/>
-          <w:color w:val="000000"/>
-        </w:rPr>
-        <w:t xml:space="preserve"> Inicialmente, la función encargada de agregar elementos</w:t>
-      </w:r>
-      <w:r>
-        <w:rPr>
-          <w:rFonts w:ascii="Arial" w:eastAsia="Arial" w:hAnsi="Arial" w:cs="Arial"/>
-          <w:color w:val="000000"/>
-        </w:rPr>
-        <w:t xml:space="preserve"> al lote (add_item) esperaba síncronamente (await) a que el lote completo fuese procesado para retornar una respuesta al cliente. Si el volumen de solicitudes era menor al tamaño del lote, el servidor permanecía bloqueado en espera hasta que expirara el </w:t>
-      </w:r>
-      <w:r>
-        <w:rPr>
-          <w:rFonts w:ascii="Arial" w:eastAsia="Arial" w:hAnsi="Arial" w:cs="Arial"/>
-          <w:i/>
-          <w:iCs/>
-          <w:color w:val="000000"/>
-        </w:rPr>
-        <w:t>ti</w:t>
-      </w:r>
-      <w:r>
-        <w:rPr>
-          <w:rFonts w:ascii="Arial" w:eastAsia="Arial" w:hAnsi="Arial" w:cs="Arial"/>
-          <w:i/>
-          <w:iCs/>
-          <w:color w:val="000000"/>
-        </w:rPr>
-        <w:t>meout</w:t>
-      </w:r>
-      <w:r>
-        <w:rPr>
-          <w:rFonts w:ascii="Arial" w:eastAsia="Arial" w:hAnsi="Arial" w:cs="Arial"/>
-          <w:color w:val="000000"/>
-        </w:rPr>
-        <w:t>, degradando severamente el rendimiento y bloqueando nuevas solicitudes.</w:t>
-      </w:r>
-    </w:p>
-    <w:p>
-      <w:pPr>
-        <w:numPr>
-          <w:ilvl w:val="0"/>
-          <w:numId w:val="6"/>
+        <w:t xml:space="preserve">El Problema:</w:t>
+      </w:r>
+      <w:r>
+        <w:rPr>
+          <w:rFonts w:ascii="Arial" w:eastAsia="Arial" w:hAnsi="Arial" w:cs="Arial"/>
+          <w:color w:val="000000"/>
+        </w:rPr>
+        <w:t xml:space="preserve"> el núcleo algorítmico usa el valor float('inf') para representar rutas imposibles o desconectadas. El estándar JSON no admite ese valor, lo que provocaba errores (500 y 422) al serializar las respuestas de la API.</w:t>
+      </w:r>
+    </w:p>
+    <w:p>
+      <w:pPr>
+        <w:numPr>
+          <w:ilvl w:val="0"/>
+          <w:numId w:val="7"/>
+        </w:numPr>
+        <w:spacing w:before="0" w:line="240" w:lineRule="auto"/>
+        <w:rPr>
+          <w:color w:val="000000"/>
+        </w:rPr>
+      </w:pPr>
+      <w:r>
+        <w:rPr>
+          <w:rFonts w:ascii="Arial" w:eastAsia="Arial" w:hAnsi="Arial" w:cs="Arial"/>
+          <w:b/>
+          <w:bCs/>
+          <w:color w:val="000000"/>
+        </w:rPr>
+        <w:t xml:space="preserve">La Solución:</w:t>
+      </w:r>
+      <w:r>
+        <w:rPr>
+          <w:rFonts w:ascii="Arial" w:eastAsia="Arial" w:hAnsi="Arial" w:cs="Arial"/>
+          <w:color w:val="000000"/>
+        </w:rPr>
+        <w:t xml:space="preserve"> se definió una convención en la frontera de la API:</w:t>
+      </w:r>
+    </w:p>
+    <w:p>
+      <w:pPr>
+        <w:numPr>
+          <w:ilvl w:val="1"/>
+          <w:numId w:val="7"/>
+        </w:numPr>
+        <w:spacing w:before="0" w:line="240" w:lineRule="auto"/>
+        <w:rPr>
+          <w:color w:val="000000"/>
+        </w:rPr>
+      </w:pPr>
+      <w:r>
+        <w:rPr>
+          <w:rFonts w:ascii="Arial" w:eastAsia="Arial" w:hAnsi="Arial" w:cs="Arial"/>
+          <w:b/>
+          <w:bCs/>
+          <w:color w:val="000000"/>
+        </w:rPr>
+        <w:t xml:space="preserve">Salida:</w:t>
+      </w:r>
+      <w:r>
+        <w:rPr>
+          <w:rFonts w:ascii="Arial" w:eastAsia="Arial" w:hAnsi="Arial" w:cs="Arial"/>
+          <w:color w:val="000000"/>
+        </w:rPr>
+        <w:t xml:space="preserve"> la matriz de GET /routes/matrix marca los pares no conectados con -1.0 (UNREACHABLE_MARKER) en lugar de inf.</w:t>
+      </w:r>
+    </w:p>
+    <w:p>
+      <w:pPr>
+        <w:numPr>
+          <w:ilvl w:val="1"/>
+          <w:numId w:val="7"/>
+        </w:numPr>
+        <w:spacing w:before="0" w:line="240" w:lineRule="auto"/>
+        <w:rPr>
+          <w:color w:val="000000"/>
+        </w:rPr>
+      </w:pPr>
+      <w:r>
+        <w:rPr>
+          <w:rFonts w:ascii="Arial" w:eastAsia="Arial" w:hAnsi="Arial" w:cs="Arial"/>
+          <w:b/>
+          <w:bCs/>
+          <w:color w:val="000000"/>
+        </w:rPr>
+        <w:t xml:space="preserve">Entrada:</w:t>
+      </w:r>
+      <w:r>
+        <w:rPr>
+          <w:rFonts w:ascii="Arial" w:eastAsia="Arial" w:hAnsi="Arial" w:cs="Arial"/>
+          <w:color w:val="000000"/>
+        </w:rPr>
+        <w:t xml:space="preserve"> POST /routes/optimize-multi acepta -1.0 en la matriz de costos y lo convierte internamente a inf antes de pasarla al núcleo algorítmico.</w:t>
+      </w:r>
+    </w:p>
+    <w:p>
+      <w:pPr>
+        <w:numPr>
+          <w:ilvl w:val="1"/>
+          <w:numId w:val="7"/>
         </w:numPr>
         <w:spacing w:before="0" w:after="240" w:line="240" w:lineRule="auto"/>
         <w:rPr>
@@ -3336,14 +4512,14 @@
           <w:bCs/>
           <w:color w:val="000000"/>
         </w:rPr>
-        <w:t xml:space="preserve">La Solución:</w:t>
-      </w:r>
-      <w:r>
-        <w:rPr>
-          <w:rFonts w:ascii="Arial" w:eastAsia="Arial" w:hAnsi="Arial" w:cs="Arial"/>
-          <w:color w:val="000000"/>
-        </w:rPr>
-        <w:t xml:space="preserve"> Se refactorizó el método a una versión no bloqueante add_item_sync. Actualmente, la solicitud se añade a la cola y retorna inmediatamente un objeto "Futuro" (promesa) al cliente, mientras una tarea de fondo (trigger_processing) gestiona el vaciado y procesamiento de la cola de manera asíncrona. Además, cada reserva encolada lanza un intento de procesamiento, el servidor revisa la cola cada 0,5 segundos y el tiempo máximo de espera del lote es también de 0,5 segundos, por lo que las reservas se confirman casi de inmediato; la interfaz actualiza automáticamente los estados pendientes.</w:t>
+        <w:t xml:space="preserve">Recorrido infactible:</w:t>
+      </w:r>
+      <w:r>
+        <w:rPr>
+          <w:rFonts w:ascii="Arial" w:eastAsia="Arial" w:hAnsi="Arial" w:cs="Arial"/>
+          <w:color w:val="000000"/>
+        </w:rPr>
+        <w:t xml:space="preserve"> si el mejor recorrido sigue costando inf, es decir, si no existe una ruta que conecte todas las ciudades con el transporte elegido, la API responde HTTP 422 con el mensaje NO_FEASIBLE_ROUTE_DETAIL, y el resultado no se guarda en la caché ni se registra en las métricas.</w:t>
       </w:r>
     </w:p>
     <w:p>
@@ -3358,8 +4534,8 @@
           <w:szCs w:val="26"/>
         </w:rPr>
       </w:pPr>
-      <w:bookmarkStart w:id="19" w:name="_z19vbzwqn7bu" w:colFirst="0" w:colLast="0"/>
-      <w:bookmarkEnd w:id="19"/>
+      <w:bookmarkStart w:id="17" w:name="_7m0vwmkv2mc9" w:colFirst="0" w:colLast="0"/>
+      <w:bookmarkEnd w:id="17"/>
       <w:r>
         <w:rPr>
           <w:rFonts w:ascii="Arial" w:eastAsia="Arial" w:hAnsi="Arial" w:cs="Arial"/>
@@ -3367,14 +4543,25 @@
           <w:sz w:val="26"/>
           <w:szCs w:val="26"/>
         </w:rPr>
-        <w:t>C. Persistencia de Estado en Entorno de Desarrollo</w:t>
-      </w:r>
-    </w:p>
-    <w:p>
-      <w:pPr>
-        <w:numPr>
-          <w:ilvl w:val="0"/>
-          <w:numId w:val="11"/>
+        <w:t>B. Deadlocks</w:t>
+      </w:r>
+      <w:bookmarkStart w:id="18" w:name="_GoBack"/>
+      <w:bookmarkEnd w:id="18"/>
+      <w:r>
+        <w:rPr>
+          <w:rFonts w:ascii="Arial" w:eastAsia="Arial" w:hAnsi="Arial" w:cs="Arial"/>
+          <w:color w:val="000000"/>
+          <w:sz w:val="26"/>
+          <w:szCs w:val="26"/>
+        </w:rPr>
+        <w:t xml:space="preserve"> en el Procesamiento por Lotes</w:t>
+      </w:r>
+    </w:p>
+    <w:p>
+      <w:pPr>
+        <w:numPr>
+          <w:ilvl w:val="0"/>
+          <w:numId w:val="6"/>
         </w:numPr>
         <w:spacing w:before="240" w:line="240" w:lineRule="auto"/>
         <w:rPr>
@@ -3395,57 +4582,14 @@
           <w:rFonts w:ascii="Arial" w:eastAsia="Arial" w:hAnsi="Arial" w:cs="Arial"/>
           <w:color w:val="000000"/>
         </w:rPr>
-        <w:t xml:space="preserve"> Al utilizar el servidor de desarrollo uvicorn con la bandera --reload activada, cualquier operación de </w:t>
-      </w:r>
-      <w:r>
-        <w:rPr>
-          <w:rFonts w:ascii="Arial" w:eastAsia="Arial" w:hAnsi="Arial" w:cs="Arial"/>
-          <w:color w:val="000000"/>
-        </w:rPr>
-        <w:t xml:space="preserve">guardado de archivo (e.g., actualización de perfiles de usuario en el disco) provocaba el reinicio automático del proceso del servidor, </w:t>
-      </w:r>
-      <w:r>
-        <w:rPr>
-          <w:rFonts w:ascii="Arial" w:eastAsia="Arial" w:hAnsi="Arial" w:cs="Arial"/>
-          <w:color w:val="000000"/>
-        </w:rPr>
-        <w:lastRenderedPageBreak/>
-        <w:t>eliminando instantáneamente las estructuras de datos en memoria (como las reservas almacenadas en RAM).</w:t>
-      </w:r>
-    </w:p>
-    <w:p>
-      <w:pPr>
-        <w:numPr>
-          <w:ilvl w:val="0"/>
-          <w:numId w:val="11"/>
-        </w:numPr>
-        <w:spacing w:before="0" w:after="240" w:line="240" w:lineRule="auto"/>
-        <w:rPr>
-          <w:color w:val="000000"/>
-        </w:rPr>
-      </w:pPr>
-      <w:r>
-        <w:rPr>
-          <w:rFonts w:ascii="Arial" w:eastAsia="Arial" w:hAnsi="Arial" w:cs="Arial"/>
-          <w:b/>
-          <w:bCs/>
-          <w:color w:val="000000"/>
-        </w:rPr>
-        <w:t>La Solución:</w:t>
-      </w:r>
-      <w:r>
-        <w:rPr>
-          <w:rFonts w:ascii="Arial" w:eastAsia="Arial" w:hAnsi="Arial" w:cs="Arial"/>
-          <w:color w:val="000000"/>
-        </w:rPr>
-        <w:t xml:space="preserve"> Se </w:t>
-      </w:r>
-      <w:r>
-        <w:rPr>
-          <w:rFonts w:ascii="Arial" w:eastAsia="Arial" w:hAnsi="Arial" w:cs="Arial"/>
-          <w:color w:val="000000"/>
-        </w:rPr>
-        <w:t xml:space="preserve">diseñó y creó un </w:t>
+        <w:t xml:space="preserve"> Inicialmente, la función encargada de agregar elementos</w:t>
+      </w:r>
+      <w:r>
+        <w:rPr>
+          <w:rFonts w:ascii="Arial" w:eastAsia="Arial" w:hAnsi="Arial" w:cs="Arial"/>
+          <w:color w:val="000000"/>
+        </w:rPr>
+        <w:t xml:space="preserve"> al lote (add_item) esperaba síncronamente (await) a que el lote completo fuese procesado para retornar una respuesta al cliente. Si el volumen de solicitudes era menor al tamaño del lote, el servidor permanecía bloqueado en espera hasta que expirara el </w:t>
       </w:r>
       <w:r>
         <w:rPr>
@@ -3454,48 +4598,51 @@
           <w:iCs/>
           <w:color w:val="000000"/>
         </w:rPr>
-        <w:t>script</w:t>
-      </w:r>
-      <w:r>
-        <w:rPr>
-          <w:rFonts w:ascii="Arial" w:eastAsia="Arial" w:hAnsi="Arial" w:cs="Arial"/>
-          <w:color w:val="000000"/>
-        </w:rPr>
-        <w:t xml:space="preserve"> de ejecución robusto (install_and_run.bat) que configura el entorno y ejecuta el servidor sin la bandera de recarga automática, simulando un entorno de producción y garantizando así la persistencia de la sesión y los datos en memori</w:t>
-      </w:r>
-      <w:r>
-        <w:rPr>
-          <w:rFonts w:ascii="Arial" w:eastAsia="Arial" w:hAnsi="Arial" w:cs="Arial"/>
-          <w:color w:val="000000"/>
-        </w:rPr>
-        <w:t>a durante la ejecución.</w:t>
-      </w:r>
-    </w:p>
-    <w:p>
-      <w:pPr>
-        <w:pStyle w:val="Ttulo2"/>
-        <w:spacing w:before="360" w:after="80"/>
-        <w:rPr>
-          <w:rFonts w:ascii="Arial" w:eastAsia="Arial" w:hAnsi="Arial" w:cs="Arial"/>
-          <w:b/>
-          <w:bCs/>
-          <w:color w:val="000000"/>
-          <w:sz w:val="34"/>
-          <w:szCs w:val="34"/>
-        </w:rPr>
-      </w:pPr>
-      <w:bookmarkStart w:id="20" w:name="_ciaqjpmnz6k7" w:colFirst="0" w:colLast="0"/>
-      <w:bookmarkEnd w:id="20"/>
-      <w:r>
-        <w:rPr>
-          <w:rFonts w:ascii="Arial" w:eastAsia="Arial" w:hAnsi="Arial" w:cs="Arial"/>
-          <w:b/>
-          <w:bCs/>
-          <w:color w:val="000000"/>
-          <w:sz w:val="34"/>
-          <w:szCs w:val="34"/>
-        </w:rPr>
-        <w:t>8. Aseguramiento de la Calidad (QA) y Pruebas</w:t>
+        <w:t>ti</w:t>
+      </w:r>
+      <w:r>
+        <w:rPr>
+          <w:rFonts w:ascii="Arial" w:eastAsia="Arial" w:hAnsi="Arial" w:cs="Arial"/>
+          <w:i/>
+          <w:iCs/>
+          <w:color w:val="000000"/>
+        </w:rPr>
+        <w:t>meout</w:t>
+      </w:r>
+      <w:r>
+        <w:rPr>
+          <w:rFonts w:ascii="Arial" w:eastAsia="Arial" w:hAnsi="Arial" w:cs="Arial"/>
+          <w:color w:val="000000"/>
+        </w:rPr>
+        <w:t>, degradando severamente el rendimiento y bloqueando nuevas solicitudes.</w:t>
+      </w:r>
+    </w:p>
+    <w:p>
+      <w:pPr>
+        <w:numPr>
+          <w:ilvl w:val="0"/>
+          <w:numId w:val="6"/>
+        </w:numPr>
+        <w:spacing w:before="0" w:after="240" w:line="240" w:lineRule="auto"/>
+        <w:rPr>
+          <w:color w:val="000000"/>
+        </w:rPr>
+      </w:pPr>
+      <w:r>
+        <w:rPr>
+          <w:rFonts w:ascii="Arial" w:eastAsia="Arial" w:hAnsi="Arial" w:cs="Arial"/>
+          <w:b/>
+          <w:bCs/>
+          <w:color w:val="000000"/>
+        </w:rPr>
+        <w:t xml:space="preserve">La Solución:</w:t>
+      </w:r>
+      <w:r>
+        <w:rPr>
+          <w:rFonts w:ascii="Arial" w:eastAsia="Arial" w:hAnsi="Arial" w:cs="Arial"/>
+          <w:color w:val="000000"/>
+        </w:rPr>
+        <w:t xml:space="preserve"> Se refactorizó el método a una versión no bloqueante add_item_sync. Actualmente, la solicitud se añade a la cola y retorna inmediatamente un objeto "Futuro" (promesa) al cliente, mientras una tarea de fondo (trigger_processing) gestiona el vaciado y procesamiento de la cola de manera asíncrona. Además, cada reserva encolada lanza un intento de procesamiento, el servidor revisa la cola cada 0,5 segundos y el tiempo máximo de espera del lote es también de 0,5 segundos, por lo que las reservas se confirman casi de inmediato; la interfaz actualiza automáticamente los estados pendientes.</w:t>
       </w:r>
     </w:p>
     <w:p>
@@ -3510,8 +4657,8 @@
           <w:szCs w:val="26"/>
         </w:rPr>
       </w:pPr>
-      <w:bookmarkStart w:id="21" w:name="_r57se8vpy3r2" w:colFirst="0" w:colLast="0"/>
-      <w:bookmarkEnd w:id="21"/>
+      <w:bookmarkStart w:id="19" w:name="_z19vbzwqn7bu" w:colFirst="0" w:colLast="0"/>
+      <w:bookmarkEnd w:id="19"/>
       <w:r>
         <w:rPr>
           <w:rFonts w:ascii="Arial" w:eastAsia="Arial" w:hAnsi="Arial" w:cs="Arial"/>
@@ -3519,30 +4666,14 @@
           <w:sz w:val="26"/>
           <w:szCs w:val="26"/>
         </w:rPr>
-        <w:t>8.1. Profiling y Análisis de Rendimiento</w:t>
-      </w:r>
-    </w:p>
-    <w:p>
-      <w:pPr>
-        <w:spacing w:before="240" w:after="240" w:line="240" w:lineRule="auto"/>
-        <w:rPr>
-          <w:rFonts w:ascii="Arial" w:eastAsia="Arial" w:hAnsi="Arial" w:cs="Arial"/>
-          <w:color w:val="000000"/>
-        </w:rPr>
-      </w:pPr>
-      <w:r>
-        <w:rPr>
-          <w:rFonts w:ascii="Arial" w:eastAsia="Arial" w:hAnsi="Arial" w:cs="Arial"/>
-          <w:color w:val="000000"/>
-        </w:rPr>
-        <w:t>Se llevaron a cabo pruebas de estrés y perfilado utilizando herramientas estándar como cProfile.</w:t>
-      </w:r>
-    </w:p>
-    <w:p>
-      <w:pPr>
-        <w:numPr>
-          <w:ilvl w:val="0"/>
-          <w:numId w:val="9"/>
+        <w:t>C. Persistencia de Estado en Entorno de Desarrollo</w:t>
+      </w:r>
+    </w:p>
+    <w:p>
+      <w:pPr>
+        <w:numPr>
+          <w:ilvl w:val="0"/>
+          <w:numId w:val="11"/>
         </w:numPr>
         <w:spacing w:before="240" w:line="240" w:lineRule="auto"/>
         <w:rPr>
@@ -3556,21 +4687,21 @@
           <w:bCs/>
           <w:color w:val="000000"/>
         </w:rPr>
-        <w:t>Algoritmo de Dijkstra:</w:t>
-      </w:r>
-      <w:r>
-        <w:rPr>
-          <w:rFonts w:ascii="Arial" w:eastAsia="Arial" w:hAnsi="Arial" w:cs="Arial"/>
-          <w:color w:val="000000"/>
-        </w:rPr>
-        <w:t xml:space="preserve"> Exhibió un rendimiento excepcional con complejidad casi lineal-logarítmica, demostrando capacidad para calcular cientos de rutas en milisegundos incluso en grafos densos.</w:t>
-      </w:r>
-    </w:p>
-    <w:p>
-      <w:pPr>
-        <w:numPr>
-          <w:ilvl w:val="0"/>
-          <w:numId w:val="9"/>
+        <w:t xml:space="preserve">El Problema:</w:t>
+      </w:r>
+      <w:r>
+        <w:rPr>
+          <w:rFonts w:ascii="Arial" w:eastAsia="Arial" w:hAnsi="Arial" w:cs="Arial"/>
+          <w:color w:val="000000"/>
+        </w:rPr>
+        <w:t xml:space="preserve"> al ejecutar uvicorn con la opción --reload, cualquier cambio en los archivos del proyecto reinicia el proceso del servidor y elimina las estructuras en memoria (reservas, caché y métricas).</w:t>
+      </w:r>
+    </w:p>
+    <w:p>
+      <w:pPr>
+        <w:numPr>
+          <w:ilvl w:val="0"/>
+          <w:numId w:val="11"/>
         </w:numPr>
         <w:spacing w:before="0" w:after="240" w:line="240" w:lineRule="auto"/>
         <w:rPr>
@@ -3584,56 +4715,41 @@
           <w:bCs/>
           <w:color w:val="000000"/>
         </w:rPr>
-        <w:t>Algoritmo TSP:</w:t>
-      </w:r>
-      <w:r>
-        <w:rPr>
-          <w:rFonts w:ascii="Arial" w:eastAsia="Arial" w:hAnsi="Arial" w:cs="Arial"/>
-          <w:color w:val="000000"/>
-        </w:rPr>
-        <w:t xml:space="preserve"> Se confirmó empíricamente el crecimiento exponencial del tiempo de ej</w:t>
-      </w:r>
-      <w:r>
-        <w:rPr>
-          <w:rFonts w:ascii="Arial" w:eastAsia="Arial" w:hAnsi="Arial" w:cs="Arial"/>
-          <w:color w:val="000000"/>
-        </w:rPr>
-        <w:t>ecución conforme a la teoría. Para una instancia de 18 ciudades, el tiempo de cálculo rondó los 180 segundos y el consumo de memoria aumentó en aproximadamente 300MB debido al tamaño de la tabla de memoización, validando la implementación correcta y las li</w:t>
-      </w:r>
-      <w:r>
-        <w:rPr>
-          <w:rFonts w:ascii="Arial" w:eastAsia="Arial" w:hAnsi="Arial" w:cs="Arial"/>
-          <w:color w:val="000000"/>
-        </w:rPr>
-        <w:t>mitaciones teóricas del problema NP-Hard.</w:t>
-      </w:r>
-    </w:p>
-    <w:p>
-      <w:pPr>
-        <w:numPr>
-          <w:ilvl w:val="0"/>
-          <w:numId w:val="9"/>
-        </w:numPr>
-        <w:spacing w:before="0" w:after="240" w:line="240" w:lineRule="auto"/>
-        <w:rPr>
-          <w:color w:val="000000"/>
-        </w:rPr>
-      </w:pPr>
-      <w:r>
-        <w:rPr>
-          <w:rFonts w:ascii="Arial" w:eastAsia="Arial" w:hAnsi="Arial" w:cs="Arial"/>
-          <w:b/>
-          <w:bCs/>
-          <w:color w:val="000000"/>
-        </w:rPr>
-        <w:t xml:space="preserve">Estadísticas de uso real:</w:t>
-      </w:r>
-      <w:r>
-        <w:rPr>
-          <w:rFonts w:ascii="Arial" w:eastAsia="Arial" w:hAnsi="Arial" w:cs="Arial"/>
-          <w:color w:val="000000"/>
-        </w:rPr>
-        <w:t xml:space="preserve"> la API registra cada ejecución no cacheada de Dijkstra, Held-Karp y el algoritmo genético (módulo solver_metrics.py, últimas 500 ejecuciones en memoria) y las expone en GET /stats/algorithms. La página Laboratorio las muestra en la sección «Estadísticas de uso real», junto a un «Benchmark controlado» que compara Held-Karp y el genético sobre instancias generadas.</w:t>
+        <w:t xml:space="preserve">La Solución:</w:t>
+      </w:r>
+      <w:r>
+        <w:rPr>
+          <w:rFonts w:ascii="Arial" w:eastAsia="Arial" w:hAnsi="Arial" w:cs="Arial"/>
+          <w:color w:val="000000"/>
+        </w:rPr>
+        <w:t xml:space="preserve"> el script install_and_run.bat inicia todo con un solo comando y en una sola consola: crea el entorno virtual si no existe; instala las dependencias solo cuando requirements.txt cambió desde la última instalación; verifica el entorno con verify_setup.py (versión de Python y paquetes); detiene una API anterior que haya quedado en ejecución y comprueba que los puertos 8000 y 8501 estén libres; inicia la API sin --reload; comprueba con verify_setup.py --api que responden /health, la matriz, el camino mínimo y el TSP, y recién entonces abre Streamlit. Al cerrar la interfaz, detiene también la API. Sin recarga automática, los datos en memoria se conservan durante toda la sesión; su persistencia entre reinicios queda como trabajo futuro (sección 10).</w:t>
+      </w:r>
+    </w:p>
+    <w:p>
+      <w:pPr>
+        <w:pStyle w:val="Ttulo2"/>
+        <w:spacing w:before="360" w:after="80"/>
+        <w:rPr>
+          <w:rFonts w:ascii="Arial" w:eastAsia="Arial" w:hAnsi="Arial" w:cs="Arial"/>
+          <w:b/>
+          <w:bCs/>
+          <w:color w:val="000000"/>
+          <w:sz w:val="34"/>
+          <w:szCs w:val="34"/>
+        </w:rPr>
+      </w:pPr>
+      <w:bookmarkStart w:id="20" w:name="_ciaqjpmnz6k7" w:colFirst="0" w:colLast="0"/>
+      <w:bookmarkEnd w:id="20"/>
+      <w:r>
+        <w:rPr>
+          <w:rFonts w:ascii="Arial" w:eastAsia="Arial" w:hAnsi="Arial" w:cs="Arial"/>
+          <w:b/>
+          <w:bCs/>
+          <w:color w:val="000000"/>
+          <w:sz w:val="34"/>
+          <w:szCs w:val="34"/>
+        </w:rPr>
+        <w:t xml:space="preserve">9. Aseguramiento de la Calidad (QA) y Pruebas</w:t>
       </w:r>
     </w:p>
     <w:p>
@@ -3648,6 +4764,1198 @@
           <w:szCs w:val="26"/>
         </w:rPr>
       </w:pPr>
+      <w:bookmarkStart w:id="21" w:name="_r57se8vpy3r2" w:colFirst="0" w:colLast="0"/>
+      <w:bookmarkEnd w:id="21"/>
+      <w:r>
+        <w:rPr>
+          <w:rFonts w:ascii="Arial" w:eastAsia="Arial" w:hAnsi="Arial" w:cs="Arial"/>
+          <w:color w:val="000000"/>
+          <w:sz w:val="26"/>
+          <w:szCs w:val="26"/>
+        </w:rPr>
+        <w:t xml:space="preserve">9.1. Profiling y Análisis de Rendimiento</w:t>
+      </w:r>
+    </w:p>
+    <w:p>
+      <w:pPr>
+        <w:spacing w:before="240" w:after="240" w:line="240" w:lineRule="auto"/>
+        <w:rPr>
+          <w:rFonts w:ascii="Arial" w:eastAsia="Arial" w:hAnsi="Arial" w:cs="Arial"/>
+          <w:color w:val="000000"/>
+        </w:rPr>
+      </w:pPr>
+      <w:r>
+        <w:rPr>
+          <w:rFonts w:ascii="Arial" w:eastAsia="Arial" w:hAnsi="Arial" w:cs="Arial"/>
+          <w:color w:val="000000"/>
+        </w:rPr>
+        <w:t xml:space="preserve">El script profiling_analysis.py perfila con cProfile y memory-profiler un grafo aleatorio de 1.000 ciudades y 5.000 rutas (100 búsquedas de Dijkstra) y un TSP de 18 ciudades. Como esa instrumentación agrega una sobrecarga considerable, los tiempos de referencia se midieron sin ella, con un benchmark en el mismo proceso (Python 3.13): ciudades de Europa continental elegidas al azar con semilla fija (42), matriz de costos en tren obtenida con Dijkstra, Held-Karp repetido cinco veces por tamaño hasta 12 ciudades (se informa la mediana) y el algoritmo genético con los parámetros del servidor (población de 200 individuos y 400 generaciones).</w:t>
+      </w:r>
+    </w:p>
+    <w:p>
+      <w:pPr>
+        <w:numPr>
+          <w:ilvl w:val="0"/>
+          <w:numId w:val="9"/>
+        </w:numPr>
+        <w:spacing w:before="240" w:line="240" w:lineRule="auto"/>
+        <w:rPr>
+          <w:color w:val="000000"/>
+        </w:rPr>
+      </w:pPr>
+      <w:r>
+        <w:rPr>
+          <w:rFonts w:ascii="Arial" w:eastAsia="Arial" w:hAnsi="Arial" w:cs="Arial"/>
+          <w:b/>
+          <w:bCs/>
+          <w:color w:val="000000"/>
+        </w:rPr>
+        <w:t xml:space="preserve">Dijkstra:</w:t>
+      </w:r>
+      <w:r>
+        <w:rPr>
+          <w:rFonts w:ascii="Arial" w:eastAsia="Arial" w:hAnsi="Arial" w:cs="Arial"/>
+          <w:color w:val="000000"/>
+        </w:rPr>
+        <w:t xml:space="preserve"> una consulta Madrid → Berlín en auto tarda del orden de 1 ms, y construir la matriz completa de avión (180 ejecuciones sobre 8.856 rutas) lleva alrededor de un segundo. Como la matriz se calcula una sola vez por proceso para cada transporte y criterio, ese costo se paga solo en la primera consulta.</w:t>
+      </w:r>
+    </w:p>
+    <w:p>
+      <w:pPr>
+        <w:numPr>
+          <w:ilvl w:val="0"/>
+          <w:numId w:val="9"/>
+        </w:numPr>
+        <w:spacing w:before="0" w:after="240" w:line="240" w:lineRule="auto"/>
+        <w:rPr>
+          <w:color w:val="000000"/>
+        </w:rPr>
+      </w:pPr>
+      <w:r>
+        <w:rPr>
+          <w:rFonts w:ascii="Arial" w:eastAsia="Arial" w:hAnsi="Arial" w:cs="Arial"/>
+          <w:b/>
+          <w:bCs/>
+          <w:color w:val="000000"/>
+        </w:rPr>
+        <w:t xml:space="preserve">Held-Karp y algoritmo genético:</w:t>
+      </w:r>
+      <w:r>
+        <w:rPr>
+          <w:rFonts w:ascii="Arial" w:eastAsia="Arial" w:hAnsi="Arial" w:cs="Arial"/>
+          <w:color w:val="000000"/>
+        </w:rPr>
+        <w:t xml:space="preserve"> la tabla resume los tiempos medidos. Los valores de Held-Karp para 13 y 14 ciudades se midieron solo para validar la proyección, ya que el servidor no los admite; los de 16, 20 y 25 son proyecciones.</w:t>
+      </w:r>
+    </w:p>
+    <w:tbl>
+      <w:tblPr>
+        <w:tblW w:w="9360" w:type="dxa"/>
+        <w:jc w:val="center"/>
+        <w:tblBorders>
+          <w:top w:val="single" w:sz="4" w:space="0" w:color="808080"/>
+          <w:left w:val="single" w:sz="4" w:space="0" w:color="808080"/>
+          <w:bottom w:val="single" w:sz="4" w:space="0" w:color="808080"/>
+          <w:right w:val="single" w:sz="4" w:space="0" w:color="808080"/>
+          <w:insideH w:val="single" w:sz="4" w:space="0" w:color="808080"/>
+          <w:insideV w:val="single" w:sz="4" w:space="0" w:color="808080"/>
+        </w:tblBorders>
+        <w:tblCellMar>
+          <w:top w:w="60" w:type="dxa"/>
+          <w:left w:w="100" w:type="dxa"/>
+          <w:bottom w:w="60" w:type="dxa"/>
+          <w:right w:w="100" w:type="dxa"/>
+        </w:tblCellMar>
+      </w:tblPr>
+      <w:tblGrid>
+        <w:gridCol w:w="1700"/>
+        <w:gridCol w:w="2900"/>
+        <w:gridCol w:w="2200"/>
+        <w:gridCol w:w="2560"/>
+      </w:tblGrid>
+      <w:tr>
+        <w:trPr>
+          <w:tblHeader/>
+        </w:trPr>
+        <w:tc>
+          <w:tcPr>
+            <w:tcW w:w="1700" w:type="dxa"/>
+            <w:shd w:val="clear" w:color="auto" w:fill="D9D9D9"/>
+          </w:tcPr>
+          <w:p>
+            <w:pPr>
+              <w:spacing w:before="0" w:after="0" w:line="240" w:lineRule="auto"/>
+            </w:pPr>
+            <w:r>
+              <w:rPr>
+                <w:rFonts w:ascii="Arial" w:eastAsia="Arial" w:hAnsi="Arial" w:cs="Arial"/>
+                <w:b/>
+                <w:bCs/>
+                <w:color w:val="000000"/>
+                <w:sz w:val="20"/>
+                <w:szCs w:val="20"/>
+              </w:rPr>
+              <w:t xml:space="preserve">Ciudades (n)</w:t>
+            </w:r>
+          </w:p>
+        </w:tc>
+        <w:tc>
+          <w:tcPr>
+            <w:tcW w:w="2900" w:type="dxa"/>
+            <w:shd w:val="clear" w:color="auto" w:fill="D9D9D9"/>
+          </w:tcPr>
+          <w:p>
+            <w:pPr>
+              <w:spacing w:before="0" w:after="0" w:line="240" w:lineRule="auto"/>
+            </w:pPr>
+            <w:r>
+              <w:rPr>
+                <w:rFonts w:ascii="Arial" w:eastAsia="Arial" w:hAnsi="Arial" w:cs="Arial"/>
+                <w:b/>
+                <w:bCs/>
+                <w:color w:val="000000"/>
+                <w:sz w:val="20"/>
+                <w:szCs w:val="20"/>
+              </w:rPr>
+              <w:t xml:space="preserve">Held-Karp</w:t>
+            </w:r>
+          </w:p>
+        </w:tc>
+        <w:tc>
+          <w:tcPr>
+            <w:tcW w:w="2200" w:type="dxa"/>
+            <w:shd w:val="clear" w:color="auto" w:fill="D9D9D9"/>
+          </w:tcPr>
+          <w:p>
+            <w:pPr>
+              <w:spacing w:before="0" w:after="0" w:line="240" w:lineRule="auto"/>
+            </w:pPr>
+            <w:r>
+              <w:rPr>
+                <w:rFonts w:ascii="Arial" w:eastAsia="Arial" w:hAnsi="Arial" w:cs="Arial"/>
+                <w:b/>
+                <w:bCs/>
+                <w:color w:val="000000"/>
+                <w:sz w:val="20"/>
+                <w:szCs w:val="20"/>
+              </w:rPr>
+              <w:t xml:space="preserve">Algoritmo genético</w:t>
+            </w:r>
+          </w:p>
+        </w:tc>
+        <w:tc>
+          <w:tcPr>
+            <w:tcW w:w="2560" w:type="dxa"/>
+            <w:shd w:val="clear" w:color="auto" w:fill="D9D9D9"/>
+          </w:tcPr>
+          <w:p>
+            <w:pPr>
+              <w:spacing w:before="0" w:after="0" w:line="240" w:lineRule="auto"/>
+            </w:pPr>
+            <w:r>
+              <w:rPr>
+                <w:rFonts w:ascii="Arial" w:eastAsia="Arial" w:hAnsi="Arial" w:cs="Arial"/>
+                <w:b/>
+                <w:bCs/>
+                <w:color w:val="000000"/>
+                <w:sz w:val="20"/>
+                <w:szCs w:val="20"/>
+              </w:rPr>
+              <w:t xml:space="preserve">Brecha del genético</w:t>
+            </w:r>
+          </w:p>
+        </w:tc>
+      </w:tr>
+      <w:tr>
+        <w:tc>
+          <w:tcPr>
+            <w:tcW w:w="1700" w:type="dxa"/>
+          </w:tcPr>
+          <w:p>
+            <w:pPr>
+              <w:spacing w:before="0" w:after="0" w:line="240" w:lineRule="auto"/>
+            </w:pPr>
+            <w:r>
+              <w:rPr>
+                <w:rFonts w:ascii="Arial" w:eastAsia="Arial" w:hAnsi="Arial" w:cs="Arial"/>
+                <w:color w:val="000000"/>
+                <w:sz w:val="20"/>
+                <w:szCs w:val="20"/>
+              </w:rPr>
+              <w:t xml:space="preserve">4</w:t>
+            </w:r>
+          </w:p>
+        </w:tc>
+        <w:tc>
+          <w:tcPr>
+            <w:tcW w:w="2900" w:type="dxa"/>
+          </w:tcPr>
+          <w:p>
+            <w:pPr>
+              <w:spacing w:before="0" w:after="0" w:line="240" w:lineRule="auto"/>
+            </w:pPr>
+            <w:r>
+              <w:rPr>
+                <w:rFonts w:ascii="Arial" w:eastAsia="Arial" w:hAnsi="Arial" w:cs="Arial"/>
+                <w:color w:val="000000"/>
+                <w:sz w:val="20"/>
+                <w:szCs w:val="20"/>
+              </w:rPr>
+              <w:t xml:space="preserve">0,03 ms</w:t>
+            </w:r>
+          </w:p>
+        </w:tc>
+        <w:tc>
+          <w:tcPr>
+            <w:tcW w:w="2200" w:type="dxa"/>
+          </w:tcPr>
+          <w:p>
+            <w:pPr>
+              <w:spacing w:before="0" w:after="0" w:line="240" w:lineRule="auto"/>
+            </w:pPr>
+            <w:r>
+              <w:rPr>
+                <w:rFonts w:ascii="Arial" w:eastAsia="Arial" w:hAnsi="Arial" w:cs="Arial"/>
+                <w:color w:val="000000"/>
+                <w:sz w:val="20"/>
+                <w:szCs w:val="20"/>
+              </w:rPr>
+              <w:t xml:space="preserve">3,0 s</w:t>
+            </w:r>
+          </w:p>
+        </w:tc>
+        <w:tc>
+          <w:tcPr>
+            <w:tcW w:w="2560" w:type="dxa"/>
+          </w:tcPr>
+          <w:p>
+            <w:pPr>
+              <w:spacing w:before="0" w:after="0" w:line="240" w:lineRule="auto"/>
+            </w:pPr>
+            <w:r>
+              <w:rPr>
+                <w:rFonts w:ascii="Arial" w:eastAsia="Arial" w:hAnsi="Arial" w:cs="Arial"/>
+                <w:color w:val="000000"/>
+                <w:sz w:val="20"/>
+                <w:szCs w:val="20"/>
+              </w:rPr>
+              <w:t xml:space="preserve">0 %</w:t>
+            </w:r>
+          </w:p>
+        </w:tc>
+      </w:tr>
+      <w:tr>
+        <w:tc>
+          <w:tcPr>
+            <w:tcW w:w="1700" w:type="dxa"/>
+          </w:tcPr>
+          <w:p>
+            <w:pPr>
+              <w:spacing w:before="0" w:after="0" w:line="240" w:lineRule="auto"/>
+            </w:pPr>
+            <w:r>
+              <w:rPr>
+                <w:rFonts w:ascii="Arial" w:eastAsia="Arial" w:hAnsi="Arial" w:cs="Arial"/>
+                <w:color w:val="000000"/>
+                <w:sz w:val="20"/>
+                <w:szCs w:val="20"/>
+              </w:rPr>
+              <w:t xml:space="preserve">6</w:t>
+            </w:r>
+          </w:p>
+        </w:tc>
+        <w:tc>
+          <w:tcPr>
+            <w:tcW w:w="2900" w:type="dxa"/>
+          </w:tcPr>
+          <w:p>
+            <w:pPr>
+              <w:spacing w:before="0" w:after="0" w:line="240" w:lineRule="auto"/>
+            </w:pPr>
+            <w:r>
+              <w:rPr>
+                <w:rFonts w:ascii="Arial" w:eastAsia="Arial" w:hAnsi="Arial" w:cs="Arial"/>
+                <w:color w:val="000000"/>
+                <w:sz w:val="20"/>
+                <w:szCs w:val="20"/>
+              </w:rPr>
+              <w:t xml:space="preserve">0,11 ms</w:t>
+            </w:r>
+          </w:p>
+        </w:tc>
+        <w:tc>
+          <w:tcPr>
+            <w:tcW w:w="2200" w:type="dxa"/>
+          </w:tcPr>
+          <w:p>
+            <w:pPr>
+              <w:spacing w:before="0" w:after="0" w:line="240" w:lineRule="auto"/>
+            </w:pPr>
+            <w:r>
+              <w:rPr>
+                <w:rFonts w:ascii="Arial" w:eastAsia="Arial" w:hAnsi="Arial" w:cs="Arial"/>
+                <w:color w:val="000000"/>
+                <w:sz w:val="20"/>
+                <w:szCs w:val="20"/>
+              </w:rPr>
+              <w:t xml:space="preserve">—</w:t>
+            </w:r>
+          </w:p>
+        </w:tc>
+        <w:tc>
+          <w:tcPr>
+            <w:tcW w:w="2560" w:type="dxa"/>
+          </w:tcPr>
+          <w:p>
+            <w:pPr>
+              <w:spacing w:before="0" w:after="0" w:line="240" w:lineRule="auto"/>
+            </w:pPr>
+            <w:r>
+              <w:rPr>
+                <w:rFonts w:ascii="Arial" w:eastAsia="Arial" w:hAnsi="Arial" w:cs="Arial"/>
+                <w:color w:val="000000"/>
+                <w:sz w:val="20"/>
+                <w:szCs w:val="20"/>
+              </w:rPr>
+              <w:t xml:space="preserve">—</w:t>
+            </w:r>
+          </w:p>
+        </w:tc>
+      </w:tr>
+      <w:tr>
+        <w:tc>
+          <w:tcPr>
+            <w:tcW w:w="1700" w:type="dxa"/>
+          </w:tcPr>
+          <w:p>
+            <w:pPr>
+              <w:spacing w:before="0" w:after="0" w:line="240" w:lineRule="auto"/>
+            </w:pPr>
+            <w:r>
+              <w:rPr>
+                <w:rFonts w:ascii="Arial" w:eastAsia="Arial" w:hAnsi="Arial" w:cs="Arial"/>
+                <w:color w:val="000000"/>
+                <w:sz w:val="20"/>
+                <w:szCs w:val="20"/>
+              </w:rPr>
+              <w:t xml:space="preserve">8</w:t>
+            </w:r>
+          </w:p>
+        </w:tc>
+        <w:tc>
+          <w:tcPr>
+            <w:tcW w:w="2900" w:type="dxa"/>
+          </w:tcPr>
+          <w:p>
+            <w:pPr>
+              <w:spacing w:before="0" w:after="0" w:line="240" w:lineRule="auto"/>
+            </w:pPr>
+            <w:r>
+              <w:rPr>
+                <w:rFonts w:ascii="Arial" w:eastAsia="Arial" w:hAnsi="Arial" w:cs="Arial"/>
+                <w:color w:val="000000"/>
+                <w:sz w:val="20"/>
+                <w:szCs w:val="20"/>
+              </w:rPr>
+              <w:t xml:space="preserve">1,4 ms</w:t>
+            </w:r>
+          </w:p>
+        </w:tc>
+        <w:tc>
+          <w:tcPr>
+            <w:tcW w:w="2200" w:type="dxa"/>
+          </w:tcPr>
+          <w:p>
+            <w:pPr>
+              <w:spacing w:before="0" w:after="0" w:line="240" w:lineRule="auto"/>
+            </w:pPr>
+            <w:r>
+              <w:rPr>
+                <w:rFonts w:ascii="Arial" w:eastAsia="Arial" w:hAnsi="Arial" w:cs="Arial"/>
+                <w:color w:val="000000"/>
+                <w:sz w:val="20"/>
+                <w:szCs w:val="20"/>
+              </w:rPr>
+              <w:t xml:space="preserve">2,6 s</w:t>
+            </w:r>
+          </w:p>
+        </w:tc>
+        <w:tc>
+          <w:tcPr>
+            <w:tcW w:w="2560" w:type="dxa"/>
+          </w:tcPr>
+          <w:p>
+            <w:pPr>
+              <w:spacing w:before="0" w:after="0" w:line="240" w:lineRule="auto"/>
+            </w:pPr>
+            <w:r>
+              <w:rPr>
+                <w:rFonts w:ascii="Arial" w:eastAsia="Arial" w:hAnsi="Arial" w:cs="Arial"/>
+                <w:color w:val="000000"/>
+                <w:sz w:val="20"/>
+                <w:szCs w:val="20"/>
+              </w:rPr>
+              <w:t xml:space="preserve">0 %</w:t>
+            </w:r>
+          </w:p>
+        </w:tc>
+      </w:tr>
+      <w:tr>
+        <w:tc>
+          <w:tcPr>
+            <w:tcW w:w="1700" w:type="dxa"/>
+          </w:tcPr>
+          <w:p>
+            <w:pPr>
+              <w:spacing w:before="0" w:after="0" w:line="240" w:lineRule="auto"/>
+            </w:pPr>
+            <w:r>
+              <w:rPr>
+                <w:rFonts w:ascii="Arial" w:eastAsia="Arial" w:hAnsi="Arial" w:cs="Arial"/>
+                <w:color w:val="000000"/>
+                <w:sz w:val="20"/>
+                <w:szCs w:val="20"/>
+              </w:rPr>
+              <w:t xml:space="preserve">10</w:t>
+            </w:r>
+          </w:p>
+        </w:tc>
+        <w:tc>
+          <w:tcPr>
+            <w:tcW w:w="2900" w:type="dxa"/>
+          </w:tcPr>
+          <w:p>
+            <w:pPr>
+              <w:spacing w:before="0" w:after="0" w:line="240" w:lineRule="auto"/>
+            </w:pPr>
+            <w:r>
+              <w:rPr>
+                <w:rFonts w:ascii="Arial" w:eastAsia="Arial" w:hAnsi="Arial" w:cs="Arial"/>
+                <w:color w:val="000000"/>
+                <w:sz w:val="20"/>
+                <w:szCs w:val="20"/>
+              </w:rPr>
+              <w:t xml:space="preserve">9,7 ms</w:t>
+            </w:r>
+          </w:p>
+        </w:tc>
+        <w:tc>
+          <w:tcPr>
+            <w:tcW w:w="2200" w:type="dxa"/>
+          </w:tcPr>
+          <w:p>
+            <w:pPr>
+              <w:spacing w:before="0" w:after="0" w:line="240" w:lineRule="auto"/>
+            </w:pPr>
+            <w:r>
+              <w:rPr>
+                <w:rFonts w:ascii="Arial" w:eastAsia="Arial" w:hAnsi="Arial" w:cs="Arial"/>
+                <w:color w:val="000000"/>
+                <w:sz w:val="20"/>
+                <w:szCs w:val="20"/>
+              </w:rPr>
+              <w:t xml:space="preserve">—</w:t>
+            </w:r>
+          </w:p>
+        </w:tc>
+        <w:tc>
+          <w:tcPr>
+            <w:tcW w:w="2560" w:type="dxa"/>
+          </w:tcPr>
+          <w:p>
+            <w:pPr>
+              <w:spacing w:before="0" w:after="0" w:line="240" w:lineRule="auto"/>
+            </w:pPr>
+            <w:r>
+              <w:rPr>
+                <w:rFonts w:ascii="Arial" w:eastAsia="Arial" w:hAnsi="Arial" w:cs="Arial"/>
+                <w:color w:val="000000"/>
+                <w:sz w:val="20"/>
+                <w:szCs w:val="20"/>
+              </w:rPr>
+              <w:t xml:space="preserve">—</w:t>
+            </w:r>
+          </w:p>
+        </w:tc>
+      </w:tr>
+      <w:tr>
+        <w:tc>
+          <w:tcPr>
+            <w:tcW w:w="1700" w:type="dxa"/>
+          </w:tcPr>
+          <w:p>
+            <w:pPr>
+              <w:spacing w:before="0" w:after="0" w:line="240" w:lineRule="auto"/>
+            </w:pPr>
+            <w:r>
+              <w:rPr>
+                <w:rFonts w:ascii="Arial" w:eastAsia="Arial" w:hAnsi="Arial" w:cs="Arial"/>
+                <w:color w:val="000000"/>
+                <w:sz w:val="20"/>
+                <w:szCs w:val="20"/>
+              </w:rPr>
+              <w:t xml:space="preserve">12</w:t>
+            </w:r>
+          </w:p>
+        </w:tc>
+        <w:tc>
+          <w:tcPr>
+            <w:tcW w:w="2900" w:type="dxa"/>
+          </w:tcPr>
+          <w:p>
+            <w:pPr>
+              <w:spacing w:before="0" w:after="0" w:line="240" w:lineRule="auto"/>
+            </w:pPr>
+            <w:r>
+              <w:rPr>
+                <w:rFonts w:ascii="Arial" w:eastAsia="Arial" w:hAnsi="Arial" w:cs="Arial"/>
+                <w:color w:val="000000"/>
+                <w:sz w:val="20"/>
+                <w:szCs w:val="20"/>
+              </w:rPr>
+              <w:t xml:space="preserve">82 ms</w:t>
+            </w:r>
+          </w:p>
+        </w:tc>
+        <w:tc>
+          <w:tcPr>
+            <w:tcW w:w="2200" w:type="dxa"/>
+          </w:tcPr>
+          <w:p>
+            <w:pPr>
+              <w:spacing w:before="0" w:after="0" w:line="240" w:lineRule="auto"/>
+            </w:pPr>
+            <w:r>
+              <w:rPr>
+                <w:rFonts w:ascii="Arial" w:eastAsia="Arial" w:hAnsi="Arial" w:cs="Arial"/>
+                <w:color w:val="000000"/>
+                <w:sz w:val="20"/>
+                <w:szCs w:val="20"/>
+              </w:rPr>
+              <w:t xml:space="preserve">3,7 s</w:t>
+            </w:r>
+          </w:p>
+        </w:tc>
+        <w:tc>
+          <w:tcPr>
+            <w:tcW w:w="2560" w:type="dxa"/>
+          </w:tcPr>
+          <w:p>
+            <w:pPr>
+              <w:spacing w:before="0" w:after="0" w:line="240" w:lineRule="auto"/>
+            </w:pPr>
+            <w:r>
+              <w:rPr>
+                <w:rFonts w:ascii="Arial" w:eastAsia="Arial" w:hAnsi="Arial" w:cs="Arial"/>
+                <w:color w:val="000000"/>
+                <w:sz w:val="20"/>
+                <w:szCs w:val="20"/>
+              </w:rPr>
+              <w:t xml:space="preserve">4,1 %</w:t>
+            </w:r>
+          </w:p>
+        </w:tc>
+      </w:tr>
+      <w:tr>
+        <w:tc>
+          <w:tcPr>
+            <w:tcW w:w="1700" w:type="dxa"/>
+          </w:tcPr>
+          <w:p>
+            <w:pPr>
+              <w:spacing w:before="0" w:after="0" w:line="240" w:lineRule="auto"/>
+            </w:pPr>
+            <w:r>
+              <w:rPr>
+                <w:rFonts w:ascii="Arial" w:eastAsia="Arial" w:hAnsi="Arial" w:cs="Arial"/>
+                <w:color w:val="000000"/>
+                <w:sz w:val="20"/>
+                <w:szCs w:val="20"/>
+              </w:rPr>
+              <w:t xml:space="preserve">14</w:t>
+            </w:r>
+          </w:p>
+        </w:tc>
+        <w:tc>
+          <w:tcPr>
+            <w:tcW w:w="2900" w:type="dxa"/>
+          </w:tcPr>
+          <w:p>
+            <w:pPr>
+              <w:spacing w:before="0" w:after="0" w:line="240" w:lineRule="auto"/>
+            </w:pPr>
+            <w:r>
+              <w:rPr>
+                <w:rFonts w:ascii="Arial" w:eastAsia="Arial" w:hAnsi="Arial" w:cs="Arial"/>
+                <w:color w:val="000000"/>
+                <w:sz w:val="20"/>
+                <w:szCs w:val="20"/>
+              </w:rPr>
+              <w:t xml:space="preserve">429 ms (fuera del umbral)</w:t>
+            </w:r>
+          </w:p>
+        </w:tc>
+        <w:tc>
+          <w:tcPr>
+            <w:tcW w:w="2200" w:type="dxa"/>
+          </w:tcPr>
+          <w:p>
+            <w:pPr>
+              <w:spacing w:before="0" w:after="0" w:line="240" w:lineRule="auto"/>
+            </w:pPr>
+            <w:r>
+              <w:rPr>
+                <w:rFonts w:ascii="Arial" w:eastAsia="Arial" w:hAnsi="Arial" w:cs="Arial"/>
+                <w:color w:val="000000"/>
+                <w:sz w:val="20"/>
+                <w:szCs w:val="20"/>
+              </w:rPr>
+              <w:t xml:space="preserve">—</w:t>
+            </w:r>
+          </w:p>
+        </w:tc>
+        <w:tc>
+          <w:tcPr>
+            <w:tcW w:w="2560" w:type="dxa"/>
+          </w:tcPr>
+          <w:p>
+            <w:pPr>
+              <w:spacing w:before="0" w:after="0" w:line="240" w:lineRule="auto"/>
+            </w:pPr>
+            <w:r>
+              <w:rPr>
+                <w:rFonts w:ascii="Arial" w:eastAsia="Arial" w:hAnsi="Arial" w:cs="Arial"/>
+                <w:color w:val="000000"/>
+                <w:sz w:val="20"/>
+                <w:szCs w:val="20"/>
+              </w:rPr>
+              <w:t xml:space="preserve">—</w:t>
+            </w:r>
+          </w:p>
+        </w:tc>
+      </w:tr>
+      <w:tr>
+        <w:tc>
+          <w:tcPr>
+            <w:tcW w:w="1700" w:type="dxa"/>
+          </w:tcPr>
+          <w:p>
+            <w:pPr>
+              <w:spacing w:before="0" w:after="0" w:line="240" w:lineRule="auto"/>
+            </w:pPr>
+            <w:r>
+              <w:rPr>
+                <w:rFonts w:ascii="Arial" w:eastAsia="Arial" w:hAnsi="Arial" w:cs="Arial"/>
+                <w:color w:val="000000"/>
+                <w:sz w:val="20"/>
+                <w:szCs w:val="20"/>
+              </w:rPr>
+              <w:t xml:space="preserve">16</w:t>
+            </w:r>
+          </w:p>
+        </w:tc>
+        <w:tc>
+          <w:tcPr>
+            <w:tcW w:w="2900" w:type="dxa"/>
+          </w:tcPr>
+          <w:p>
+            <w:pPr>
+              <w:spacing w:before="0" w:after="0" w:line="240" w:lineRule="auto"/>
+            </w:pPr>
+            <w:r>
+              <w:rPr>
+                <w:rFonts w:ascii="Arial" w:eastAsia="Arial" w:hAnsi="Arial" w:cs="Arial"/>
+                <w:color w:val="000000"/>
+                <w:sz w:val="20"/>
+                <w:szCs w:val="20"/>
+              </w:rPr>
+              <w:t xml:space="preserve">≈ 2,3 s (proyección)</w:t>
+            </w:r>
+          </w:p>
+        </w:tc>
+        <w:tc>
+          <w:tcPr>
+            <w:tcW w:w="2200" w:type="dxa"/>
+          </w:tcPr>
+          <w:p>
+            <w:pPr>
+              <w:spacing w:before="0" w:after="0" w:line="240" w:lineRule="auto"/>
+            </w:pPr>
+            <w:r>
+              <w:rPr>
+                <w:rFonts w:ascii="Arial" w:eastAsia="Arial" w:hAnsi="Arial" w:cs="Arial"/>
+                <w:color w:val="000000"/>
+                <w:sz w:val="20"/>
+                <w:szCs w:val="20"/>
+              </w:rPr>
+              <w:t xml:space="preserve">2,8 s</w:t>
+            </w:r>
+          </w:p>
+        </w:tc>
+        <w:tc>
+          <w:tcPr>
+            <w:tcW w:w="2560" w:type="dxa"/>
+          </w:tcPr>
+          <w:p>
+            <w:pPr>
+              <w:spacing w:before="0" w:after="0" w:line="240" w:lineRule="auto"/>
+            </w:pPr>
+            <w:r>
+              <w:rPr>
+                <w:rFonts w:ascii="Arial" w:eastAsia="Arial" w:hAnsi="Arial" w:cs="Arial"/>
+                <w:color w:val="000000"/>
+                <w:sz w:val="20"/>
+                <w:szCs w:val="20"/>
+              </w:rPr>
+              <w:t xml:space="preserve">—</w:t>
+            </w:r>
+          </w:p>
+        </w:tc>
+      </w:tr>
+      <w:tr>
+        <w:tc>
+          <w:tcPr>
+            <w:tcW w:w="1700" w:type="dxa"/>
+          </w:tcPr>
+          <w:p>
+            <w:pPr>
+              <w:spacing w:before="0" w:after="0" w:line="240" w:lineRule="auto"/>
+            </w:pPr>
+            <w:r>
+              <w:rPr>
+                <w:rFonts w:ascii="Arial" w:eastAsia="Arial" w:hAnsi="Arial" w:cs="Arial"/>
+                <w:color w:val="000000"/>
+                <w:sz w:val="20"/>
+                <w:szCs w:val="20"/>
+              </w:rPr>
+              <w:t xml:space="preserve">20</w:t>
+            </w:r>
+          </w:p>
+        </w:tc>
+        <w:tc>
+          <w:tcPr>
+            <w:tcW w:w="2900" w:type="dxa"/>
+          </w:tcPr>
+          <w:p>
+            <w:pPr>
+              <w:spacing w:before="0" w:after="0" w:line="240" w:lineRule="auto"/>
+            </w:pPr>
+            <w:r>
+              <w:rPr>
+                <w:rFonts w:ascii="Arial" w:eastAsia="Arial" w:hAnsi="Arial" w:cs="Arial"/>
+                <w:color w:val="000000"/>
+                <w:sz w:val="20"/>
+                <w:szCs w:val="20"/>
+              </w:rPr>
+              <w:t xml:space="preserve">≈ 59 s (proyección)</w:t>
+            </w:r>
+          </w:p>
+        </w:tc>
+        <w:tc>
+          <w:tcPr>
+            <w:tcW w:w="2200" w:type="dxa"/>
+          </w:tcPr>
+          <w:p>
+            <w:pPr>
+              <w:spacing w:before="0" w:after="0" w:line="240" w:lineRule="auto"/>
+            </w:pPr>
+            <w:r>
+              <w:rPr>
+                <w:rFonts w:ascii="Arial" w:eastAsia="Arial" w:hAnsi="Arial" w:cs="Arial"/>
+                <w:color w:val="000000"/>
+                <w:sz w:val="20"/>
+                <w:szCs w:val="20"/>
+              </w:rPr>
+              <w:t xml:space="preserve">4,4 s</w:t>
+            </w:r>
+          </w:p>
+        </w:tc>
+        <w:tc>
+          <w:tcPr>
+            <w:tcW w:w="2560" w:type="dxa"/>
+          </w:tcPr>
+          <w:p>
+            <w:pPr>
+              <w:spacing w:before="0" w:after="0" w:line="240" w:lineRule="auto"/>
+            </w:pPr>
+            <w:r>
+              <w:rPr>
+                <w:rFonts w:ascii="Arial" w:eastAsia="Arial" w:hAnsi="Arial" w:cs="Arial"/>
+                <w:color w:val="000000"/>
+                <w:sz w:val="20"/>
+                <w:szCs w:val="20"/>
+              </w:rPr>
+              <w:t xml:space="preserve">—</w:t>
+            </w:r>
+          </w:p>
+        </w:tc>
+      </w:tr>
+      <w:tr>
+        <w:tc>
+          <w:tcPr>
+            <w:tcW w:w="1700" w:type="dxa"/>
+          </w:tcPr>
+          <w:p>
+            <w:pPr>
+              <w:spacing w:before="0" w:after="0" w:line="240" w:lineRule="auto"/>
+            </w:pPr>
+            <w:r>
+              <w:rPr>
+                <w:rFonts w:ascii="Arial" w:eastAsia="Arial" w:hAnsi="Arial" w:cs="Arial"/>
+                <w:color w:val="000000"/>
+                <w:sz w:val="20"/>
+                <w:szCs w:val="20"/>
+              </w:rPr>
+              <w:t xml:space="preserve">25</w:t>
+            </w:r>
+          </w:p>
+        </w:tc>
+        <w:tc>
+          <w:tcPr>
+            <w:tcW w:w="2900" w:type="dxa"/>
+          </w:tcPr>
+          <w:p>
+            <w:pPr>
+              <w:spacing w:before="0" w:after="0" w:line="240" w:lineRule="auto"/>
+            </w:pPr>
+            <w:r>
+              <w:rPr>
+                <w:rFonts w:ascii="Arial" w:eastAsia="Arial" w:hAnsi="Arial" w:cs="Arial"/>
+                <w:color w:val="000000"/>
+                <w:sz w:val="20"/>
+                <w:szCs w:val="20"/>
+              </w:rPr>
+              <w:t xml:space="preserve">≈ 49 min (proyección)</w:t>
+            </w:r>
+          </w:p>
+        </w:tc>
+        <w:tc>
+          <w:tcPr>
+            <w:tcW w:w="2200" w:type="dxa"/>
+          </w:tcPr>
+          <w:p>
+            <w:pPr>
+              <w:spacing w:before="0" w:after="0" w:line="240" w:lineRule="auto"/>
+            </w:pPr>
+            <w:r>
+              <w:rPr>
+                <w:rFonts w:ascii="Arial" w:eastAsia="Arial" w:hAnsi="Arial" w:cs="Arial"/>
+                <w:color w:val="000000"/>
+                <w:sz w:val="20"/>
+                <w:szCs w:val="20"/>
+              </w:rPr>
+              <w:t xml:space="preserve">4,5 s</w:t>
+            </w:r>
+          </w:p>
+        </w:tc>
+        <w:tc>
+          <w:tcPr>
+            <w:tcW w:w="2560" w:type="dxa"/>
+          </w:tcPr>
+          <w:p>
+            <w:pPr>
+              <w:spacing w:before="0" w:after="0" w:line="240" w:lineRule="auto"/>
+            </w:pPr>
+            <w:r>
+              <w:rPr>
+                <w:rFonts w:ascii="Arial" w:eastAsia="Arial" w:hAnsi="Arial" w:cs="Arial"/>
+                <w:color w:val="000000"/>
+                <w:sz w:val="20"/>
+                <w:szCs w:val="20"/>
+              </w:rPr>
+              <w:t xml:space="preserve">—</w:t>
+            </w:r>
+          </w:p>
+        </w:tc>
+      </w:tr>
+    </w:tbl>
+    <w:p>
+      <w:pPr>
+        <w:spacing w:before="240" w:after="240" w:line="240" w:lineRule="auto"/>
+        <w:rPr>
+          <w:rFonts w:ascii="Arial" w:eastAsia="Arial" w:hAnsi="Arial" w:cs="Arial"/>
+          <w:color w:val="000000"/>
+        </w:rPr>
+      </w:pPr>
+      <w:r>
+        <w:rPr>
+          <w:rFonts w:ascii="Arial" w:eastAsia="Arial" w:hAnsi="Arial" w:cs="Arial"/>
+          <w:color w:val="000000"/>
+        </w:rPr>
+        <w:t xml:space="preserve">La brecha es el exceso del costo del genético sobre el óptimo de Held-Karp en la misma instancia. La proyección usa t = C·n²·2ⁿ, con la constante C calibrada en n = 12 (82 ms). La fórmula predice 0,19 s para 13 ciudades y 0,45 s para 14, cerca de lo medido (0,18 s y 0,43 s), lo que confirma el crecimiento exponencial. El genético, en cambio, tarda entre 2,6 y 4,5 s casi con independencia de n, porque evalúa siempre la misma cantidad de recorridos; en promedio (3,5 s), Held-Karp pasaría a ser más lento a partir de unas 17 ciudades. Los valores absolutos dependen de la carga del equipo: en tres corridas, Held-Karp con 12 ciudades tardó entre 82 y 132 ms. El benchmark del Laboratorio usa una población de 150 y 300 generaciones, por lo que allí el genético resulta algo más rápido.</w:t>
+      </w:r>
+    </w:p>
+    <w:p>
+      <w:pPr>
+        <w:spacing w:before="240" w:after="240" w:line="240" w:lineRule="auto"/>
+        <w:rPr>
+          <w:rFonts w:ascii="Arial" w:eastAsia="Arial" w:hAnsi="Arial" w:cs="Arial"/>
+          <w:color w:val="000000"/>
+        </w:rPr>
+      </w:pPr>
+      <w:r>
+        <w:rPr>
+          <w:rFonts w:ascii="Arial" w:eastAsia="Arial" w:hAnsi="Arial" w:cs="Arial"/>
+          <w:b/>
+          <w:bCs/>
+          <w:color w:val="000000"/>
+        </w:rPr>
+        <w:t xml:space="preserve">¿Por qué el umbral es 12 y no 16?</w:t>
+      </w:r>
+      <w:r>
+        <w:rPr>
+          <w:rFonts w:ascii="Arial" w:eastAsia="Arial" w:hAnsi="Arial" w:cs="Arial"/>
+          <w:color w:val="000000"/>
+        </w:rPr>
+        <w:t xml:space="preserve"> Entre 13 y 16 ciudades, Held-Karp todavía sería exacto y más rápido que el genético, de modo que el umbral es deliberadamente conservador. Cada ciudad adicional duplica con creces el tiempo y la memoria: la tabla de memoización ocupa unos 3 MB con 12 ciudades, y se estiman unos 70 MB con 16, 1,4 GB con 20 y 54 GB con 25. Además, el servidor es compartido y el cálculo compite por el GIL con el resto de las solicitudes. Con 12 ciudades la respuesta llega en menos de 0,15 s aun con el equipo cargado, lo que deja margen para hardware más lento o varios pedidos simultáneos; por encima, el genético mantiene la respuesta acotada a pocos segundos, con una brecha pequeña respecto del óptimo.</w:t>
+      </w:r>
+    </w:p>
+    <w:p>
+      <w:pPr>
+        <w:pStyle w:val="Ttulo3"/>
+        <w:spacing w:before="280" w:after="80"/>
+        <w:jc w:val="left"/>
+        <w:rPr>
+          <w:rFonts w:ascii="Arial" w:eastAsia="Arial" w:hAnsi="Arial" w:cs="Arial"/>
+          <w:color w:val="000000"/>
+          <w:sz w:val="26"/>
+          <w:szCs w:val="26"/>
+        </w:rPr>
+      </w:pPr>
+      <w:r>
+        <w:rPr>
+          <w:rFonts w:ascii="Arial" w:eastAsia="Arial" w:hAnsi="Arial" w:cs="Arial"/>
+          <w:color w:val="000000"/>
+          <w:sz w:val="26"/>
+          <w:szCs w:val="26"/>
+        </w:rPr>
+        <w:t xml:space="preserve">9.2. Métricas de Uso Real</w:t>
+      </w:r>
+    </w:p>
+    <w:p>
+      <w:pPr>
+        <w:spacing w:before="240" w:after="240" w:line="240" w:lineRule="auto"/>
+        <w:rPr>
+          <w:rFonts w:ascii="Arial" w:eastAsia="Arial" w:hAnsi="Arial" w:cs="Arial"/>
+          <w:color w:val="000000"/>
+        </w:rPr>
+      </w:pPr>
+      <w:r>
+        <w:rPr>
+          <w:rFonts w:ascii="Arial" w:eastAsia="Arial" w:hAnsi="Arial" w:cs="Arial"/>
+          <w:color w:val="000000"/>
+        </w:rPr>
+        <w:t xml:space="preserve">Además del benchmark controlado, la API registra cada ejecución real (no cacheada) de Dijkstra, Held-Karp y el genético (módulo solver_metrics.py) y expone sus agregados en GET /stats/algorithms; GET /stats agrega el estado de la caché, de las reservas y del procesador por lotes. La página Laboratorio muestra estas estadísticas junto con el benchmark controlado:</w:t>
+      </w:r>
+    </w:p>
+    <w:p>
+      <w:pPr>
+        <w:numPr>
+          <w:ilvl w:val="0"/>
+          <w:numId w:val="2"/>
+        </w:numPr>
+        <w:spacing w:before="240" w:line="240" w:lineRule="auto"/>
+        <w:rPr>
+          <w:color w:val="000000"/>
+        </w:rPr>
+      </w:pPr>
+      <w:r>
+        <w:rPr>
+          <w:rFonts w:ascii="Arial" w:eastAsia="Arial" w:hAnsi="Arial" w:cs="Arial"/>
+          <w:b/>
+          <w:bCs/>
+          <w:color w:val="000000"/>
+        </w:rPr>
+        <w:t xml:space="preserve">Latencia:</w:t>
+      </w:r>
+      <w:r>
+        <w:rPr>
+          <w:rFonts w:ascii="Arial" w:eastAsia="Arial" w:hAnsi="Arial" w:cs="Arial"/>
+          <w:color w:val="000000"/>
+        </w:rPr>
+        <w:t xml:space="preserve"> p50, p95 y máximo por algoritmo, y la media móvil de las últimas 10 ejecuciones, que permite detectar una degradación a lo largo del tiempo.</w:t>
+      </w:r>
+    </w:p>
+    <w:p>
+      <w:pPr>
+        <w:numPr>
+          <w:ilvl w:val="0"/>
+          <w:numId w:val="2"/>
+        </w:numPr>
+        <w:spacing w:before="0" w:line="240" w:lineRule="auto"/>
+        <w:rPr>
+          <w:color w:val="000000"/>
+        </w:rPr>
+      </w:pPr>
+      <w:r>
+        <w:rPr>
+          <w:rFonts w:ascii="Arial" w:eastAsia="Arial" w:hAnsi="Arial" w:cs="Arial"/>
+          <w:b/>
+          <w:bCs/>
+          <w:color w:val="000000"/>
+        </w:rPr>
+        <w:t xml:space="preserve">Throughput y caché:</w:t>
+      </w:r>
+      <w:r>
+        <w:rPr>
+          <w:rFonts w:ascii="Arial" w:eastAsia="Arial" w:hAnsi="Arial" w:cs="Arial"/>
+          <w:color w:val="000000"/>
+        </w:rPr>
+        <w:t xml:space="preserve"> ejecuciones y aciertos de caché por minuto, y la tasa de aciertos.</w:t>
+      </w:r>
+    </w:p>
+    <w:p>
+      <w:pPr>
+        <w:numPr>
+          <w:ilvl w:val="0"/>
+          <w:numId w:val="2"/>
+        </w:numPr>
+        <w:spacing w:before="0" w:line="240" w:lineRule="auto"/>
+        <w:rPr>
+          <w:color w:val="000000"/>
+        </w:rPr>
+      </w:pPr>
+      <w:r>
+        <w:rPr>
+          <w:rFonts w:ascii="Arial" w:eastAsia="Arial" w:hAnsi="Arial" w:cs="Arial"/>
+          <w:b/>
+          <w:bCs/>
+          <w:color w:val="000000"/>
+        </w:rPr>
+        <w:t xml:space="preserve">Eficiencia:</w:t>
+      </w:r>
+      <w:r>
+        <w:rPr>
+          <w:rFonts w:ascii="Arial" w:eastAsia="Arial" w:hAnsi="Arial" w:cs="Arial"/>
+          <w:color w:val="000000"/>
+        </w:rPr>
+        <w:t xml:space="preserve"> tiempo medio y costo medio por ciudad de cada algoritmo.</w:t>
+      </w:r>
+    </w:p>
+    <w:p>
+      <w:pPr>
+        <w:numPr>
+          <w:ilvl w:val="0"/>
+          <w:numId w:val="2"/>
+        </w:numPr>
+        <w:spacing w:before="0" w:line="240" w:lineRule="auto"/>
+        <w:rPr>
+          <w:color w:val="000000"/>
+        </w:rPr>
+      </w:pPr>
+      <w:r>
+        <w:rPr>
+          <w:rFonts w:ascii="Arial" w:eastAsia="Arial" w:hAnsi="Arial" w:cs="Arial"/>
+          <w:b/>
+          <w:bCs/>
+          <w:color w:val="000000"/>
+        </w:rPr>
+        <w:t xml:space="preserve">Calidad del genético:</w:t>
+      </w:r>
+      <w:r>
+        <w:rPr>
+          <w:rFonts w:ascii="Arial" w:eastAsia="Arial" w:hAnsi="Arial" w:cs="Arial"/>
+          <w:color w:val="000000"/>
+        </w:rPr>
+        <w:t xml:space="preserve"> generación en la que dejó de mejorar (convergencia), mejora porcentual entre la primera y la última generación, y brecha respecto del óptimo cuando Held-Karp ya resolvió ese mismo problema.</w:t>
+      </w:r>
+    </w:p>
+    <w:p>
+      <w:pPr>
+        <w:numPr>
+          <w:ilvl w:val="0"/>
+          <w:numId w:val="2"/>
+        </w:numPr>
+        <w:spacing w:before="0" w:line="240" w:lineRule="auto"/>
+        <w:rPr>
+          <w:color w:val="000000"/>
+        </w:rPr>
+      </w:pPr>
+      <w:r>
+        <w:rPr>
+          <w:rFonts w:ascii="Arial" w:eastAsia="Arial" w:hAnsi="Arial" w:cs="Arial"/>
+          <w:b/>
+          <w:bCs/>
+          <w:color w:val="000000"/>
+        </w:rPr>
+        <w:t xml:space="preserve">Dijkstra:</w:t>
+      </w:r>
+      <w:r>
+        <w:rPr>
+          <w:rFonts w:ascii="Arial" w:eastAsia="Arial" w:hAnsi="Arial" w:cs="Arial"/>
+          <w:color w:val="000000"/>
+        </w:rPr>
+        <w:t xml:space="preserve"> cantidad media y máxima de tramos de las rutas calculadas.</w:t>
+      </w:r>
+    </w:p>
+    <w:p>
+      <w:pPr>
+        <w:numPr>
+          <w:ilvl w:val="0"/>
+          <w:numId w:val="2"/>
+        </w:numPr>
+        <w:spacing w:before="0" w:line="240" w:lineRule="auto"/>
+        <w:rPr>
+          <w:color w:val="000000"/>
+        </w:rPr>
+      </w:pPr>
+      <w:r>
+        <w:rPr>
+          <w:rFonts w:ascii="Arial" w:eastAsia="Arial" w:hAnsi="Arial" w:cs="Arial"/>
+          <w:b/>
+          <w:bCs/>
+          <w:color w:val="000000"/>
+        </w:rPr>
+        <w:t xml:space="preserve">Lotes de reservas:</w:t>
+      </w:r>
+      <w:r>
+        <w:rPr>
+          <w:rFonts w:ascii="Arial" w:eastAsia="Arial" w:hAnsi="Arial" w:cs="Arial"/>
+          <w:color w:val="000000"/>
+        </w:rPr>
+        <w:t xml:space="preserve"> tamaño de cada lote y latencia media y máxima de sus reservas.</w:t>
+      </w:r>
+    </w:p>
+    <w:p>
+      <w:pPr>
+        <w:numPr>
+          <w:ilvl w:val="0"/>
+          <w:numId w:val="2"/>
+        </w:numPr>
+        <w:spacing w:before="0" w:after="240" w:line="240" w:lineRule="auto"/>
+        <w:rPr>
+          <w:color w:val="000000"/>
+        </w:rPr>
+      </w:pPr>
+      <w:r>
+        <w:rPr>
+          <w:rFonts w:ascii="Arial" w:eastAsia="Arial" w:hAnsi="Arial" w:cs="Arial"/>
+          <w:b/>
+          <w:bCs/>
+          <w:color w:val="000000"/>
+        </w:rPr>
+        <w:t xml:space="preserve">Memoria acotada y concurrencia:</w:t>
+      </w:r>
+      <w:r>
+        <w:rPr>
+          <w:rFonts w:ascii="Arial" w:eastAsia="Arial" w:hAnsi="Arial" w:cs="Arial"/>
+          <w:color w:val="000000"/>
+        </w:rPr>
+        <w:t xml:space="preserve"> se conservan solo las últimas 500 ejecuciones y 2.000 aciertos de caché (collections.deque con maxlen) y los óptimos conocidos de los últimos 200 problemas. Los accesos se protegen con un lock, porque los TSP se ejecutan en hilos del pool.</w:t>
+      </w:r>
+    </w:p>
+    <w:p>
+      <w:pPr>
+        <w:pStyle w:val="Ttulo3"/>
+        <w:spacing w:before="280" w:after="80"/>
+        <w:jc w:val="left"/>
+        <w:rPr>
+          <w:rFonts w:ascii="Arial" w:eastAsia="Arial" w:hAnsi="Arial" w:cs="Arial"/>
+          <w:color w:val="000000"/>
+          <w:sz w:val="26"/>
+          <w:szCs w:val="26"/>
+        </w:rPr>
+      </w:pPr>
       <w:bookmarkStart w:id="22" w:name="_oov8ya9mgvam" w:colFirst="0" w:colLast="0"/>
       <w:bookmarkEnd w:id="22"/>
       <w:r>
@@ -3657,7 +5965,7 @@
           <w:sz w:val="26"/>
           <w:szCs w:val="26"/>
         </w:rPr>
-        <w:t>8.2. Testing Unitario e Integración</w:t>
+        <w:t xml:space="preserve">9.3. Testing Unitario e Integración</w:t>
       </w:r>
     </w:p>
     <w:p>
@@ -3673,7 +5981,11 @@
           <w:rFonts w:ascii="Arial" w:eastAsia="Arial" w:hAnsi="Arial" w:cs="Arial"/>
           <w:color w:val="000000"/>
         </w:rPr>
-        <w:t>Se desarrolló un conjunto exhaustivo de pruebas unitarias automatizadas con Pytest que cubren:</w:t>
+        <w:t xml:space="preserve">El proyecto cuenta con 178 pruebas automatizadas con Pytest, que se ejecutan desde la carpeta travel_planner con python </w:t>
+        <w:noBreakHyphen/>
+        <w:t xml:space="preserve">m pytest </w:t>
+        <w:noBreakHyphen/>
+        <w:t xml:space="preserve">q y pasan en su totalidad. Cubren:</w:t>
       </w:r>
     </w:p>
     <w:p>
@@ -3694,21 +6006,14 @@
           <w:bCs/>
           <w:color w:val="000000"/>
         </w:rPr>
-        <w:t>Lógica de Grafos:</w:t>
-      </w:r>
-      <w:r>
-        <w:rPr>
-          <w:rFonts w:ascii="Arial" w:eastAsia="Arial" w:hAnsi="Arial" w:cs="Arial"/>
-          <w:color w:val="000000"/>
-        </w:rPr>
-        <w:t xml:space="preserve"> Verificación precisa de cálculos de costos y caminos mínimos en g</w:t>
-      </w:r>
-      <w:r>
-        <w:rPr>
-          <w:rFonts w:ascii="Arial" w:eastAsia="Arial" w:hAnsi="Arial" w:cs="Arial"/>
-          <w:color w:val="000000"/>
-        </w:rPr>
-        <w:t>rafos predefinidos con topologías conocidas.</w:t>
+        <w:t xml:space="preserve">API:</w:t>
+      </w:r>
+      <w:r>
+        <w:rPr>
+          <w:rFonts w:ascii="Arial" w:eastAsia="Arial" w:hAnsi="Arial" w:cs="Arial"/>
+          <w:color w:val="000000"/>
+        </w:rPr>
+        <w:t xml:space="preserve"> respuestas 422 ante matrices inconsistentes, ciudades desconocidas, más de 25 ciudades, Held-Karp forzado por encima de 12 o recorridos infactibles (que tampoco se guardan en caché); elección del algoritmo según el umbral; caché de respuestas y separación de claves por transporte; comparación de transportes, peajes y matrices por costo y por tiempo.</w:t>
       </w:r>
     </w:p>
     <w:p>
@@ -3729,21 +6034,14 @@
           <w:bCs/>
           <w:color w:val="000000"/>
         </w:rPr>
-        <w:t>Validación de Reglas de Negocio:</w:t>
-      </w:r>
-      <w:r>
-        <w:rPr>
-          <w:rFonts w:ascii="Arial" w:eastAsia="Arial" w:hAnsi="Arial" w:cs="Arial"/>
-          <w:color w:val="000000"/>
-        </w:rPr>
-        <w:t xml:space="preserve"> Pruebas para asegurar que el componente validador rechaza correctamente itinerarios que exceden el presupuesto asignado, violan restricciones temporales o incumplen requisitos de</w:t>
-      </w:r>
-      <w:r>
-        <w:rPr>
-          <w:rFonts w:ascii="Arial" w:eastAsia="Arial" w:hAnsi="Arial" w:cs="Arial"/>
-          <w:color w:val="000000"/>
-        </w:rPr>
-        <w:t xml:space="preserve"> transporte.</w:t>
+        <w:t xml:space="preserve">Algoritmos:</w:t>
+      </w:r>
+      <w:r>
+        <w:rPr>
+          <w:rFonts w:ascii="Arial" w:eastAsia="Arial" w:hAnsi="Arial" w:cs="Arial"/>
+          <w:color w:val="000000"/>
+        </w:rPr>
+        <w:t xml:space="preserve"> caminos mínimos en grafos con resultado conocido y óptimo de Held-Karp. Para el genético: permutaciones válidas, reproducibilidad con semilla fija, que la mejor solución no empeore entre generaciones (elitismo) y que alcance el óptimo de Held-Karp en instancias pequeñas.</w:t>
       </w:r>
     </w:p>
     <w:p>
@@ -3752,6 +6050,90 @@
           <w:ilvl w:val="0"/>
           <w:numId w:val="4"/>
         </w:numPr>
+        <w:spacing w:before="0" w:line="240" w:lineRule="auto"/>
+        <w:rPr>
+          <w:color w:val="000000"/>
+        </w:rPr>
+      </w:pPr>
+      <w:r>
+        <w:rPr>
+          <w:rFonts w:ascii="Arial" w:eastAsia="Arial" w:hAnsi="Arial" w:cs="Arial"/>
+          <w:b/>
+          <w:bCs/>
+          <w:color w:val="000000"/>
+        </w:rPr>
+        <w:t xml:space="preserve">Datos:</w:t>
+      </w:r>
+      <w:r>
+        <w:rPr>
+          <w:rFonts w:ascii="Arial" w:eastAsia="Arial" w:hAnsi="Arial" w:cs="Arial"/>
+          <w:color w:val="000000"/>
+        </w:rPr>
+        <w:t xml:space="preserve"> reglas de generación de rutas (factibilidad terrestre, marítima y aérea, hubs, peajes por continente y vuelo directo más barato que con escala).</w:t>
+      </w:r>
+    </w:p>
+    <w:p>
+      <w:pPr>
+        <w:numPr>
+          <w:ilvl w:val="0"/>
+          <w:numId w:val="4"/>
+        </w:numPr>
+        <w:spacing w:before="0" w:line="240" w:lineRule="auto"/>
+        <w:rPr>
+          <w:color w:val="000000"/>
+        </w:rPr>
+      </w:pPr>
+      <w:r>
+        <w:rPr>
+          <w:rFonts w:ascii="Arial" w:eastAsia="Arial" w:hAnsi="Arial" w:cs="Arial"/>
+          <w:b/>
+          <w:bCs/>
+          <w:color w:val="000000"/>
+        </w:rPr>
+        <w:t xml:space="preserve">Reglas de negocio:</w:t>
+      </w:r>
+      <w:r>
+        <w:rPr>
+          <w:rFonts w:ascii="Arial" w:eastAsia="Arial" w:hAnsi="Arial" w:cs="Arial"/>
+          <w:color w:val="000000"/>
+        </w:rPr>
+        <w:t xml:space="preserve"> el validador de itinerarios rechaza presupuestos excedidos, tramos sin continuidad y ciudades prohibidas.</w:t>
+      </w:r>
+    </w:p>
+    <w:p>
+      <w:pPr>
+        <w:numPr>
+          <w:ilvl w:val="0"/>
+          <w:numId w:val="4"/>
+        </w:numPr>
+        <w:spacing w:before="0" w:line="240" w:lineRule="auto"/>
+        <w:rPr>
+          <w:color w:val="000000"/>
+        </w:rPr>
+      </w:pPr>
+      <w:r>
+        <w:rPr>
+          <w:rFonts w:ascii="Arial" w:eastAsia="Arial" w:hAnsi="Arial" w:cs="Arial"/>
+          <w:b/>
+          <w:bCs/>
+          <w:color w:val="000000"/>
+        </w:rPr>
+        <w:t xml:space="preserve">Caché, reservas, lotes y métricas:</w:t>
+      </w:r>
+      <w:r>
+        <w:rPr>
+          <w:rFonts w:ascii="Arial" w:eastAsia="Arial" w:hAnsi="Arial" w:cs="Arial"/>
+          <w:color w:val="000000"/>
+        </w:rPr>
+        <w:t xml:space="preserve"> desalojo LRU, procesamiento por lotes, agregados de solver_metrics y cálculo de convergencia y brecha.</w:t>
+      </w:r>
+    </w:p>
+    <w:p>
+      <w:pPr>
+        <w:numPr>
+          <w:ilvl w:val="0"/>
+          <w:numId w:val="4"/>
+        </w:numPr>
         <w:spacing w:before="0" w:after="240" w:line="240" w:lineRule="auto"/>
         <w:rPr>
           <w:color w:val="000000"/>
@@ -3764,14 +6146,232 @@
           <w:bCs/>
           <w:color w:val="000000"/>
         </w:rPr>
-        <w:t>Integridad del Algoritmo TSP:</w:t>
-      </w:r>
-      <w:r>
-        <w:rPr>
-          <w:rFonts w:ascii="Arial" w:eastAsia="Arial" w:hAnsi="Arial" w:cs="Arial"/>
-          <w:color w:val="000000"/>
-        </w:rPr>
-        <w:t xml:space="preserve"> Pruebas para verificar que el algoritmo encuentra consistentemente la solución óptima global y no se estanca en óptimos locales, comparando resultados con instancias resueltas conocidas.</w:t>
+        <w:t xml:space="preserve">Servicios externos simulados:</w:t>
+      </w:r>
+      <w:r>
+        <w:rPr>
+          <w:rFonts w:ascii="Arial" w:eastAsia="Arial" w:hAnsi="Arial" w:cs="Arial"/>
+          <w:color w:val="000000"/>
+        </w:rPr>
+        <w:t xml:space="preserve"> las pruebas de Gemini y de OSRM usan dobles de prueba (mocks). Además, un fixture automático de conftest.py hace fallar toda llamada HTTP GET real hecha con requests, de modo que ninguna prueba depende de la red.</w:t>
+      </w:r>
+    </w:p>
+    <w:p>
+      <w:pPr>
+        <w:pStyle w:val="Ttulo3"/>
+        <w:spacing w:before="280" w:after="80"/>
+        <w:jc w:val="left"/>
+        <w:rPr>
+          <w:rFonts w:ascii="Arial" w:eastAsia="Arial" w:hAnsi="Arial" w:cs="Arial"/>
+          <w:color w:val="000000"/>
+          <w:sz w:val="26"/>
+          <w:szCs w:val="26"/>
+        </w:rPr>
+      </w:pPr>
+      <w:r>
+        <w:rPr>
+          <w:rFonts w:ascii="Arial" w:eastAsia="Arial" w:hAnsi="Arial" w:cs="Arial"/>
+          <w:color w:val="000000"/>
+          <w:sz w:val="26"/>
+          <w:szCs w:val="26"/>
+        </w:rPr>
+        <w:t xml:space="preserve">9.4. Refactorización y Buenas Prácticas</w:t>
+      </w:r>
+    </w:p>
+    <w:p>
+      <w:pPr>
+        <w:numPr>
+          <w:ilvl w:val="0"/>
+          <w:numId w:val="2"/>
+        </w:numPr>
+        <w:spacing w:before="240" w:line="240" w:lineRule="auto"/>
+        <w:rPr>
+          <w:color w:val="000000"/>
+        </w:rPr>
+      </w:pPr>
+      <w:r>
+        <w:rPr>
+          <w:rFonts w:ascii="Arial" w:eastAsia="Arial" w:hAnsi="Arial" w:cs="Arial"/>
+          <w:b/>
+          <w:bCs/>
+          <w:color w:val="000000"/>
+        </w:rPr>
+        <w:t xml:space="preserve">Interfaz modular:</w:t>
+      </w:r>
+      <w:r>
+        <w:rPr>
+          <w:rFonts w:ascii="Arial" w:eastAsia="Arial" w:hAnsi="Arial" w:cs="Arial"/>
+          <w:color w:val="000000"/>
+        </w:rPr>
+        <w:t xml:space="preserve"> streamlit_app.py pasó de unas 1.420 líneas a 73: ahora solo configura la página y la navegación, y cada página es una vista en app/ui/views/, apoyada en módulos auxiliares.</w:t>
+      </w:r>
+    </w:p>
+    <w:p>
+      <w:pPr>
+        <w:numPr>
+          <w:ilvl w:val="0"/>
+          <w:numId w:val="2"/>
+        </w:numPr>
+        <w:spacing w:before="0" w:line="240" w:lineRule="auto"/>
+        <w:rPr>
+          <w:color w:val="000000"/>
+        </w:rPr>
+      </w:pPr>
+      <w:r>
+        <w:rPr>
+          <w:rFonts w:ascii="Arial" w:eastAsia="Arial" w:hAnsi="Arial" w:cs="Arial"/>
+          <w:b/>
+          <w:bCs/>
+          <w:color w:val="000000"/>
+        </w:rPr>
+        <w:t xml:space="preserve">Responsabilidad única (SRP):</w:t>
+      </w:r>
+      <w:r>
+        <w:rPr>
+          <w:rFonts w:ascii="Arial" w:eastAsia="Arial" w:hAnsi="Arial" w:cs="Arial"/>
+          <w:color w:val="000000"/>
+        </w:rPr>
+        <w:t xml:space="preserve"> cada vista representa una sola página y cada módulo auxiliar cumple una única función; por ejemplo, api_client.py solo se comunica con la API y road_geometry.py solo con OSRM.</w:t>
+      </w:r>
+    </w:p>
+    <w:p>
+      <w:pPr>
+        <w:numPr>
+          <w:ilvl w:val="0"/>
+          <w:numId w:val="2"/>
+        </w:numPr>
+        <w:spacing w:before="0" w:line="240" w:lineRule="auto"/>
+        <w:rPr>
+          <w:color w:val="000000"/>
+        </w:rPr>
+      </w:pPr>
+      <w:r>
+        <w:rPr>
+          <w:rFonts w:ascii="Arial" w:eastAsia="Arial" w:hAnsi="Arial" w:cs="Arial"/>
+          <w:b/>
+          <w:bCs/>
+          <w:color w:val="000000"/>
+        </w:rPr>
+        <w:t xml:space="preserve">Abierto/cerrado (OCP):</w:t>
+      </w:r>
+      <w:r>
+        <w:rPr>
+          <w:rFonts w:ascii="Arial" w:eastAsia="Arial" w:hAnsi="Arial" w:cs="Arial"/>
+          <w:color w:val="000000"/>
+        </w:rPr>
+        <w:t xml:space="preserve"> los algoritmos de TSP se registran en el diccionario TSP_SOLVERS, que el endpoint consulta por nombre; agregar uno implica registrarlo (y admitir su nombre en la solicitud) sin modificar la lógica del endpoint.</w:t>
+      </w:r>
+    </w:p>
+    <w:p>
+      <w:pPr>
+        <w:numPr>
+          <w:ilvl w:val="0"/>
+          <w:numId w:val="2"/>
+        </w:numPr>
+        <w:spacing w:before="0" w:line="240" w:lineRule="auto"/>
+        <w:rPr>
+          <w:color w:val="000000"/>
+        </w:rPr>
+      </w:pPr>
+      <w:r>
+        <w:rPr>
+          <w:rFonts w:ascii="Arial" w:eastAsia="Arial" w:hAnsi="Arial" w:cs="Arial"/>
+          <w:b/>
+          <w:bCs/>
+          <w:color w:val="000000"/>
+        </w:rPr>
+        <w:t xml:space="preserve">Inversión de dependencias (DIP):</w:t>
+      </w:r>
+      <w:r>
+        <w:rPr>
+          <w:rFonts w:ascii="Arial" w:eastAsia="Arial" w:hAnsi="Arial" w:cs="Arial"/>
+          <w:color w:val="000000"/>
+        </w:rPr>
+        <w:t xml:space="preserve"> el servidor usa la caché a través de una interfaz común (get, put y get_stats) y get_cache_backend decide en tiempo de ejecución si se usa la LRU o Redis, sin cambios en los endpoints.</w:t>
+      </w:r>
+    </w:p>
+    <w:p>
+      <w:pPr>
+        <w:numPr>
+          <w:ilvl w:val="0"/>
+          <w:numId w:val="2"/>
+        </w:numPr>
+        <w:spacing w:before="0" w:line="240" w:lineRule="auto"/>
+        <w:rPr>
+          <w:color w:val="000000"/>
+        </w:rPr>
+      </w:pPr>
+      <w:r>
+        <w:rPr>
+          <w:rFonts w:ascii="Arial" w:eastAsia="Arial" w:hAnsi="Arial" w:cs="Arial"/>
+          <w:b/>
+          <w:bCs/>
+          <w:color w:val="000000"/>
+        </w:rPr>
+        <w:t xml:space="preserve">Código legible:</w:t>
+      </w:r>
+      <w:r>
+        <w:rPr>
+          <w:rFonts w:ascii="Arial" w:eastAsia="Arial" w:hAnsi="Arial" w:cs="Arial"/>
+          <w:color w:val="000000"/>
+        </w:rPr>
+        <w:t xml:space="preserve"> los valores fijos se reemplazaron por constantes con nombre (umbrales, parámetros del genético, perfiles de transporte), los endpoints extensos se dividieron en funciones auxiliares y se eliminó el código sin uso.</w:t>
+      </w:r>
+    </w:p>
+    <w:p>
+      <w:pPr>
+        <w:numPr>
+          <w:ilvl w:val="0"/>
+          <w:numId w:val="2"/>
+        </w:numPr>
+        <w:spacing w:before="0" w:line="240" w:lineRule="auto"/>
+        <w:rPr>
+          <w:color w:val="000000"/>
+        </w:rPr>
+      </w:pPr>
+      <w:r>
+        <w:rPr>
+          <w:rFonts w:ascii="Arial" w:eastAsia="Arial" w:hAnsi="Arial" w:cs="Arial"/>
+          <w:b/>
+          <w:bCs/>
+          <w:color w:val="000000"/>
+        </w:rPr>
+        <w:t xml:space="preserve">Estilo:</w:t>
+      </w:r>
+      <w:r>
+        <w:rPr>
+          <w:rFonts w:ascii="Arial" w:eastAsia="Arial" w:hAnsi="Arial" w:cs="Arial"/>
+          <w:color w:val="000000"/>
+        </w:rPr>
+        <w:t xml:space="preserve"> flake8 no reporta hallazgos en app/core, app/booking, app/caches, app/data y app/api, excluida la regla de longitud de línea (E501).</w:t>
+      </w:r>
+    </w:p>
+    <w:p>
+      <w:pPr>
+        <w:numPr>
+          <w:ilvl w:val="0"/>
+          <w:numId w:val="2"/>
+        </w:numPr>
+        <w:spacing w:before="0" w:after="240" w:line="240" w:lineRule="auto"/>
+        <w:rPr>
+          <w:color w:val="000000"/>
+        </w:rPr>
+      </w:pPr>
+      <w:r>
+        <w:rPr>
+          <w:rFonts w:ascii="Arial" w:eastAsia="Arial" w:hAnsi="Arial" w:cs="Arial"/>
+          <w:b/>
+          <w:bCs/>
+          <w:color w:val="000000"/>
+        </w:rPr>
+        <w:t xml:space="preserve">Ejecución con un solo comando:</w:t>
+      </w:r>
+      <w:r>
+        <w:rPr>
+          <w:rFonts w:ascii="Arial" w:eastAsia="Arial" w:hAnsi="Arial" w:cs="Arial"/>
+          <w:color w:val="000000"/>
+        </w:rPr>
+        <w:t xml:space="preserve"> install_and_run.bat prepara el entorno, verifica la instalación y levanta la API y la interfaz (sección 8, desafío C).</w:t>
       </w:r>
     </w:p>
     <w:p>
@@ -3787,6 +6387,310 @@
           <w:szCs w:val="34"/>
         </w:rPr>
       </w:pPr>
+      <w:r>
+        <w:rPr>
+          <w:rFonts w:ascii="Arial" w:eastAsia="Arial" w:hAnsi="Arial" w:cs="Arial"/>
+          <w:b/>
+          <w:bCs/>
+          <w:color w:val="000000"/>
+          <w:sz w:val="34"/>
+          <w:szCs w:val="34"/>
+        </w:rPr>
+        <w:t xml:space="preserve">10. Limitaciones y Trabajo Futuro</w:t>
+      </w:r>
+    </w:p>
+    <w:p>
+      <w:pPr>
+        <w:spacing w:before="240" w:after="240" w:line="240" w:lineRule="auto"/>
+        <w:rPr>
+          <w:rFonts w:ascii="Arial" w:eastAsia="Arial" w:hAnsi="Arial" w:cs="Arial"/>
+          <w:color w:val="000000"/>
+        </w:rPr>
+      </w:pPr>
+      <w:r>
+        <w:rPr>
+          <w:rFonts w:ascii="Arial" w:eastAsia="Arial" w:hAnsi="Arial" w:cs="Arial"/>
+          <w:color w:val="000000"/>
+        </w:rPr>
+        <w:t xml:space="preserve">El sistema tiene las siguientes limitaciones conocidas:</w:t>
+      </w:r>
+    </w:p>
+    <w:p>
+      <w:pPr>
+        <w:numPr>
+          <w:ilvl w:val="0"/>
+          <w:numId w:val="2"/>
+        </w:numPr>
+        <w:spacing w:before="240" w:line="240" w:lineRule="auto"/>
+        <w:rPr>
+          <w:color w:val="000000"/>
+        </w:rPr>
+      </w:pPr>
+      <w:r>
+        <w:rPr>
+          <w:rFonts w:ascii="Arial" w:eastAsia="Arial" w:hAnsi="Arial" w:cs="Arial"/>
+          <w:color w:val="000000"/>
+        </w:rPr>
+        <w:t xml:space="preserve">Las reservas, la caché y las métricas se guardan en memoria y se pierden al reiniciar el servidor.</w:t>
+      </w:r>
+    </w:p>
+    <w:p>
+      <w:pPr>
+        <w:numPr>
+          <w:ilvl w:val="0"/>
+          <w:numId w:val="2"/>
+        </w:numPr>
+        <w:spacing w:before="0" w:line="240" w:lineRule="auto"/>
+        <w:rPr>
+          <w:color w:val="000000"/>
+        </w:rPr>
+      </w:pPr>
+      <w:r>
+        <w:rPr>
+          <w:rFonts w:ascii="Arial" w:eastAsia="Arial" w:hAnsi="Arial" w:cs="Arial"/>
+          <w:color w:val="000000"/>
+        </w:rPr>
+        <w:t xml:space="preserve">Los costos, tiempos y peajes son estimaciones basadas en la distancia, no tarifas ni horarios reales.</w:t>
+      </w:r>
+    </w:p>
+    <w:p>
+      <w:pPr>
+        <w:numPr>
+          <w:ilvl w:val="0"/>
+          <w:numId w:val="2"/>
+        </w:numPr>
+        <w:spacing w:before="0" w:line="240" w:lineRule="auto"/>
+        <w:rPr>
+          <w:color w:val="000000"/>
+        </w:rPr>
+      </w:pPr>
+      <w:r>
+        <w:rPr>
+          <w:rFonts w:ascii="Arial" w:eastAsia="Arial" w:hAnsi="Arial" w:cs="Arial"/>
+          <w:color w:val="000000"/>
+        </w:rPr>
+        <w:t xml:space="preserve">Gemini y OSRM son servicios públicos con límites de uso; sin conexión, la aplicación funciona sin recomendaciones y con mapas en línea recta.</w:t>
+      </w:r>
+    </w:p>
+    <w:p>
+      <w:pPr>
+        <w:numPr>
+          <w:ilvl w:val="0"/>
+          <w:numId w:val="2"/>
+        </w:numPr>
+        <w:spacing w:before="0" w:line="240" w:lineRule="auto"/>
+        <w:rPr>
+          <w:color w:val="000000"/>
+        </w:rPr>
+      </w:pPr>
+      <w:r>
+        <w:rPr>
+          <w:rFonts w:ascii="Arial" w:eastAsia="Arial" w:hAnsi="Arial" w:cs="Arial"/>
+          <w:color w:val="000000"/>
+        </w:rPr>
+        <w:t xml:space="preserve">El algoritmo genético no garantiza la solución óptima.</w:t>
+      </w:r>
+    </w:p>
+    <w:p>
+      <w:pPr>
+        <w:numPr>
+          <w:ilvl w:val="0"/>
+          <w:numId w:val="2"/>
+        </w:numPr>
+        <w:spacing w:before="0" w:line="240" w:lineRule="auto"/>
+        <w:rPr>
+          <w:color w:val="000000"/>
+        </w:rPr>
+      </w:pPr>
+      <w:r>
+        <w:rPr>
+          <w:rFonts w:ascii="Arial" w:eastAsia="Arial" w:hAnsi="Arial" w:cs="Arial"/>
+          <w:color w:val="000000"/>
+        </w:rPr>
+        <w:t xml:space="preserve">El proveedor de reservas es simulado.</w:t>
+      </w:r>
+    </w:p>
+    <w:p>
+      <w:pPr>
+        <w:numPr>
+          <w:ilvl w:val="0"/>
+          <w:numId w:val="2"/>
+        </w:numPr>
+        <w:spacing w:before="0" w:line="240" w:lineRule="auto"/>
+        <w:rPr>
+          <w:color w:val="000000"/>
+        </w:rPr>
+      </w:pPr>
+      <w:r>
+        <w:rPr>
+          <w:rFonts w:ascii="Arial" w:eastAsia="Arial" w:hAnsi="Arial" w:cs="Arial"/>
+          <w:color w:val="000000"/>
+        </w:rPr>
+        <w:t xml:space="preserve">No hay autenticación de usuarios.</w:t>
+      </w:r>
+    </w:p>
+    <w:p>
+      <w:pPr>
+        <w:numPr>
+          <w:ilvl w:val="0"/>
+          <w:numId w:val="2"/>
+        </w:numPr>
+        <w:spacing w:before="0" w:after="240" w:line="240" w:lineRule="auto"/>
+        <w:rPr>
+          <w:color w:val="000000"/>
+        </w:rPr>
+      </w:pPr>
+      <w:r>
+        <w:rPr>
+          <w:rFonts w:ascii="Arial" w:eastAsia="Arial" w:hAnsi="Arial" w:cs="Arial"/>
+          <w:color w:val="000000"/>
+        </w:rPr>
+        <w:t xml:space="preserve">Por el GIL, los cálculos de TSP simultáneos no se ejecutan en paralelo.</w:t>
+      </w:r>
+    </w:p>
+    <w:p>
+      <w:pPr>
+        <w:spacing w:before="240" w:after="240" w:line="240" w:lineRule="auto"/>
+        <w:rPr>
+          <w:rFonts w:ascii="Arial" w:eastAsia="Arial" w:hAnsi="Arial" w:cs="Arial"/>
+          <w:color w:val="000000"/>
+        </w:rPr>
+      </w:pPr>
+      <w:r>
+        <w:rPr>
+          <w:rFonts w:ascii="Arial" w:eastAsia="Arial" w:hAnsi="Arial" w:cs="Arial"/>
+          <w:color w:val="000000"/>
+        </w:rPr>
+        <w:t xml:space="preserve">Como trabajo futuro se propone:</w:t>
+      </w:r>
+    </w:p>
+    <w:p>
+      <w:pPr>
+        <w:numPr>
+          <w:ilvl w:val="0"/>
+          <w:numId w:val="2"/>
+        </w:numPr>
+        <w:spacing w:before="240" w:line="240" w:lineRule="auto"/>
+        <w:rPr>
+          <w:color w:val="000000"/>
+        </w:rPr>
+      </w:pPr>
+      <w:r>
+        <w:rPr>
+          <w:rFonts w:ascii="Arial" w:eastAsia="Arial" w:hAnsi="Arial" w:cs="Arial"/>
+          <w:color w:val="000000"/>
+        </w:rPr>
+        <w:t xml:space="preserve">Persistir reservas y métricas en una base de datos.</w:t>
+      </w:r>
+    </w:p>
+    <w:p>
+      <w:pPr>
+        <w:numPr>
+          <w:ilvl w:val="0"/>
+          <w:numId w:val="2"/>
+        </w:numPr>
+        <w:spacing w:before="0" w:line="240" w:lineRule="auto"/>
+        <w:rPr>
+          <w:color w:val="000000"/>
+        </w:rPr>
+      </w:pPr>
+      <w:r>
+        <w:rPr>
+          <w:rFonts w:ascii="Arial" w:eastAsia="Arial" w:hAnsi="Arial" w:cs="Arial"/>
+          <w:color w:val="000000"/>
+        </w:rPr>
+        <w:t xml:space="preserve">Incorporar tarifas reales de transporte.</w:t>
+      </w:r>
+    </w:p>
+    <w:p>
+      <w:pPr>
+        <w:numPr>
+          <w:ilvl w:val="0"/>
+          <w:numId w:val="2"/>
+        </w:numPr>
+        <w:spacing w:before="0" w:line="240" w:lineRule="auto"/>
+        <w:rPr>
+          <w:color w:val="000000"/>
+        </w:rPr>
+      </w:pPr>
+      <w:r>
+        <w:rPr>
+          <w:rFonts w:ascii="Arial" w:eastAsia="Arial" w:hAnsi="Arial" w:cs="Arial"/>
+          <w:color w:val="000000"/>
+        </w:rPr>
+        <w:t xml:space="preserve">Agregar la opción «evitar peajes» para los viajes en auto.</w:t>
+      </w:r>
+    </w:p>
+    <w:p>
+      <w:pPr>
+        <w:numPr>
+          <w:ilvl w:val="0"/>
+          <w:numId w:val="2"/>
+        </w:numPr>
+        <w:spacing w:before="0" w:line="240" w:lineRule="auto"/>
+        <w:rPr>
+          <w:color w:val="000000"/>
+        </w:rPr>
+      </w:pPr>
+      <w:r>
+        <w:rPr>
+          <w:rFonts w:ascii="Arial" w:eastAsia="Arial" w:hAnsi="Arial" w:cs="Arial"/>
+          <w:color w:val="000000"/>
+        </w:rPr>
+        <w:t xml:space="preserve">Resolver los TSP grandes en procesos separados, para aprovechar varios núcleos.</w:t>
+      </w:r>
+    </w:p>
+    <w:p>
+      <w:pPr>
+        <w:numPr>
+          <w:ilvl w:val="0"/>
+          <w:numId w:val="2"/>
+        </w:numPr>
+        <w:spacing w:before="0" w:line="240" w:lineRule="auto"/>
+        <w:rPr>
+          <w:color w:val="000000"/>
+        </w:rPr>
+      </w:pPr>
+      <w:r>
+        <w:rPr>
+          <w:rFonts w:ascii="Arial" w:eastAsia="Arial" w:hAnsi="Arial" w:cs="Arial"/>
+          <w:color w:val="000000"/>
+        </w:rPr>
+        <w:t xml:space="preserve">Aplicar una búsqueda local 2-opt sobre el resultado del genético, para reducir la brecha con el óptimo.</w:t>
+      </w:r>
+    </w:p>
+    <w:p>
+      <w:pPr>
+        <w:numPr>
+          <w:ilvl w:val="0"/>
+          <w:numId w:val="2"/>
+        </w:numPr>
+        <w:spacing w:before="0" w:after="240" w:line="240" w:lineRule="auto"/>
+        <w:rPr>
+          <w:color w:val="000000"/>
+        </w:rPr>
+      </w:pPr>
+      <w:r>
+        <w:rPr>
+          <w:rFonts w:ascii="Arial" w:eastAsia="Arial" w:hAnsi="Arial" w:cs="Arial"/>
+          <w:color w:val="000000"/>
+        </w:rPr>
+        <w:t xml:space="preserve">Aprender las preferencias del usuario a partir de su historial, para personalizar las recomendaciones.</w:t>
+      </w:r>
+    </w:p>
+    <w:p>
+      <w:pPr>
+        <w:pStyle w:val="Ttulo2"/>
+        <w:spacing w:before="360" w:after="80"/>
+        <w:rPr>
+          <w:rFonts w:ascii="Arial" w:eastAsia="Arial" w:hAnsi="Arial" w:cs="Arial"/>
+          <w:b/>
+          <w:bCs/>
+          <w:color w:val="000000"/>
+          <w:sz w:val="34"/>
+          <w:szCs w:val="34"/>
+        </w:rPr>
+      </w:pPr>
       <w:bookmarkStart w:id="23" w:name="_1zqdmnf4zi6n" w:colFirst="0" w:colLast="0"/>
       <w:bookmarkEnd w:id="23"/>
       <w:r>
@@ -3798,7 +6702,7 @@
           <w:sz w:val="34"/>
           <w:szCs w:val="34"/>
         </w:rPr>
-        <w:t>9. Conclusión</w:t>
+        <w:t xml:space="preserve">11. Conclusión</w:t>
       </w:r>
     </w:p>
     <w:p>
@@ -3814,68 +6718,192 @@
           <w:rFonts w:ascii="Arial" w:eastAsia="Arial" w:hAnsi="Arial" w:cs="Arial"/>
           <w:color w:val="000000"/>
         </w:rPr>
-        <w:t xml:space="preserve">En conclusión, el proyecto </w:t>
-      </w:r>
-      <w:r>
-        <w:rPr>
-          <w:rFonts w:ascii="Arial" w:eastAsia="Arial" w:hAnsi="Arial" w:cs="Arial"/>
-          <w:b/>
-          <w:bCs/>
-          <w:color w:val="000000"/>
-        </w:rPr>
-        <w:t>Sistema</w:t>
-      </w:r>
-      <w:r>
-        <w:rPr>
-          <w:rFonts w:ascii="Arial" w:eastAsia="Arial" w:hAnsi="Arial" w:cs="Arial"/>
-          <w:color w:val="000000"/>
-        </w:rPr>
-        <w:t xml:space="preserve"> de Planificación de Viajes</w:t>
-      </w:r>
-      <w:r>
-        <w:rPr>
-          <w:rFonts w:ascii="Arial" w:eastAsia="Arial" w:hAnsi="Arial" w:cs="Arial"/>
-          <w:b/>
-          <w:bCs/>
-          <w:color w:val="000000"/>
-        </w:rPr>
-        <w:t xml:space="preserve"> Multidestino</w:t>
-      </w:r>
-      <w:r>
-        <w:rPr>
-          <w:rFonts w:ascii="Arial" w:eastAsia="Arial" w:hAnsi="Arial" w:cs="Arial"/>
-          <w:color w:val="000000"/>
-        </w:rPr>
-        <w:t xml:space="preserve"> ha logrado integrar con éxito conceptos avanzados de algoritmia, estructuras de datos y diseño de software en una aplicación moderna, funcional y eficiente. La arquitectura seleccio</w:t>
-      </w:r>
-      <w:r>
-        <w:rPr>
-          <w:rFonts w:ascii="Arial" w:eastAsia="Arial" w:hAnsi="Arial" w:cs="Arial"/>
-          <w:color w:val="000000"/>
-        </w:rPr>
-        <w:t>nada, basada en la separación de responsabilidades y el uso de tecnologías asíncronas, ha permitido resolver problemas complejos de optimización combinatoria, como el TSP, manteniendo una experiencia de usuario fluida y responsiva. La implementación de téc</w:t>
-      </w:r>
-      <w:r>
-        <w:rPr>
-          <w:rFonts w:ascii="Arial" w:eastAsia="Arial" w:hAnsi="Arial" w:cs="Arial"/>
-          <w:color w:val="000000"/>
-        </w:rPr>
-        <w:t>nicas de Inteligencia Artificial adaptativa añade un valor significativo, personalizando la experiencia del usuario mediante aprendizaje continuo. El sistema demuestra robustez técnica, alta eficiencia algorítmica y una estricta adherencia a buenas práctic</w:t>
-      </w:r>
-      <w:r>
-        <w:rPr>
-          <w:rFonts w:ascii="Arial" w:eastAsia="Arial" w:hAnsi="Arial" w:cs="Arial"/>
-          <w:color w:val="000000"/>
-        </w:rPr>
-        <w:t xml:space="preserve">as de ingeniería de software, </w:t>
-      </w:r>
-      <w:r>
-        <w:rPr>
-          <w:rFonts w:ascii="Arial" w:eastAsia="Arial" w:hAnsi="Arial" w:cs="Arial"/>
-          <w:color w:val="000000"/>
-        </w:rPr>
-        <w:lastRenderedPageBreak/>
-        <w:t>constituyendo una solución completa, escalable y profesional para la gestión avanzada de itinerarios de viaje.</w:t>
+        <w:t xml:space="preserve">El sistema integra en una aplicación funcional los contenidos principales de la materia. Dijkstra resuelve el camino mínimo entre dos ciudades y construye la matriz de costos del TSP; Held-Karp obtiene el orden óptimo de visita hasta 12 ciudades y, por encima de ese tamaño, el algoritmo genético entrega una solución de buena calidad en un tiempo acotado. El servidor elige el algoritmo, evita recálculos mediante la caché, procesa las reservas en lotes sin bloquear el bucle de eventos y registra métricas reales de cada ejecución.</w:t>
+      </w:r>
+    </w:p>
+    <w:p>
+      <w:pPr>
+        <w:spacing w:before="240" w:after="240" w:line="240" w:lineRule="auto"/>
+        <w:rPr>
+          <w:rFonts w:ascii="Arial" w:eastAsia="Arial" w:hAnsi="Arial" w:cs="Arial"/>
+          <w:color w:val="000000"/>
+        </w:rPr>
+      </w:pPr>
+      <w:r>
+        <w:rPr>
+          <w:rFonts w:ascii="Arial" w:eastAsia="Arial" w:hAnsi="Arial" w:cs="Arial"/>
+          <w:color w:val="000000"/>
+        </w:rPr>
+        <w:t xml:space="preserve">Las mediciones confirmaron el crecimiento exponencial de Held-Karp y justifican el umbral elegido. Las recomendaciones con Gemini complementan el itinerario según el interés del usuario, sin comprometer el resto del sistema cuando el servicio no está disponible. Las 178 pruebas automatizadas y la separación en capas facilitan el mantenimiento, y las limitaciones descritas en la sección 10 señalan las líneas de trabajo futuro.</w:t>
+      </w:r>
+    </w:p>
+    <w:p>
+      <w:pPr>
+        <w:pStyle w:val="Ttulo2"/>
+        <w:spacing w:before="360" w:after="80"/>
+        <w:rPr>
+          <w:rFonts w:ascii="Arial" w:eastAsia="Arial" w:hAnsi="Arial" w:cs="Arial"/>
+          <w:b/>
+          <w:bCs/>
+          <w:color w:val="000000"/>
+          <w:sz w:val="34"/>
+          <w:szCs w:val="34"/>
+        </w:rPr>
+      </w:pPr>
+      <w:r>
+        <w:rPr>
+          <w:rFonts w:ascii="Arial" w:eastAsia="Arial" w:hAnsi="Arial" w:cs="Arial"/>
+          <w:b/>
+          <w:bCs/>
+          <w:color w:val="000000"/>
+          <w:sz w:val="34"/>
+          <w:szCs w:val="34"/>
+        </w:rPr>
+        <w:t xml:space="preserve">Anexo A. Cómo Ejecutar el Sistema</w:t>
+      </w:r>
+    </w:p>
+    <w:p>
+      <w:pPr>
+        <w:numPr>
+          <w:ilvl w:val="0"/>
+          <w:numId w:val="2"/>
+        </w:numPr>
+        <w:spacing w:before="240" w:line="240" w:lineRule="auto"/>
+        <w:rPr>
+          <w:color w:val="000000"/>
+        </w:rPr>
+      </w:pPr>
+      <w:r>
+        <w:rPr>
+          <w:rFonts w:ascii="Arial" w:eastAsia="Arial" w:hAnsi="Arial" w:cs="Arial"/>
+          <w:b/>
+          <w:bCs/>
+          <w:color w:val="000000"/>
+        </w:rPr>
+        <w:t xml:space="preserve">Requisitos:</w:t>
+      </w:r>
+      <w:r>
+        <w:rPr>
+          <w:rFonts w:ascii="Arial" w:eastAsia="Arial" w:hAnsi="Arial" w:cs="Arial"/>
+          <w:color w:val="000000"/>
+        </w:rPr>
+        <w:t xml:space="preserve"> Windows y Python 3.10 o superior (probado con Python 3.13).</w:t>
+      </w:r>
+    </w:p>
+    <w:p>
+      <w:pPr>
+        <w:numPr>
+          <w:ilvl w:val="0"/>
+          <w:numId w:val="2"/>
+        </w:numPr>
+        <w:spacing w:before="0" w:line="240" w:lineRule="auto"/>
+        <w:rPr>
+          <w:color w:val="000000"/>
+        </w:rPr>
+      </w:pPr>
+      <w:r>
+        <w:rPr>
+          <w:rFonts w:ascii="Arial" w:eastAsia="Arial" w:hAnsi="Arial" w:cs="Arial"/>
+          <w:b/>
+          <w:bCs/>
+          <w:color w:val="000000"/>
+        </w:rPr>
+        <w:t xml:space="preserve">Inicio:</w:t>
+      </w:r>
+      <w:r>
+        <w:rPr>
+          <w:rFonts w:ascii="Arial" w:eastAsia="Arial" w:hAnsi="Arial" w:cs="Arial"/>
+          <w:color w:val="000000"/>
+        </w:rPr>
+        <w:t xml:space="preserve"> ejecutar travel_planner\install_and_run.bat. La primera vez crea el entorno virtual e instala las dependencias.</w:t>
+      </w:r>
+    </w:p>
+    <w:p>
+      <w:pPr>
+        <w:numPr>
+          <w:ilvl w:val="0"/>
+          <w:numId w:val="2"/>
+        </w:numPr>
+        <w:spacing w:before="0" w:line="240" w:lineRule="auto"/>
+        <w:rPr>
+          <w:color w:val="000000"/>
+        </w:rPr>
+      </w:pPr>
+      <w:r>
+        <w:rPr>
+          <w:rFonts w:ascii="Arial" w:eastAsia="Arial" w:hAnsi="Arial" w:cs="Arial"/>
+          <w:b/>
+          <w:bCs/>
+          <w:color w:val="000000"/>
+        </w:rPr>
+        <w:t xml:space="preserve">Direcciones:</w:t>
+      </w:r>
+      <w:r>
+        <w:rPr>
+          <w:rFonts w:ascii="Arial" w:eastAsia="Arial" w:hAnsi="Arial" w:cs="Arial"/>
+          <w:color w:val="000000"/>
+        </w:rPr>
+        <w:t xml:space="preserve"> interfaz en http://localhost:8501 y documentación interactiva de la API en http://localhost:8000/docs.</w:t>
+      </w:r>
+    </w:p>
+    <w:p>
+      <w:pPr>
+        <w:numPr>
+          <w:ilvl w:val="0"/>
+          <w:numId w:val="2"/>
+        </w:numPr>
+        <w:spacing w:before="0" w:line="240" w:lineRule="auto"/>
+        <w:rPr>
+          <w:color w:val="000000"/>
+        </w:rPr>
+      </w:pPr>
+      <w:r>
+        <w:rPr>
+          <w:rFonts w:ascii="Arial" w:eastAsia="Arial" w:hAnsi="Arial" w:cs="Arial"/>
+          <w:b/>
+          <w:bCs/>
+          <w:color w:val="000000"/>
+        </w:rPr>
+        <w:t xml:space="preserve">Pruebas:</w:t>
+      </w:r>
+      <w:r>
+        <w:rPr>
+          <w:rFonts w:ascii="Arial" w:eastAsia="Arial" w:hAnsi="Arial" w:cs="Arial"/>
+          <w:color w:val="000000"/>
+        </w:rPr>
+        <w:t xml:space="preserve"> desde la carpeta travel_planner, ejecutar .venv\Scripts\python.exe </w:t>
+        <w:noBreakHyphen/>
+        <w:t xml:space="preserve">m pytest </w:t>
+        <w:noBreakHyphen/>
+        <w:t xml:space="preserve">q.</w:t>
+      </w:r>
+    </w:p>
+    <w:p>
+      <w:pPr>
+        <w:numPr>
+          <w:ilvl w:val="0"/>
+          <w:numId w:val="2"/>
+        </w:numPr>
+        <w:spacing w:before="0" w:after="240" w:line="240" w:lineRule="auto"/>
+        <w:rPr>
+          <w:color w:val="000000"/>
+        </w:rPr>
+      </w:pPr>
+      <w:r>
+        <w:rPr>
+          <w:rFonts w:ascii="Arial" w:eastAsia="Arial" w:hAnsi="Arial" w:cs="Arial"/>
+          <w:b/>
+          <w:bCs/>
+          <w:color w:val="000000"/>
+        </w:rPr>
+        <w:t xml:space="preserve">Recomendaciones (opcional):</w:t>
+      </w:r>
+      <w:r>
+        <w:rPr>
+          <w:rFonts w:ascii="Arial" w:eastAsia="Arial" w:hAnsi="Arial" w:cs="Arial"/>
+          <w:color w:val="000000"/>
+        </w:rPr>
+        <w:t xml:space="preserve"> definir GOOGLE_API_KEY en el archivo travel_planner/.env. Sin la clave, el sistema funciona igual y la sección de recomendaciones muestra un aviso.</w:t>
       </w:r>
     </w:p>
     <w:p>

--- a/Informe Final PEF.docx
+++ b/Informe Final PEF.docx
@@ -5683,6 +5683,22 @@
           <w:color w:val="000000"/>
         </w:rPr>
         <w:t xml:space="preserve">La brecha es el exceso del costo del genético sobre el óptimo de Held-Karp en la misma instancia. La proyección usa t = C·n²·2ⁿ, con la constante C calibrada en n = 12 (82 ms). La fórmula predice 0,19 s para 13 ciudades y 0,45 s para 14, cerca de lo medido (0,18 s y 0,43 s), lo que confirma el crecimiento exponencial. El genético, en cambio, tarda entre 2,6 y 4,5 s casi con independencia de n, porque evalúa siempre la misma cantidad de recorridos; en promedio (3,5 s), Held-Karp pasaría a ser más lento a partir de unas 17 ciudades. Los valores absolutos dependen de la carga del equipo: en tres corridas, Held-Karp con 12 ciudades tardó entre 82 y 132 ms. El benchmark del Laboratorio usa una población de 150 y 300 generaciones, por lo que allí el genético resulta algo más rápido.</w:t>
+      </w:r>
+    </w:p>
+    <w:p>
+      <w:pPr>
+        <w:spacing w:before="240" w:after="240" w:line="240" w:lineRule="auto"/>
+        <w:rPr>
+          <w:rFonts w:ascii="Arial" w:eastAsia="Arial" w:hAnsi="Arial" w:cs="Arial"/>
+          <w:color w:val="000000"/>
+        </w:rPr>
+      </w:pPr>
+      <w:r>
+        <w:rPr>
+          <w:rFonts w:ascii="Arial" w:eastAsia="Arial" w:hAnsi="Arial" w:cs="Arial"/>
+          <w:color w:val="000000"/>
+        </w:rPr>
+        <w:t xml:space="preserve">La presentación muestra una corrida de referencia distinta: Held-Karp ≈ 69 ms con 12 ciudades, genético ≈ 2 s, proyección de ≈ 41 min para 25 ciudades y cruce en n ≈ 16. La corrida de este informe dio ≈ 82 ms, ≈ 3,5 s, ≈ 49 min y n ≈ 17. La diferencia se explica por la carga del equipo en cada corrida (las repeticiones difirieron entre un 20 % y un 60 %); el orden de magnitud, el crecimiento exponencial y la decisión del umbral de 12 ciudades son los mismos en ambos casos.</w:t>
       </w:r>
     </w:p>
     <w:p>

--- a/Informe Final PEF.docx
+++ b/Informe Final PEF.docx
@@ -281,7 +281,7 @@
           <w:rFonts w:ascii="Arial" w:eastAsia="Arial" w:hAnsi="Arial" w:cs="Arial"/>
           <w:color w:val="000000"/>
         </w:rPr>
-        <w:t xml:space="preserve">La API guarda en caché los resultados ya calculados, procesa las reservas en lotes de forma asíncrona y registra métricas reales de cada ejecución de los algoritmos, que la interfaz muestra junto con un benchmark controlado. La interfaz agrega recomendaciones turísticas generadas con Google Gemini según el interés que elige el usuario. El comportamiento se verifica con 178 pruebas automatizadas. El objetivo del trabajo es aplicar los contenidos de la materia (algoritmos de grafos, programación dinámica, concurrencia con asyncio, caché y medición del rendimiento) en un sistema completo y organizado en capas.</w:t>
+        <w:t xml:space="preserve">La API guarda en caché los resultados ya calculados, procesa las reservas en lotes de forma asíncrona y registra métricas reales de cada ejecución de los algoritmos, que la interfaz muestra junto con un benchmark controlado. La interfaz agrega recomendaciones turísticas generadas con Google Gemini según el interés que elige el usuario. El comportamiento se verifica con 214 pruebas automatizadas. El objetivo del trabajo es aplicar los contenidos de la materia (algoritmos de grafos, programación dinámica, concurrencia con asyncio, caché y medición del rendimiento) en un sistema completo y organizado en capas.</w:t>
       </w:r>
     </w:p>
     <w:p>
@@ -5997,7 +5997,7 @@
           <w:rFonts w:ascii="Arial" w:eastAsia="Arial" w:hAnsi="Arial" w:cs="Arial"/>
           <w:color w:val="000000"/>
         </w:rPr>
-        <w:t xml:space="preserve">El proyecto cuenta con 178 pruebas automatizadas con Pytest, que se ejecutan desde la carpeta travel_planner con python </w:t>
+        <w:t xml:space="preserve">El proyecto cuenta con 214 pruebas automatizadas con Pytest, que se ejecutan desde la carpeta travel_planner con python </w:t>
         <w:noBreakHyphen/>
         <w:t xml:space="preserve">m pytest </w:t>
         <w:noBreakHyphen/>
@@ -6750,7 +6750,7 @@
           <w:rFonts w:ascii="Arial" w:eastAsia="Arial" w:hAnsi="Arial" w:cs="Arial"/>
           <w:color w:val="000000"/>
         </w:rPr>
-        <w:t xml:space="preserve">Las mediciones confirmaron el crecimiento exponencial de Held-Karp y justifican el umbral elegido. Las recomendaciones con Gemini complementan el itinerario según el interés del usuario, sin comprometer el resto del sistema cuando el servicio no está disponible. Las 178 pruebas automatizadas y la separación en capas facilitan el mantenimiento, y las limitaciones descritas en la sección 10 señalan las líneas de trabajo futuro.</w:t>
+        <w:t xml:space="preserve">Las mediciones confirmaron el crecimiento exponencial de Held-Karp y justifican el umbral elegido. Las recomendaciones con Gemini complementan el itinerario según el interés del usuario, sin comprometer el resto del sistema cuando el servicio no está disponible. Las 214 pruebas automatizadas y la separación en capas facilitan el mantenimiento, y las limitaciones descritas en la sección 10 señalan las líneas de trabajo futuro.</w:t>
       </w:r>
     </w:p>
     <w:p>

--- a/Informe Final PEF.docx
+++ b/Informe Final PEF.docx
@@ -3051,7 +3051,7 @@
           <w:rFonts w:ascii="Arial" w:eastAsia="Arial" w:hAnsi="Arial" w:cs="Arial"/>
           <w:color w:val="000000"/>
         </w:rPr>
-        <w:t xml:space="preserve"> se reduce la complejidad factorial O(n!) de la fuerza bruta a O(n² · 2ⁿ) en tiempo y O(n · 2ⁿ) en memoria. En la práctica, esto permite resolver de forma exacta y en tiempo interactivo itinerarios de hasta 12 ciudades (aproximadamente 590.000 operaciones elementales, unos 80 ms medidos; sección 9.1). Por encima de ese umbral el sistema recurre al algoritmo genético descrito en la sección 5.4.</w:t>
+        <w:t xml:space="preserve"> se reduce la complejidad factorial O(n!) de la fuerza bruta a O(n² · 2ⁿ) en tiempo y O(n · 2ⁿ) en memoria. La cuenta es directa: hay n · 2ⁿ estados posibles, uno por cada combinación de qué ciudades ya se visitaron y en cuál se está, y en cada estado se prueban hasta n ciudades siguientes; por lo tanto, n · 2ⁿ estados × n pruebas = n² · 2ⁿ operaciones. Como se guarda un resultado por estado, la memoria es n · 2ⁿ. En la práctica, esto permite resolver de forma exacta y en tiempo interactivo itinerarios de hasta 12 ciudades (aproximadamente 590.000 operaciones elementales, unos 80 ms medidos; sección 9.1). Por encima de ese umbral el sistema recurre al algoritmo genético descrito en la sección 5.4.</w:t>
       </w:r>
     </w:p>
     <w:p>
@@ -5682,7 +5682,7 @@
           <w:rFonts w:ascii="Arial" w:eastAsia="Arial" w:hAnsi="Arial" w:cs="Arial"/>
           <w:color w:val="000000"/>
         </w:rPr>
-        <w:t xml:space="preserve">La brecha es el exceso del costo del genético sobre el óptimo de Held-Karp en la misma instancia. La proyección usa t = C·n²·2ⁿ, con la constante C calibrada en n = 12 (82 ms). La fórmula predice 0,19 s para 13 ciudades y 0,45 s para 14, cerca de lo medido (0,18 s y 0,43 s), lo que confirma el crecimiento exponencial. El genético, en cambio, tarda entre 2,6 y 4,5 s casi con independencia de n, porque evalúa siempre la misma cantidad de recorridos; en promedio (3,5 s), Held-Karp pasaría a ser más lento a partir de unas 17 ciudades. Los valores absolutos dependen de la carga del equipo: en tres corridas, Held-Karp con 12 ciudades tardó entre 82 y 132 ms. El benchmark del Laboratorio usa una población de 150 y 300 generaciones, por lo que allí el genético resulta algo más rápido.</w:t>
+        <w:t xml:space="preserve">La brecha es el exceso del costo del genético sobre el óptimo de Held-Karp en la misma instancia. La proyección usa t = C·n²·2ⁿ (t: tiempo; n: cantidad de ciudades), con la constante C calibrada en n = 12 (82 ms). La fórmula predice 0,19 s para 13 ciudades y 0,45 s para 14, cerca de lo medido (0,18 s y 0,43 s), lo que confirma el crecimiento exponencial. El genético, en cambio, tarda entre 2,6 y 4,5 s casi con independencia de n, porque evalúa siempre la misma cantidad de recorridos; en promedio (3,5 s), Held-Karp pasaría a ser más lento a partir de unas 17 ciudades. Los valores absolutos dependen de la carga del equipo: en tres corridas, Held-Karp con 12 ciudades tardó entre 82 y 132 ms. El benchmark del Laboratorio usa una población de 150 y 300 generaciones, por lo que allí el genético resulta algo más rápido.</w:t>
       </w:r>
     </w:p>
     <w:p>
@@ -5789,7 +5789,7 @@
           <w:rFonts w:ascii="Arial" w:eastAsia="Arial" w:hAnsi="Arial" w:cs="Arial"/>
           <w:color w:val="000000"/>
         </w:rPr>
-        <w:t xml:space="preserve"> p50, p95 y máximo por algoritmo, y la media móvil de las últimas 10 ejecuciones, que permite detectar una degradación a lo largo del tiempo.</w:t>
+        <w:t xml:space="preserve"> p50, p95 y máximo por algoritmo, y la media móvil de las últimas 10 ejecuciones. El p50 (mediana) es el tiempo por debajo del cual termina la mitad de las ejecuciones, es decir, el caso típico; el p95 es el tiempo por debajo del cual termina el 95 % y refleja los casos lentos; el máximo es la ejecución más lenta registrada. La media móvil es el promedio de las últimas 10 ejecuciones: si crece con el tiempo, indica una degradación del sistema.</w:t>
       </w:r>
     </w:p>
     <w:p>
